--- a/downloads/workbook/ai-5-week-32.docx
+++ b/downloads/workbook/ai-5-week-32.docx
@@ -992,6 +992,178 @@
         <w:t>Project connection: For your Image-pattern Network Investigation, save the input, procedure, observed result and limitation of this check. Label this worked example as practice; use a different, previously unreviewed case when checking independent understanding.</w:t>
       </w:r>
     </w:p>
+    <w:p>
+      <w:pPr>
+        <w:pStyle w:val="Heading1"/>
+      </w:pPr>
+      <w:r>
+        <w:t>13. Project portfolio milestone</w:t>
+      </w:r>
+    </w:p>
+    <w:p>
+      <w:r>
+        <w:t>Project: Image-pattern Network Investigation</w:t>
+      </w:r>
+    </w:p>
+    <w:p>
+      <w:r>
+        <w:t>Current milestone: Present and defend. Demonstrate the system, explain one failure and justify the next improvement with evidence.</w:t>
+      </w:r>
+    </w:p>
+    <w:p>
+      <w:r>
+        <w:t>For your Image-pattern Network Investigation, save the input, procedure, observed result and limitation of this check. Label this worked example as practice; use a different, previously unreviewed case when checking independent understanding.</w:t>
+      </w:r>
+    </w:p>
+    <w:tbl>
+      <w:tblPr>
+        <w:tblStyle w:val="LightShading-Accent1"/>
+        <w:tblW w:type="auto" w:w="0"/>
+        <w:tblLook w:firstColumn="1" w:firstRow="1" w:lastColumn="0" w:lastRow="0" w:noHBand="0" w:noVBand="1" w:val="04A0"/>
+      </w:tblPr>
+      <w:tblGrid>
+        <w:gridCol w:w="5112"/>
+        <w:gridCol w:w="5112"/>
+      </w:tblGrid>
+      <w:tr>
+        <w:trPr>
+          <w:tblHeader/>
+        </w:trPr>
+        <w:tc>
+          <w:tcPr>
+            <w:tcW w:type="dxa" w:w="5112"/>
+          </w:tcPr>
+          <w:p>
+            <w:r>
+              <w:t>Evidence to keep</w:t>
+            </w:r>
+          </w:p>
+        </w:tc>
+        <w:tc>
+          <w:tcPr>
+            <w:tcW w:type="dxa" w:w="5112"/>
+          </w:tcPr>
+          <w:p>
+            <w:r>
+              <w:t>My record</w:t>
+            </w:r>
+          </w:p>
+        </w:tc>
+      </w:tr>
+      <w:tr>
+        <w:tc>
+          <w:tcPr>
+            <w:tcW w:type="dxa" w:w="5112"/>
+          </w:tcPr>
+          <w:p>
+            <w:r>
+              <w:t>This week’s input and deciding step</w:t>
+            </w:r>
+          </w:p>
+        </w:tc>
+        <w:tc>
+          <w:tcPr>
+            <w:tcW w:type="dxa" w:w="5112"/>
+          </w:tcPr>
+          <w:p>
+            <w:r/>
+          </w:p>
+        </w:tc>
+      </w:tr>
+      <w:tr>
+        <w:tc>
+          <w:tcPr>
+            <w:tcW w:type="dxa" w:w="5112"/>
+          </w:tcPr>
+          <w:p>
+            <w:r>
+              <w:t>Prediction and actual result (or labelled paper trace)</w:t>
+            </w:r>
+          </w:p>
+        </w:tc>
+        <w:tc>
+          <w:tcPr>
+            <w:tcW w:type="dxa" w:w="5112"/>
+          </w:tcPr>
+          <w:p>
+            <w:r/>
+          </w:p>
+        </w:tc>
+      </w:tr>
+      <w:tr>
+        <w:tc>
+          <w:tcPr>
+            <w:tcW w:type="dxa" w:w="5112"/>
+          </w:tcPr>
+          <w:p>
+            <w:r>
+              <w:t>One change since the previous checkpoint and why</w:t>
+            </w:r>
+          </w:p>
+        </w:tc>
+        <w:tc>
+          <w:tcPr>
+            <w:tcW w:type="dxa" w:w="5112"/>
+          </w:tcPr>
+          <w:p>
+            <w:r/>
+          </w:p>
+        </w:tc>
+      </w:tr>
+      <w:tr>
+        <w:tc>
+          <w:tcPr>
+            <w:tcW w:type="dxa" w:w="5112"/>
+          </w:tcPr>
+          <w:p>
+            <w:r>
+              <w:t>One error or limit and the next test</w:t>
+            </w:r>
+          </w:p>
+        </w:tc>
+        <w:tc>
+          <w:tcPr>
+            <w:tcW w:type="dxa" w:w="5112"/>
+          </w:tcPr>
+          <w:p>
+            <w:r/>
+          </w:p>
+        </w:tc>
+      </w:tr>
+    </w:tbl>
+    <w:p>
+      <w:pPr>
+        <w:pStyle w:val="Heading3"/>
+      </w:pPr>
+      <w:r>
+        <w:t>Explain what this week adds to your project. Reuse last week’s record rather than starting again.</w:t>
+      </w:r>
+    </w:p>
+    <w:p>
+      <w:r>
+        <w:t>________________________________________________________________</w:t>
+      </w:r>
+    </w:p>
+    <w:p>
+      <w:r>
+        <w:t>________________________________________________________________</w:t>
+      </w:r>
+    </w:p>
+    <w:p>
+      <w:r>
+        <w:t>________________________________________________________________</w:t>
+      </w:r>
+    </w:p>
+    <w:p>
+      <w:r>
+        <w:t>________________________________________________________________</w:t>
+      </w:r>
+    </w:p>
+    <w:p>
+      <w:r>
+        <w:t>________________________________________________________________</w:t>
+      </w:r>
+    </w:p>
     <w:sectPr>
       <w:pgSz w:w="12240" w:h="15840"/>
       <w:pgMar w:top="936" w:right="1008" w:bottom="936" w:left="1008" w:header="720" w:footer="720" w:gutter="0"/>

--- a/downloads/workbook/ai-5-week-32.docx
+++ b/downloads/workbook/ai-5-week-32.docx
@@ -1164,6 +1164,248 @@
         <w:t>________________________________________________________________</w:t>
       </w:r>
     </w:p>
+    <w:p>
+      <w:pPr>
+        <w:pStyle w:val="Heading1"/>
+      </w:pPr>
+      <w:r>
+        <w:t>14. Supported practice and learning evidence</w:t>
+      </w:r>
+    </w:p>
+    <w:p>
+      <w:r>
+        <w:t>Use this supported practice once, in the browser or on paper. Keep the reserved independent assessment for a separate first attempt before teacher feedback.</w:t>
+      </w:r>
+    </w:p>
+    <w:p>
+      <w:r>
+        <w:t>Document checkpoint selection so another team can reconstruct every reported number.</w:t>
+      </w:r>
+    </w:p>
+    <w:p>
+      <w:pPr>
+        <w:pStyle w:val="Heading3"/>
+      </w:pPr>
+      <w:r>
+        <w:t>Practice 1: explain the deciding evidence</w:t>
+      </w:r>
+    </w:p>
+    <w:p>
+      <w:r>
+        <w:t>Which labelled step matches this detail? Choose a = 1.25; save R8, inputs, formula, checkpoint values, loss rule and validation role.</w:t>
+      </w:r>
+    </w:p>
+    <w:p>
+      <w:r>
+        <w:t>1. Checkpoint comparison</w:t>
+      </w:r>
+    </w:p>
+    <w:p>
+      <w:r>
+        <w:t>2. Select and record</w:t>
+      </w:r>
+    </w:p>
+    <w:p>
+      <w:r>
+        <w:t>3. Baseline prediction</w:t>
+      </w:r>
+    </w:p>
+    <w:p>
+      <w:pPr>
+        <w:pStyle w:val="Heading3"/>
+      </w:pPr>
+      <w:r>
+        <w:t>My selected conclusion, deciding fact and explanation</w:t>
+      </w:r>
+    </w:p>
+    <w:p>
+      <w:r>
+        <w:t>________________________________________________________________</w:t>
+      </w:r>
+    </w:p>
+    <w:p>
+      <w:r>
+        <w:t>________________________________________________________________</w:t>
+      </w:r>
+    </w:p>
+    <w:p>
+      <w:r>
+        <w:t>________________________________________________________________</w:t>
+      </w:r>
+    </w:p>
+    <w:p>
+      <w:r>
+        <w:t>________________________________________________________________</w:t>
+      </w:r>
+    </w:p>
+    <w:p>
+      <w:r>
+        <w:t>________________________________________________________________</w:t>
+      </w:r>
+    </w:p>
+    <w:p>
+      <w:r>
+        <w:t>Hint if needed: Read the steps in the pictorial case. Match the supplied detail to the stage that performs or records it.</w:t>
+      </w:r>
+    </w:p>
+    <w:p>
+      <w:r>
+        <w:t>After your attempt, compare with the supported explanation: Select and record Choose a = 1.25; save R8, inputs, formula, checkpoint values, loss rule and validation role. A reproducible record includes the actual input, formula, parameters and scoring rule, together with each dataset’s role. The validation case selects the best supplied checkpoint, so it is part of development. Save that selection history and freeze the checkpoint before evaluating fresh final cases. Renaming the same case a test does not change how it was used.</w:t>
+      </w:r>
+    </w:p>
+    <w:p>
+      <w:pPr>
+        <w:pStyle w:val="Heading3"/>
+      </w:pPr>
+      <w:r>
+        <w:t>Practice 2: explain the deciding evidence</w:t>
+      </w:r>
+    </w:p>
+    <w:p>
+      <w:r>
+        <w:t>Changed-case practice: A teammate calls V4 a final test after using it to select a=1.25. Which conclusion is supported by the supplied facts?</w:t>
+      </w:r>
+    </w:p>
+    <w:p>
+      <w:r>
+        <w:t>1. We can decide the result without examining the changed input or the procedure.</w:t>
+      </w:r>
+    </w:p>
+    <w:p>
+      <w:r>
+        <w:t>2. This one example guarantees correct results for every future input.</w:t>
+      </w:r>
+    </w:p>
+    <w:p>
+      <w:r>
+        <w:t>3. Correct its role to validation; it was used for selection.</w:t>
+      </w:r>
+    </w:p>
+    <w:p>
+      <w:pPr>
+        <w:pStyle w:val="Heading3"/>
+      </w:pPr>
+      <w:r>
+        <w:t>My selected conclusion, deciding fact and explanation</w:t>
+      </w:r>
+    </w:p>
+    <w:p>
+      <w:r>
+        <w:t>________________________________________________________________</w:t>
+      </w:r>
+    </w:p>
+    <w:p>
+      <w:r>
+        <w:t>________________________________________________________________</w:t>
+      </w:r>
+    </w:p>
+    <w:p>
+      <w:r>
+        <w:t>________________________________________________________________</w:t>
+      </w:r>
+    </w:p>
+    <w:p>
+      <w:r>
+        <w:t>________________________________________________________________</w:t>
+      </w:r>
+    </w:p>
+    <w:p>
+      <w:r>
+        <w:t>________________________________________________________________</w:t>
+      </w:r>
+    </w:p>
+    <w:p>
+      <w:r>
+        <w:t>Hint if needed: Use the changed condition and the deciding step in the pictorial trace. The answer must say what follows from those facts.</w:t>
+      </w:r>
+    </w:p>
+    <w:p>
+      <w:r>
+        <w:t>After your attempt, compare with the supported explanation: Correct its role to validation; it was used for selection. Changing the label on a dataset does not make its evidence untouched.</w:t>
+      </w:r>
+    </w:p>
+    <w:p>
+      <w:pPr>
+        <w:pStyle w:val="Heading3"/>
+      </w:pPr>
+      <w:r>
+        <w:t>Repair a missing building block</w:t>
+      </w:r>
+    </w:p>
+    <w:p>
+      <w:r>
+        <w:t>Review Efficiency and resource measurement (ai-5/31). Goal: Calculate throughput and amortised time per example from repeated timings. Short practice: Why is 10ms/case not necessarily a single-request latency? Point to the relevant step in the picture, then write the changed result and the rule or evidence that supports it.. Return to this week and explain what you changed.</w:t>
+      </w:r>
+    </w:p>
+    <w:p>
+      <w:r>
+        <w:t>Review Uncertainty and failure analysis (ai-5/29). Goal: Distinguish a predicted class, confidence score and observed correctness. Short practice: What is C’s positive-class probability and chosen-label confidence? Point to the relevant step in the picture, then write the changed result and the rule or evidence that supports it.. Return to this week and explain what you changed.</w:t>
+      </w:r>
+    </w:p>
+    <w:p>
+      <w:r>
+        <w:t>Review Embeddings and neighbourhoods (ai-5/26). Goal: Look up a vector using a token ID and preserve sequence shape. Short practice: What would justify claiming nearby vectors mean related topics? Point to the relevant step in the picture, then write the changed result and the rule or evidence that supports it.. Return to this week and explain what you changed.</w:t>
+      </w:r>
+    </w:p>
+    <w:p>
+      <w:pPr>
+        <w:pStyle w:val="Heading3"/>
+      </w:pPr>
+      <w:r>
+        <w:t>Predict, run and debug</w:t>
+      </w:r>
+    </w:p>
+    <w:p>
+      <w:r>
+        <w:t>The browser lab lets you edit the supported Python examples already included in this lesson. Predict first, run, inspect the actual output or error, change one input, then run again. Keep code, predictions, actual results and a reasoned revision together. On paper, label your result as a trace rather than an execution.</w:t>
+      </w:r>
+    </w:p>
+    <w:p>
+      <w:pPr>
+        <w:pStyle w:val="Heading3"/>
+      </w:pPr>
+      <w:r>
+        <w:t>Keep your completed work</w:t>
+      </w:r>
+    </w:p>
+    <w:p>
+      <w:r>
+        <w:t>Use Download completed work in the hosted lesson to export your answers, reflections, practice feedback and code-run evidence. Open the HTML copy to read or print it. Drafts stay in this browser when storage is available; clear drafts on a shared device.</w:t>
+      </w:r>
+    </w:p>
+    <w:p>
+      <w:pPr>
+        <w:pStyle w:val="Heading3"/>
+      </w:pPr>
+      <w:r>
+        <w:t>What I repaired, the evidence I kept and the next test</w:t>
+      </w:r>
+    </w:p>
+    <w:p>
+      <w:r>
+        <w:t>________________________________________________________________</w:t>
+      </w:r>
+    </w:p>
+    <w:p>
+      <w:r>
+        <w:t>________________________________________________________________</w:t>
+      </w:r>
+    </w:p>
+    <w:p>
+      <w:r>
+        <w:t>________________________________________________________________</w:t>
+      </w:r>
+    </w:p>
+    <w:p>
+      <w:r>
+        <w:t>________________________________________________________________</w:t>
+      </w:r>
+    </w:p>
+    <w:p>
+      <w:r>
+        <w:t>________________________________________________________________</w:t>
+      </w:r>
+    </w:p>
     <w:sectPr>
       <w:pgSz w:w="12240" w:h="15840"/>
       <w:pgMar w:top="936" w:right="1008" w:bottom="936" w:left="1008" w:header="720" w:footer="720" w:gutter="0"/>

--- a/downloads/workbook/ai-5-week-32.docx
+++ b/downloads/workbook/ai-5-week-32.docx
@@ -30,33 +30,45 @@
     </w:p>
     <w:p>
       <w:r>
-        <w:t>Try the recall before opening notes. Then use a different colour or a labelled second line to correct your explanation.</w:t>
+        <w:t>Record your starting explanation for Documenting a network experiment before opening notes. Show any later correction separately.</w:t>
       </w:r>
     </w:p>
     <w:p>
       <w:pPr>
-        <w:pStyle w:val="Heading3"/>
-      </w:pPr>
-      <w:r>
-        <w:t>Efficiency and resource measurement</w:t>
+        <w:spacing w:line="336" w:lineRule="auto" w:after="180"/>
+      </w:pPr>
+      <w:r>
+        <w:rPr>
+          <w:b w:val="0"/>
+        </w:rPr>
+        <w:t>Try the recall before opening notes. Then use a different colour or a labelled second line to correct your explanation.</w:t>
       </w:r>
     </w:p>
     <w:p>
-      <w:r>
-        <w:t>Without opening the old lesson, explain one key idea from Efficiency and resource measurement. Give an example and a mistake that the idea helps you avoid.</w:t>
+      <w:pPr>
+        <w:pStyle w:val="Heading3"/>
+      </w:pPr>
+      <w:r>
+        <w:t>Efficiency and resource measurement</w:t>
       </w:r>
     </w:p>
     <w:p>
       <w:pPr>
-        <w:pStyle w:val="Heading3"/>
-      </w:pPr>
-      <w:r>
-        <w:t>My remembered idea, example and correction</w:t>
+        <w:spacing w:line="336" w:lineRule="auto" w:after="180"/>
+      </w:pPr>
+      <w:r>
+        <w:rPr>
+          <w:b w:val="0"/>
+        </w:rPr>
+        <w:t>Without opening the old lesson, explain one key idea from Efficiency and resource measurement. Give an example and a mistake that the idea helps you avoid.</w:t>
       </w:r>
     </w:p>
     <w:p>
-      <w:r>
-        <w:t>________________________________________________________________</w:t>
+      <w:pPr>
+        <w:pStyle w:val="Heading3"/>
+      </w:pPr>
+      <w:r>
+        <w:t>My remembered idea, example and correction</w:t>
       </w:r>
     </w:p>
     <w:p>
@@ -70,29 +82,35 @@
       </w:r>
     </w:p>
     <w:p>
-      <w:pPr>
-        <w:pStyle w:val="Heading3"/>
-      </w:pPr>
-      <w:r>
-        <w:t>Uncertainty and failure analysis</w:t>
+      <w:r>
+        <w:t>________________________________________________________________</w:t>
       </w:r>
     </w:p>
     <w:p>
-      <w:r>
-        <w:t>Without opening the old lesson, explain one key idea from Uncertainty and failure analysis. Give an example and a mistake that the idea helps you avoid.</w:t>
+      <w:pPr>
+        <w:pStyle w:val="Heading3"/>
+      </w:pPr>
+      <w:r>
+        <w:t>Uncertainty and failure analysis</w:t>
       </w:r>
     </w:p>
     <w:p>
       <w:pPr>
-        <w:pStyle w:val="Heading3"/>
-      </w:pPr>
-      <w:r>
-        <w:t>My remembered idea, example and correction</w:t>
+        <w:spacing w:line="336" w:lineRule="auto" w:after="180"/>
+      </w:pPr>
+      <w:r>
+        <w:rPr>
+          <w:b w:val="0"/>
+        </w:rPr>
+        <w:t>Without opening the old lesson, explain one key idea from Uncertainty and failure analysis. Give an example and a mistake that the idea helps you avoid.</w:t>
       </w:r>
     </w:p>
     <w:p>
-      <w:r>
-        <w:t>________________________________________________________________</w:t>
+      <w:pPr>
+        <w:pStyle w:val="Heading3"/>
+      </w:pPr>
+      <w:r>
+        <w:t>My remembered idea, example and correction</w:t>
       </w:r>
     </w:p>
     <w:p>
@@ -106,29 +124,35 @@
       </w:r>
     </w:p>
     <w:p>
-      <w:pPr>
-        <w:pStyle w:val="Heading3"/>
-      </w:pPr>
-      <w:r>
-        <w:t>Embeddings and neighbourhoods</w:t>
+      <w:r>
+        <w:t>________________________________________________________________</w:t>
       </w:r>
     </w:p>
     <w:p>
-      <w:r>
-        <w:t>Without opening the old lesson, explain one key idea from Embeddings and neighbourhoods. Give an example and a mistake that the idea helps you avoid.</w:t>
+      <w:pPr>
+        <w:pStyle w:val="Heading3"/>
+      </w:pPr>
+      <w:r>
+        <w:t>Embeddings and neighbourhoods</w:t>
       </w:r>
     </w:p>
     <w:p>
       <w:pPr>
-        <w:pStyle w:val="Heading3"/>
-      </w:pPr>
-      <w:r>
-        <w:t>My remembered idea, example and correction</w:t>
+        <w:spacing w:line="336" w:lineRule="auto" w:after="180"/>
+      </w:pPr>
+      <w:r>
+        <w:rPr>
+          <w:b w:val="0"/>
+        </w:rPr>
+        <w:t>Without opening the old lesson, explain one key idea from Embeddings and neighbourhoods. Give an example and a mistake that the idea helps you avoid.</w:t>
       </w:r>
     </w:p>
     <w:p>
-      <w:r>
-        <w:t>________________________________________________________________</w:t>
+      <w:pPr>
+        <w:pStyle w:val="Heading3"/>
+      </w:pPr>
+      <w:r>
+        <w:t>My remembered idea, example and correction</w:t>
       </w:r>
     </w:p>
     <w:p>
@@ -142,15 +166,31 @@
       </w:r>
     </w:p>
     <w:p>
-      <w:pPr>
-        <w:pStyle w:val="Heading1"/>
-      </w:pPr>
-      <w:r>
-        <w:t>02. Practise with fading help</w:t>
+      <w:r>
+        <w:t>________________________________________________________________</w:t>
       </w:r>
     </w:p>
     <w:p>
-      <w:r>
+      <w:pPr>
+        <w:pStyle w:val="Heading1"/>
+      </w:pPr>
+      <w:r>
+        <w:t>02. Practise with fading help</w:t>
+      </w:r>
+    </w:p>
+    <w:p>
+      <w:r>
+        <w:t>Complete the supported Documenting a network experiment trace and record the first step you can explain without help.</w:t>
+      </w:r>
+    </w:p>
+    <w:p>
+      <w:pPr>
+        <w:spacing w:line="336" w:lineRule="auto" w:after="180"/>
+      </w:pPr>
+      <w:r>
+        <w:rPr>
+          <w:b w:val="0"/>
+        </w:rPr>
         <w:t>Use W2: Trace the selected result for Documenting a network experiment. Record the answer once; the lesson and workbook refer to the same attempt.</w:t>
       </w:r>
     </w:p>
@@ -279,25 +319,37 @@
     </w:p>
     <w:p>
       <w:r>
-        <w:t>Use the worked case for Documenting a network experiment. Proposed explanation: “A smaller MSE is an accuracy percentage”. Decide whether this explanation is supported. Point to the step or supplied fact that decides; explain your repair if needed.</w:t>
+        <w:t>Check the proposed Documenting a network experiment explanation against the supplied facts before discussing it.</w:t>
       </w:r>
     </w:p>
     <w:p>
       <w:pPr>
-        <w:pStyle w:val="Heading3"/>
-      </w:pPr>
-      <w:r>
-        <w:t>My explanation before partner discussion</w:t>
+        <w:spacing w:line="336" w:lineRule="auto" w:after="180"/>
+      </w:pPr>
+      <w:r>
+        <w:rPr>
+          <w:b w:val="0"/>
+        </w:rPr>
+        <w:t>Use the worked case for Documenting a network experiment. Proposed explanation: “A smaller MSE is an accuracy percentage”. Decide whether this explanation is supported.</w:t>
       </w:r>
     </w:p>
     <w:p>
-      <w:r>
-        <w:t>________________________________________________________________</w:t>
+      <w:pPr>
+        <w:spacing w:line="336" w:lineRule="auto" w:after="180"/>
+      </w:pPr>
+      <w:r>
+        <w:rPr>
+          <w:b w:val="0"/>
+        </w:rPr>
+        <w:t>Point to the step or supplied fact that decides; explain your repair if needed.</w:t>
       </w:r>
     </w:p>
     <w:p>
-      <w:r>
-        <w:t>________________________________________________________________</w:t>
+      <w:pPr>
+        <w:pStyle w:val="Heading3"/>
+      </w:pPr>
+      <w:r>
+        <w:t>My explanation before partner discussion</w:t>
       </w:r>
     </w:p>
     <w:p>
@@ -311,52 +363,112 @@
       </w:r>
     </w:p>
     <w:p>
-      <w:pPr>
-        <w:pStyle w:val="Heading1"/>
-      </w:pPr>
-      <w:r>
-        <w:t>04. Independent transfer case</w:t>
+      <w:r>
+        <w:t>________________________________________________________________</w:t>
       </w:r>
     </w:p>
     <w:p>
-      <w:pPr>
-        <w:pStyle w:val="Heading3"/>
-      </w:pPr>
-      <w:r>
-        <w:t>Independent case: Audit a new record independently</w:t>
+      <w:r>
+        <w:t>________________________________________________________________</w:t>
       </w:r>
     </w:p>
     <w:p>
-      <w:r>
-        <w:t>A separate run R17 records baseline a = 1 and checkpoints a = 1.5 and a = 1.75. It uses prediction max(0, a*x) and one validation case V9 with x = 4, y = 8. Compute baseline and checkpoint predictions and squared errors, choose by lowest validation MSE, and write a bounded conclusion. Final evaluation and runtime have not been measured.</w:t>
+      <w:pPr>
+        <w:pStyle w:val="Heading1"/>
+      </w:pPr>
+      <w:r>
+        <w:t>04. Independent transfer case</w:t>
       </w:r>
     </w:p>
     <w:p>
-      <w:pPr>
-        <w:pStyle w:val="Heading3"/>
-      </w:pPr>
-      <w:r>
-        <w:t>My independent explanation, trace and limits</w:t>
+      <w:r>
+        <w:t>Write one first attempt at the reserved independent case before feedback. Repeated copies of that case refer to the same recorded attempt.</w:t>
       </w:r>
     </w:p>
     <w:p>
-      <w:r>
-        <w:t>________________________________________________________________</w:t>
+      <w:pPr>
+        <w:pStyle w:val="Heading3"/>
+      </w:pPr>
+      <w:r>
+        <w:t>Independent case: Audit a new record independently</w:t>
       </w:r>
     </w:p>
     <w:p>
-      <w:r>
-        <w:t>________________________________________________________________</w:t>
+      <w:pPr>
+        <w:spacing w:line="336" w:lineRule="auto" w:after="180"/>
+      </w:pPr>
+      <w:r>
+        <w:rPr>
+          <w:b w:val="0"/>
+        </w:rPr>
+        <w:t xml:space="preserve">A separate run R17 records baseline a = 1 and </w:t>
+      </w:r>
+      <w:r>
+        <w:rPr>
+          <w:b/>
+        </w:rPr>
+        <w:t>checkpoint</w:t>
+      </w:r>
+      <w:r>
+        <w:rPr>
+          <w:b w:val="0"/>
+        </w:rPr>
+        <w:t xml:space="preserve">s a = 1.5 and a = 1.75. It uses </w:t>
+      </w:r>
+      <w:r>
+        <w:rPr>
+          <w:b/>
+        </w:rPr>
+        <w:t>prediction</w:t>
+      </w:r>
+      <w:r>
+        <w:rPr>
+          <w:b w:val="0"/>
+        </w:rPr>
+        <w:t xml:space="preserve"> max(0, a*x) and one validation case V9 with x = 4, y = 8.</w:t>
       </w:r>
     </w:p>
     <w:p>
-      <w:r>
-        <w:t>________________________________________________________________</w:t>
+      <w:pPr>
+        <w:spacing w:line="336" w:lineRule="auto" w:after="180"/>
+      </w:pPr>
+      <w:r>
+        <w:rPr>
+          <w:b w:val="0"/>
+        </w:rPr>
+        <w:t xml:space="preserve">Compute baseline and </w:t>
+      </w:r>
+      <w:r>
+        <w:rPr>
+          <w:b/>
+        </w:rPr>
+        <w:t>checkpoint</w:t>
+      </w:r>
+      <w:r>
+        <w:rPr>
+          <w:b w:val="0"/>
+        </w:rPr>
+        <w:t xml:space="preserve"> </w:t>
+      </w:r>
+      <w:r>
+        <w:rPr>
+          <w:b/>
+        </w:rPr>
+        <w:t>prediction</w:t>
+      </w:r>
+      <w:r>
+        <w:rPr>
+          <w:b w:val="0"/>
+        </w:rPr>
+        <w:t>s and squared errors, choose by lowest validation MSE, and write a bounded conclusion. Final evaluation and runtime have not been measured.</w:t>
       </w:r>
     </w:p>
     <w:p>
-      <w:r>
-        <w:t>________________________________________________________________</w:t>
+      <w:pPr>
+        <w:pStyle w:val="Heading3"/>
+      </w:pPr>
+      <w:r>
+        <w:t>My independent explanation, trace and limits</w:t>
       </w:r>
     </w:p>
     <w:p>
@@ -376,79 +488,127 @@
     </w:p>
     <w:p>
       <w:r>
-        <w:t>Attempt this case before feedback. Record any help. Earlier examples below are further practice; a case already practised with feedback cannot establish fresh transfer.</w:t>
+        <w:t>________________________________________________________________</w:t>
       </w:r>
     </w:p>
     <w:p>
-      <w:pPr>
-        <w:pStyle w:val="Heading1"/>
-      </w:pPr>
-      <w:r>
-        <w:t>05. W1 Write the replay settings</w:t>
+      <w:r>
+        <w:t>________________________________________________________________</w:t>
       </w:r>
     </w:p>
     <w:p>
       <w:r>
-        <w:t>For NN32-A, record the prediction rule, initial weight, bias policy, learning rate, update count, loss, training/validation IDs, data order or shuffling policy, and checkpoint selection rule. Name one environment field still to record when you run it.</w:t>
+        <w:t>________________________________________________________________</w:t>
       </w:r>
     </w:p>
     <w:p>
-      <w:pPr>
-        <w:pStyle w:val="Heading3"/>
-      </w:pPr>
-      <w:r>
-        <w:t>My reasoning and evidence</w:t>
+      <w:r>
+        <w:t>________________________________________________________________</w:t>
       </w:r>
     </w:p>
     <w:p>
-      <w:r>
-        <w:t>________________________________________________________________</w:t>
+      <w:pPr>
+        <w:spacing w:line="336" w:lineRule="auto" w:after="180"/>
+      </w:pPr>
+      <w:r>
+        <w:rPr>
+          <w:b w:val="0"/>
+        </w:rPr>
+        <w:t>Attempt this case before feedback. Record any help. Earlier examples below are further practice; a case already practised with feedback cannot establish fresh transfer.</w:t>
       </w:r>
     </w:p>
     <w:p>
-      <w:r>
-        <w:t>________________________________________________________________</w:t>
+      <w:pPr>
+        <w:pStyle w:val="Heading1"/>
+      </w:pPr>
+      <w:r>
+        <w:t>05. W1 Write the replay settings</w:t>
       </w:r>
     </w:p>
     <w:p>
       <w:r>
-        <w:t>________________________________________________________________</w:t>
+        <w:t>Write the replay settings. Apply the supplied Documenting a network experiment facts and keep your reasoning.</w:t>
       </w:r>
     </w:p>
     <w:p>
-      <w:r>
-        <w:t>________________________________________________________________</w:t>
+      <w:pPr>
+        <w:spacing w:line="336" w:lineRule="auto" w:after="180"/>
+      </w:pPr>
+      <w:r>
+        <w:rPr>
+          <w:b w:val="0"/>
+        </w:rPr>
+        <w:t xml:space="preserve">For NN32-A, record the </w:t>
+      </w:r>
+      <w:r>
+        <w:rPr>
+          <w:b/>
+        </w:rPr>
+        <w:t>prediction</w:t>
+      </w:r>
+      <w:r>
+        <w:rPr>
+          <w:b w:val="0"/>
+        </w:rPr>
+        <w:t xml:space="preserve"> rule, initial weight, bias policy, learning rate, update count, loss, </w:t>
+      </w:r>
+      <w:r>
+        <w:rPr>
+          <w:b/>
+        </w:rPr>
+        <w:t>training</w:t>
+      </w:r>
+      <w:r>
+        <w:rPr>
+          <w:b w:val="0"/>
+        </w:rPr>
+        <w:t xml:space="preserve">/validation IDs, data order or shuffling policy, and </w:t>
+      </w:r>
+      <w:r>
+        <w:rPr>
+          <w:b/>
+        </w:rPr>
+        <w:t>checkpoint</w:t>
+      </w:r>
+      <w:r>
+        <w:rPr>
+          <w:b w:val="0"/>
+        </w:rPr>
+        <w:t xml:space="preserve"> selection rule.</w:t>
       </w:r>
     </w:p>
     <w:p>
-      <w:r>
-        <w:t>________________________________________________________________</w:t>
+      <w:pPr>
+        <w:spacing w:line="336" w:lineRule="auto" w:after="180"/>
+      </w:pPr>
+      <w:r>
+        <w:rPr>
+          <w:b w:val="0"/>
+        </w:rPr>
+        <w:t>Name one environment field still to record when you run it.</w:t>
       </w:r>
     </w:p>
     <w:p>
-      <w:r>
-        <w:t>________________________________________________________________</w:t>
+      <w:pPr>
+        <w:pStyle w:val="Heading3"/>
+      </w:pPr>
+      <w:r>
+        <w:t>My reasoning and evidence</w:t>
       </w:r>
     </w:p>
     <w:p>
-      <w:pPr>
-        <w:pStyle w:val="Heading1"/>
-      </w:pPr>
-      <w:r>
-        <w:t>06. W2 Trace the selected result</w:t>
+      <w:r>
+        <w:t>________________________________________________________________</w:t>
       </w:r>
     </w:p>
     <w:p>
       <w:r>
-        <w:t>Calculate both weight updates and give each training and validation MSE. Name the selected checkpoint and baseline validation MSE. How many independent validation examples support the comparison?</w:t>
+        <w:t>________________________________________________________________</w:t>
       </w:r>
     </w:p>
     <w:p>
-      <w:pPr>
-        <w:pStyle w:val="Heading3"/>
-      </w:pPr>
-      <w:r>
-        <w:t>My reasoning and evidence</w:t>
+      <w:r>
+        <w:t>________________________________________________________________</w:t>
       </w:r>
     </w:p>
     <w:p>
@@ -467,39 +627,70 @@
       </w:r>
     </w:p>
     <w:p>
-      <w:r>
-        <w:t>________________________________________________________________</w:t>
+      <w:pPr>
+        <w:pStyle w:val="Heading1"/>
+      </w:pPr>
+      <w:r>
+        <w:t>06. W2 Trace the selected result</w:t>
       </w:r>
     </w:p>
     <w:p>
       <w:r>
-        <w:t>________________________________________________________________</w:t>
+        <w:t>Trace the selected result. Apply the supplied Documenting a network experiment facts and keep your reasoning.</w:t>
       </w:r>
     </w:p>
     <w:p>
-      <w:r>
-        <w:t>________________________________________________________________</w:t>
+      <w:pPr>
+        <w:spacing w:line="336" w:lineRule="auto" w:after="180"/>
+        <w:shd w:fill="F5F1FB"/>
+      </w:pPr>
+      <w:r>
+        <w:rPr>
+          <w:b w:val="0"/>
+        </w:rPr>
+        <w:t xml:space="preserve">Calculate both weight updates and give each </w:t>
+      </w:r>
+      <w:r>
+        <w:rPr>
+          <w:b/>
+        </w:rPr>
+        <w:t>training</w:t>
+      </w:r>
+      <w:r>
+        <w:rPr>
+          <w:b w:val="0"/>
+        </w:rPr>
+        <w:t xml:space="preserve"> and validation MSE. Name the selected </w:t>
+      </w:r>
+      <w:r>
+        <w:rPr>
+          <w:b/>
+        </w:rPr>
+        <w:t>checkpoint</w:t>
+      </w:r>
+      <w:r>
+        <w:rPr>
+          <w:b w:val="0"/>
+        </w:rPr>
+        <w:t xml:space="preserve"> and baseline validation MSE. How many independent validation examples support the comparison?</w:t>
       </w:r>
     </w:p>
     <w:p>
       <w:pPr>
-        <w:pStyle w:val="Heading1"/>
-      </w:pPr>
-      <w:r>
-        <w:t>07. W3 Audit the artifact record</w:t>
+        <w:pStyle w:val="Heading3"/>
+      </w:pPr>
+      <w:r>
+        <w:t>My reasoning and evidence</w:t>
       </w:r>
     </w:p>
     <w:p>
       <w:r>
-        <w:t>A folder contains only best-model.json and a screenshot of 0.5625. Identify four missing artifacts or records and explain what a content hash can and cannot verify.</w:t>
+        <w:t>________________________________________________________________</w:t>
       </w:r>
     </w:p>
     <w:p>
-      <w:pPr>
-        <w:pStyle w:val="Heading3"/>
-      </w:pPr>
-      <w:r>
-        <w:t>My reasoning and evidence</w:t>
+      <w:r>
+        <w:t>________________________________________________________________</w:t>
       </w:r>
     </w:p>
     <w:p>
@@ -523,34 +714,40 @@
       </w:r>
     </w:p>
     <w:p>
-      <w:r>
-        <w:t>________________________________________________________________</w:t>
+      <w:pPr>
+        <w:pStyle w:val="Heading1"/>
+      </w:pPr>
+      <w:r>
+        <w:t>07. W3 Audit the artifact record</w:t>
       </w:r>
     </w:p>
     <w:p>
       <w:r>
-        <w:t>________________________________________________________________</w:t>
+        <w:t>Audit the artifact record. Apply the supplied Documenting a network experiment facts and keep your reasoning.</w:t>
       </w:r>
     </w:p>
     <w:p>
       <w:pPr>
-        <w:pStyle w:val="Heading1"/>
-      </w:pPr>
-      <w:r>
-        <w:t>08. W4 Audit a new record independently</w:t>
+        <w:spacing w:line="336" w:lineRule="auto" w:after="180"/>
+      </w:pPr>
+      <w:r>
+        <w:rPr>
+          <w:b w:val="0"/>
+        </w:rPr>
+        <w:t>A folder contains only best-model.json and a screenshot of 0.5625. Identify four missing artifacts or records and explain what a content hash can and cannot verify.</w:t>
       </w:r>
     </w:p>
     <w:p>
-      <w:r>
-        <w:t>A separate run R17 records baseline a = 1 and checkpoints a = 1.5 and a = 1.75. It uses prediction max(0, a*x) and one validation case V9 with x = 4, y = 8. Compute baseline and checkpoint predictions and squared errors, choose by lowest validation MSE, and write a bounded conclusion. Final evaluation and runtime have not been measured.</w:t>
+      <w:pPr>
+        <w:pStyle w:val="Heading3"/>
+      </w:pPr>
+      <w:r>
+        <w:t>My reasoning and evidence</w:t>
       </w:r>
     </w:p>
     <w:p>
-      <w:pPr>
-        <w:pStyle w:val="Heading3"/>
-      </w:pPr>
-      <w:r>
-        <w:t>My reasoning and evidence</w:t>
+      <w:r>
+        <w:t>________________________________________________________________</w:t>
       </w:r>
     </w:p>
     <w:p>
@@ -579,39 +776,99 @@
       </w:r>
     </w:p>
     <w:p>
-      <w:r>
-        <w:t>________________________________________________________________</w:t>
+      <w:pPr>
+        <w:pStyle w:val="Heading1"/>
+      </w:pPr>
+      <w:r>
+        <w:t>08. W4 Audit a new record independently</w:t>
       </w:r>
     </w:p>
     <w:p>
       <w:r>
-        <w:t>________________________________________________________________</w:t>
+        <w:t>Attempt before feedback. If this repeats the selected independent case, reuse that first attempt; otherwise keep a separate record. Audit a new record independently. Apply the supplied Documenting a network experiment facts and keep your reasoning.</w:t>
       </w:r>
     </w:p>
     <w:p>
-      <w:r>
-        <w:t>________________________________________________________________</w:t>
+      <w:pPr>
+        <w:spacing w:line="336" w:lineRule="auto" w:after="180"/>
+      </w:pPr>
+      <w:r>
+        <w:rPr>
+          <w:b w:val="0"/>
+        </w:rPr>
+        <w:t xml:space="preserve">A separate run R17 records baseline a = 1 and </w:t>
+      </w:r>
+      <w:r>
+        <w:rPr>
+          <w:b/>
+        </w:rPr>
+        <w:t>checkpoint</w:t>
+      </w:r>
+      <w:r>
+        <w:rPr>
+          <w:b w:val="0"/>
+        </w:rPr>
+        <w:t xml:space="preserve">s a = 1.5 and a = 1.75. It uses </w:t>
+      </w:r>
+      <w:r>
+        <w:rPr>
+          <w:b/>
+        </w:rPr>
+        <w:t>prediction</w:t>
+      </w:r>
+      <w:r>
+        <w:rPr>
+          <w:b w:val="0"/>
+        </w:rPr>
+        <w:t xml:space="preserve"> max(0, a*x) and one validation case V9 with x = 4, y = 8.</w:t>
       </w:r>
     </w:p>
     <w:p>
       <w:pPr>
-        <w:pStyle w:val="Heading1"/>
-      </w:pPr>
-      <w:r>
-        <w:t>09. W5 Investigate a replay mismatch</w:t>
+        <w:spacing w:line="336" w:lineRule="auto" w:after="180"/>
+      </w:pPr>
+      <w:r>
+        <w:rPr>
+          <w:b w:val="0"/>
+        </w:rPr>
+        <w:t xml:space="preserve">Compute baseline and </w:t>
+      </w:r>
+      <w:r>
+        <w:rPr>
+          <w:b/>
+        </w:rPr>
+        <w:t>checkpoint</w:t>
+      </w:r>
+      <w:r>
+        <w:rPr>
+          <w:b w:val="0"/>
+        </w:rPr>
+        <w:t xml:space="preserve"> </w:t>
+      </w:r>
+      <w:r>
+        <w:rPr>
+          <w:b/>
+        </w:rPr>
+        <w:t>prediction</w:t>
+      </w:r>
+      <w:r>
+        <w:rPr>
+          <w:b w:val="0"/>
+        </w:rPr>
+        <w:t>s and squared errors, choose by lowest validation MSE, and write a bounded conclusion. Final evaluation and runtime have not been measured.</w:t>
       </w:r>
     </w:p>
     <w:p>
-      <w:r>
-        <w:t>A partner gets different results after changing preprocessing and replacing the validation file. They keep the old run ID and overwrite the old score. Explain what should be preserved and how the revised work should be recorded.</w:t>
+      <w:pPr>
+        <w:pStyle w:val="Heading3"/>
+      </w:pPr>
+      <w:r>
+        <w:t>My reasoning and evidence</w:t>
       </w:r>
     </w:p>
     <w:p>
-      <w:pPr>
-        <w:pStyle w:val="Heading3"/>
-      </w:pPr>
-      <w:r>
-        <w:t>My reasoning and evidence</w:t>
+      <w:r>
+        <w:t>________________________________________________________________</w:t>
       </w:r>
     </w:p>
     <w:p>
@@ -645,39 +902,63 @@
       </w:r>
     </w:p>
     <w:p>
-      <w:pPr>
-        <w:pStyle w:val="Heading1"/>
-      </w:pPr>
-      <w:r>
-        <w:t>10. Project checkpoint and reflection</w:t>
+      <w:r>
+        <w:t>________________________________________________________________</w:t>
       </w:r>
     </w:p>
     <w:p>
-      <w:r>
-        <w:t>Add a labelled documenting a network experiment evidence sheet to Image-pattern Network Investigation. Show how you can record a network experiment with enough detail to replay its calculations. Use the supplied fictional case and keep its inputs, intermediate steps, calculation or prediction, and limitation. Connect this record to last week’s record; a matching answer without a trace is insufficient.</w:t>
+      <w:pPr>
+        <w:pStyle w:val="Heading1"/>
+      </w:pPr>
+      <w:r>
+        <w:t>09. W5 Investigate a replay mismatch</w:t>
       </w:r>
     </w:p>
     <w:p>
-      <w:pPr>
-        <w:pStyle w:val="Heading3"/>
-      </w:pPr>
-      <w:r>
-        <w:t>My project change, supporting evidence and remaining limit</w:t>
+      <w:r>
+        <w:t>Investigate a replay mismatch. Apply the supplied Documenting a network experiment facts and keep your reasoning.</w:t>
       </w:r>
     </w:p>
     <w:p>
-      <w:r>
-        <w:t>________________________________________________________________</w:t>
+      <w:pPr>
+        <w:spacing w:line="336" w:lineRule="auto" w:after="180"/>
+      </w:pPr>
+      <w:r>
+        <w:rPr>
+          <w:b w:val="0"/>
+        </w:rPr>
+        <w:t>A partner gets different results after changing pre</w:t>
+      </w:r>
+      <w:r>
+        <w:rPr>
+          <w:b/>
+        </w:rPr>
+        <w:t>process</w:t>
+      </w:r>
+      <w:r>
+        <w:rPr>
+          <w:b w:val="0"/>
+        </w:rPr>
+        <w:t>ing and replacing the validation file. They keep the old run ID and overwrite the old score.</w:t>
       </w:r>
     </w:p>
     <w:p>
-      <w:r>
-        <w:t>________________________________________________________________</w:t>
+      <w:pPr>
+        <w:spacing w:line="336" w:lineRule="auto" w:after="180"/>
+      </w:pPr>
+      <w:r>
+        <w:rPr>
+          <w:b w:val="0"/>
+        </w:rPr>
+        <w:t>Explain what should be preserved and how the revised work should be recorded.</w:t>
       </w:r>
     </w:p>
     <w:p>
-      <w:r>
-        <w:t>________________________________________________________________</w:t>
+      <w:pPr>
+        <w:pStyle w:val="Heading3"/>
+      </w:pPr>
+      <w:r>
+        <w:t>My reasoning and evidence</w:t>
       </w:r>
     </w:p>
     <w:p>
@@ -696,11 +977,152 @@
       </w:r>
     </w:p>
     <w:p>
+      <w:r>
+        <w:t>________________________________________________________________</w:t>
+      </w:r>
+    </w:p>
+    <w:p>
+      <w:r>
+        <w:t>________________________________________________________________</w:t>
+      </w:r>
+    </w:p>
+    <w:p>
+      <w:r>
+        <w:t>________________________________________________________________</w:t>
+      </w:r>
+    </w:p>
+    <w:p>
       <w:pPr>
         <w:pStyle w:val="Heading1"/>
       </w:pPr>
       <w:r>
+        <w:t>10. Project checkpoint and reflection</w:t>
+      </w:r>
+    </w:p>
+    <w:p>
+      <w:r>
+        <w:t>Connect Documenting a network experiment to Image-pattern Network Investigation, identify a limit and choose the next useful test.</w:t>
+      </w:r>
+    </w:p>
+    <w:p>
+      <w:pPr>
+        <w:spacing w:line="336" w:lineRule="auto" w:after="180"/>
+      </w:pPr>
+      <w:r>
+        <w:rPr>
+          <w:b w:val="0"/>
+        </w:rPr>
+        <w:t xml:space="preserve">Add a labelled documenting a network experiment </w:t>
+      </w:r>
+      <w:r>
+        <w:rPr>
+          <w:b/>
+        </w:rPr>
+        <w:t>evidence</w:t>
+      </w:r>
+      <w:r>
+        <w:rPr>
+          <w:b w:val="0"/>
+        </w:rPr>
+        <w:t xml:space="preserve"> sheet to Image-pattern Network Investigation. Show how you can record a network experiment with enough detail to </w:t>
+      </w:r>
+      <w:r>
+        <w:rPr>
+          <w:b/>
+        </w:rPr>
+        <w:t>replay</w:t>
+      </w:r>
+      <w:r>
+        <w:rPr>
+          <w:b w:val="0"/>
+        </w:rPr>
+        <w:t xml:space="preserve"> its calculations.</w:t>
+      </w:r>
+    </w:p>
+    <w:p>
+      <w:pPr>
+        <w:spacing w:line="336" w:lineRule="auto" w:after="180"/>
+      </w:pPr>
+      <w:r>
+        <w:rPr>
+          <w:b w:val="0"/>
+        </w:rPr>
+        <w:t xml:space="preserve">Use the supplied fictional case and keep its </w:t>
+      </w:r>
+      <w:r>
+        <w:rPr>
+          <w:b/>
+        </w:rPr>
+        <w:t>input</w:t>
+      </w:r>
+      <w:r>
+        <w:rPr>
+          <w:b w:val="0"/>
+        </w:rPr>
+        <w:t xml:space="preserve">s, intermediate steps, calculation or </w:t>
+      </w:r>
+      <w:r>
+        <w:rPr>
+          <w:b/>
+        </w:rPr>
+        <w:t>prediction</w:t>
+      </w:r>
+      <w:r>
+        <w:rPr>
+          <w:b w:val="0"/>
+        </w:rPr>
+        <w:t>, and limitation. Connect this record to last week’s record; a matching answer without a trace is insufficient.</w:t>
+      </w:r>
+    </w:p>
+    <w:p>
+      <w:pPr>
+        <w:pStyle w:val="Heading3"/>
+      </w:pPr>
+      <w:r>
+        <w:t>My project change, supporting evidence and remaining limit</w:t>
+      </w:r>
+    </w:p>
+    <w:p>
+      <w:r>
+        <w:t>________________________________________________________________</w:t>
+      </w:r>
+    </w:p>
+    <w:p>
+      <w:r>
+        <w:t>________________________________________________________________</w:t>
+      </w:r>
+    </w:p>
+    <w:p>
+      <w:r>
+        <w:t>________________________________________________________________</w:t>
+      </w:r>
+    </w:p>
+    <w:p>
+      <w:r>
+        <w:t>________________________________________________________________</w:t>
+      </w:r>
+    </w:p>
+    <w:p>
+      <w:r>
+        <w:t>________________________________________________________________</w:t>
+      </w:r>
+    </w:p>
+    <w:p>
+      <w:r>
+        <w:t>________________________________________________________________</w:t>
+      </w:r>
+    </w:p>
+    <w:p>
+      <w:pPr>
+        <w:pStyle w:val="Heading1"/>
+      </w:pPr>
+      <w:r>
         <w:t>11. Feedback, return check and learning record</w:t>
+      </w:r>
+    </w:p>
+    <w:p>
+      <w:r>
+        <w:t>Record the first repaired step and a different case to revisit after a delay.</w:t>
       </w:r>
     </w:p>
     <w:tbl>
@@ -840,7 +1262,13 @@
       </w:tr>
     </w:tbl>
     <w:p>
-      <w:r>
+      <w:pPr>
+        <w:spacing w:line="336" w:lineRule="auto" w:after="180"/>
+      </w:pPr>
+      <w:r>
+        <w:rPr>
+          <w:b w:val="0"/>
+        </w:rPr>
         <w:t>Revisit this idea with your teacher after a delay. Familiarity is different from explaining and using it on a changed case.</w:t>
       </w:r>
     </w:p>
@@ -854,17 +1282,76 @@
     </w:p>
     <w:p>
       <w:r>
-        <w:t>Document checkpoint selection so another team can reconstruct every reported number.</w:t>
+        <w:t>Document checkpoint selection so another team can reconstruct every reported number. Explain the labelled step before checking the changed condition.</w:t>
       </w:r>
     </w:p>
     <w:p>
-      <w:r>
-        <w:t>Run R8 predicts ReLU(a×x). Validation V4 has x = 2, target 3. Baseline a = 0.5; checkpoints a = 1 and 1.25; choose minimum validation squared error.</w:t>
+      <w:pPr>
+        <w:spacing w:line="336" w:lineRule="auto" w:after="180"/>
+      </w:pPr>
+      <w:r>
+        <w:rPr>
+          <w:b w:val="0"/>
+        </w:rPr>
+        <w:t xml:space="preserve">Document </w:t>
+      </w:r>
+      <w:r>
+        <w:rPr>
+          <w:b/>
+        </w:rPr>
+        <w:t>checkpoint</w:t>
+      </w:r>
+      <w:r>
+        <w:rPr>
+          <w:b w:val="0"/>
+        </w:rPr>
+        <w:t xml:space="preserve"> selection so another team can reconstruct every reported number.</w:t>
       </w:r>
     </w:p>
     <w:p>
-      <w:r>
-        <w:t>All inputs and outcomes in this worked example are invented classroom data; no real model run is claimed.</w:t>
+      <w:pPr>
+        <w:spacing w:line="336" w:lineRule="auto" w:after="180"/>
+      </w:pPr>
+      <w:r>
+        <w:rPr>
+          <w:b w:val="0"/>
+        </w:rPr>
+        <w:t xml:space="preserve">Run R8 predicts ReLU(a×x). Validation V4 has x = 2, target 3. Baseline a = 0.5; </w:t>
+      </w:r>
+      <w:r>
+        <w:rPr>
+          <w:b/>
+        </w:rPr>
+        <w:t>checkpoint</w:t>
+      </w:r>
+      <w:r>
+        <w:rPr>
+          <w:b w:val="0"/>
+        </w:rPr>
+        <w:t>s a = 1 and 1.25; choose minimum validation squared error.</w:t>
+      </w:r>
+    </w:p>
+    <w:p>
+      <w:pPr>
+        <w:spacing w:line="336" w:lineRule="auto" w:after="180"/>
+      </w:pPr>
+      <w:r>
+        <w:rPr>
+          <w:b w:val="0"/>
+        </w:rPr>
+        <w:t xml:space="preserve">All </w:t>
+      </w:r>
+      <w:r>
+        <w:rPr>
+          <w:b/>
+        </w:rPr>
+        <w:t>input</w:t>
+      </w:r>
+      <w:r>
+        <w:rPr>
+          <w:b w:val="0"/>
+        </w:rPr>
+        <w:t>s and outcomes in this worked example are invented classroom data; no real model run is claimed.</w:t>
       </w:r>
     </w:p>
     <w:p>
@@ -940,8 +1427,38 @@
       </w:r>
     </w:p>
     <w:p>
-      <w:r>
-        <w:t>What additional evidence is needed for a final performance claim? Point to the relevant step in the picture, then write the changed result and the rule or evidence that supports it.</w:t>
+      <w:pPr>
+        <w:spacing w:line="336" w:lineRule="auto" w:after="180"/>
+      </w:pPr>
+      <w:r>
+        <w:rPr>
+          <w:b w:val="0"/>
+        </w:rPr>
+        <w:t xml:space="preserve">What additional </w:t>
+      </w:r>
+      <w:r>
+        <w:rPr>
+          <w:b/>
+        </w:rPr>
+        <w:t>evidence</w:t>
+      </w:r>
+      <w:r>
+        <w:rPr>
+          <w:b w:val="0"/>
+        </w:rPr>
+        <w:t xml:space="preserve"> is needed for a final performance claim? Point to the relevant step in the picture, then write the changed result and the rule or </w:t>
+      </w:r>
+      <w:r>
+        <w:rPr>
+          <w:b/>
+        </w:rPr>
+        <w:t>evidence</w:t>
+      </w:r>
+      <w:r>
+        <w:rPr>
+          <w:b w:val="0"/>
+        </w:rPr>
+        <w:t xml:space="preserve"> that supports it.</w:t>
       </w:r>
     </w:p>
     <w:p>
@@ -983,36 +1500,150 @@
       </w:r>
     </w:p>
     <w:p>
-      <w:r>
-        <w:t>Support used: alone / hint / worked example. This record is practice evidence.</w:t>
+      <w:pPr>
+        <w:pStyle w:val="Heading3"/>
+      </w:pPr>
+      <w:r>
+        <w:t>Record the help used</w:t>
       </w:r>
     </w:p>
     <w:p>
-      <w:r>
-        <w:t>Project connection: For your Image-pattern Network Investigation, save the input, procedure, observed result and limitation of this check. Label this worked example as practice; use a different, previously unreviewed case when checking independent understanding.</w:t>
+      <w:pPr>
+        <w:spacing w:line="336" w:lineRule="auto" w:after="180"/>
+        <w:shd w:fill="F1F6F8"/>
+      </w:pPr>
+      <w:r>
+        <w:rPr>
+          <w:b w:val="0"/>
+        </w:rPr>
+        <w:t xml:space="preserve">Support used: alone / hint / worked example. This record is practice </w:t>
+      </w:r>
+      <w:r>
+        <w:rPr>
+          <w:b/>
+        </w:rPr>
+        <w:t>evidence</w:t>
+      </w:r>
+      <w:r>
+        <w:rPr>
+          <w:b w:val="0"/>
+        </w:rPr>
+        <w:t>.</w:t>
       </w:r>
     </w:p>
     <w:p>
       <w:pPr>
-        <w:pStyle w:val="Heading1"/>
-      </w:pPr>
-      <w:r>
-        <w:t>13. Project portfolio milestone</w:t>
+        <w:spacing w:line="336" w:lineRule="auto" w:after="180"/>
+      </w:pPr>
+      <w:r>
+        <w:rPr>
+          <w:b w:val="0"/>
+        </w:rPr>
+        <w:t xml:space="preserve">Project connection: For your Image-pattern Network Investigation, save the </w:t>
+      </w:r>
+      <w:r>
+        <w:rPr>
+          <w:b/>
+        </w:rPr>
+        <w:t>input</w:t>
+      </w:r>
+      <w:r>
+        <w:rPr>
+          <w:b w:val="0"/>
+        </w:rPr>
+        <w:t>, procedure, observed result and limitation of this check.</w:t>
       </w:r>
     </w:p>
     <w:p>
-      <w:r>
-        <w:t>Project: Image-pattern Network Investigation</w:t>
+      <w:pPr>
+        <w:spacing w:line="336" w:lineRule="auto" w:after="180"/>
+      </w:pPr>
+      <w:r>
+        <w:rPr>
+          <w:b w:val="0"/>
+        </w:rPr>
+        <w:t>Label this worked example as practice; use a different, previously unreviewed case when checking independent understanding.</w:t>
       </w:r>
     </w:p>
     <w:p>
-      <w:r>
-        <w:t>Current milestone: Present and defend. Demonstrate the system, explain one failure and justify the next improvement with evidence.</w:t>
+      <w:pPr>
+        <w:pStyle w:val="Heading1"/>
+      </w:pPr>
+      <w:r>
+        <w:t>13. Project portfolio milestone</w:t>
       </w:r>
     </w:p>
     <w:p>
       <w:r>
-        <w:t>For your Image-pattern Network Investigation, save the input, procedure, observed result and limitation of this check. Label this worked example as practice; use a different, previously unreviewed case when checking independent understanding.</w:t>
+        <w:t>Keep this week’s input, deciding step, result and limit together in the Image-pattern Network Investigation record.</w:t>
+      </w:r>
+    </w:p>
+    <w:p>
+      <w:pPr>
+        <w:spacing w:line="336" w:lineRule="auto" w:after="180"/>
+      </w:pPr>
+      <w:r>
+        <w:rPr>
+          <w:b w:val="0"/>
+        </w:rPr>
+        <w:t>Project: Image-pattern Network Investigation</w:t>
+      </w:r>
+    </w:p>
+    <w:p>
+      <w:pPr>
+        <w:spacing w:line="336" w:lineRule="auto" w:after="180"/>
+      </w:pPr>
+      <w:r>
+        <w:rPr>
+          <w:b w:val="0"/>
+        </w:rPr>
+        <w:t xml:space="preserve">Current milestone: Present and defend. Demonstrate the system, explain one failure and justify the next improvement with </w:t>
+      </w:r>
+      <w:r>
+        <w:rPr>
+          <w:b/>
+        </w:rPr>
+        <w:t>evidence</w:t>
+      </w:r>
+      <w:r>
+        <w:rPr>
+          <w:b w:val="0"/>
+        </w:rPr>
+        <w:t>.</w:t>
+      </w:r>
+    </w:p>
+    <w:p>
+      <w:pPr>
+        <w:spacing w:line="336" w:lineRule="auto" w:after="180"/>
+      </w:pPr>
+      <w:r>
+        <w:rPr>
+          <w:b w:val="0"/>
+        </w:rPr>
+        <w:t xml:space="preserve">For your Image-pattern Network Investigation, save the </w:t>
+      </w:r>
+      <w:r>
+        <w:rPr>
+          <w:b/>
+        </w:rPr>
+        <w:t>input</w:t>
+      </w:r>
+      <w:r>
+        <w:rPr>
+          <w:b w:val="0"/>
+        </w:rPr>
+        <w:t>, procedure, observed result and limitation of this check.</w:t>
+      </w:r>
+    </w:p>
+    <w:p>
+      <w:pPr>
+        <w:spacing w:line="336" w:lineRule="auto" w:after="180"/>
+      </w:pPr>
+      <w:r>
+        <w:rPr>
+          <w:b w:val="0"/>
+        </w:rPr>
+        <w:t>Label this worked example as practice; use a different, previously unreviewed case when checking independent understanding.</w:t>
       </w:r>
     </w:p>
     <w:tbl>
@@ -1174,53 +1805,146 @@
     </w:p>
     <w:p>
       <w:r>
-        <w:t>Use this supported practice once, in the browser or on paper. Keep the reserved independent assessment for a separate first attempt before teacher feedback.</w:t>
+        <w:t>Try the supported questions before comparing with hints and feedback. Record what you repaired and the evidence you retained.</w:t>
       </w:r>
     </w:p>
     <w:p>
-      <w:r>
-        <w:t>Document checkpoint selection so another team can reconstruct every reported number.</w:t>
+      <w:pPr>
+        <w:spacing w:line="336" w:lineRule="auto" w:after="180"/>
+      </w:pPr>
+      <w:r>
+        <w:rPr>
+          <w:b w:val="0"/>
+        </w:rPr>
+        <w:t>Use this supported practice once, in the browser or on paper. Keep the reserved independent assessment for a separate first attempt before teacher feedback.</w:t>
       </w:r>
     </w:p>
     <w:p>
       <w:pPr>
-        <w:pStyle w:val="Heading3"/>
-      </w:pPr>
-      <w:r>
-        <w:t>Practice 1: explain the deciding evidence</w:t>
+        <w:spacing w:line="336" w:lineRule="auto" w:after="180"/>
+      </w:pPr>
+      <w:r>
+        <w:rPr>
+          <w:b w:val="0"/>
+        </w:rPr>
+        <w:t xml:space="preserve">Document </w:t>
+      </w:r>
+      <w:r>
+        <w:rPr>
+          <w:b/>
+        </w:rPr>
+        <w:t>checkpoint</w:t>
+      </w:r>
+      <w:r>
+        <w:rPr>
+          <w:b w:val="0"/>
+        </w:rPr>
+        <w:t xml:space="preserve"> selection so another team can reconstruct every reported number.</w:t>
       </w:r>
     </w:p>
     <w:p>
-      <w:r>
-        <w:t>Which labelled step matches this detail? Choose a = 1.25; save R8, inputs, formula, checkpoint values, loss rule and validation role.</w:t>
+      <w:pPr>
+        <w:pStyle w:val="Heading3"/>
+      </w:pPr>
+      <w:r>
+        <w:t>Practice 1: explain the deciding evidence</w:t>
       </w:r>
     </w:p>
     <w:p>
-      <w:r>
-        <w:t>1. Checkpoint comparison</w:t>
+      <w:pPr>
+        <w:spacing w:line="336" w:lineRule="auto" w:after="180"/>
+      </w:pPr>
+      <w:r>
+        <w:rPr>
+          <w:b w:val="0"/>
+        </w:rPr>
+        <w:t xml:space="preserve">Which labelled step matches this detail? Choose a = 1.25; save R8, </w:t>
+      </w:r>
+      <w:r>
+        <w:rPr>
+          <w:b/>
+        </w:rPr>
+        <w:t>input</w:t>
+      </w:r>
+      <w:r>
+        <w:rPr>
+          <w:b w:val="0"/>
+        </w:rPr>
+        <w:t xml:space="preserve">s, formula, </w:t>
+      </w:r>
+      <w:r>
+        <w:rPr>
+          <w:b/>
+        </w:rPr>
+        <w:t>checkpoint</w:t>
+      </w:r>
+      <w:r>
+        <w:rPr>
+          <w:b w:val="0"/>
+        </w:rPr>
+        <w:t xml:space="preserve"> values, loss rule and validation role.</w:t>
       </w:r>
     </w:p>
     <w:p>
-      <w:r>
-        <w:t>2. Select and record</w:t>
+      <w:pPr>
+        <w:spacing w:line="336" w:lineRule="auto" w:after="180"/>
+        <w:shd w:fill="F4F9FC"/>
+      </w:pPr>
+      <w:r>
+        <w:rPr>
+          <w:b w:val="0"/>
+        </w:rPr>
+        <w:t xml:space="preserve">1. </w:t>
+      </w:r>
+      <w:r>
+        <w:rPr>
+          <w:b/>
+        </w:rPr>
+        <w:t>Checkpoint</w:t>
+      </w:r>
+      <w:r>
+        <w:rPr>
+          <w:b w:val="0"/>
+        </w:rPr>
+        <w:t xml:space="preserve"> comparison</w:t>
       </w:r>
     </w:p>
     <w:p>
-      <w:r>
-        <w:t>3. Baseline prediction</w:t>
+      <w:pPr>
+        <w:spacing w:line="336" w:lineRule="auto" w:after="180"/>
+        <w:shd w:fill="F4F9FC"/>
+      </w:pPr>
+      <w:r>
+        <w:rPr>
+          <w:b w:val="0"/>
+        </w:rPr>
+        <w:t>2. Select and record</w:t>
       </w:r>
     </w:p>
     <w:p>
       <w:pPr>
-        <w:pStyle w:val="Heading3"/>
-      </w:pPr>
-      <w:r>
-        <w:t>My selected conclusion, deciding fact and explanation</w:t>
+        <w:spacing w:line="336" w:lineRule="auto" w:after="180"/>
+        <w:shd w:fill="F4F9FC"/>
+      </w:pPr>
+      <w:r>
+        <w:rPr>
+          <w:b w:val="0"/>
+        </w:rPr>
+        <w:t xml:space="preserve">3. Baseline </w:t>
+      </w:r>
+      <w:r>
+        <w:rPr>
+          <w:b/>
+        </w:rPr>
+        <w:t>prediction</w:t>
       </w:r>
     </w:p>
     <w:p>
-      <w:r>
-        <w:t>________________________________________________________________</w:t>
+      <w:pPr>
+        <w:pStyle w:val="Heading3"/>
+      </w:pPr>
+      <w:r>
+        <w:t>My selected conclusion, deciding fact and explanation</w:t>
       </w:r>
     </w:p>
     <w:p>
@@ -1245,40 +1969,131 @@
     </w:p>
     <w:p>
       <w:r>
-        <w:t>Hint if needed: Read the steps in the pictorial case. Match the supplied detail to the stage that performs or records it.</w:t>
+        <w:t>________________________________________________________________</w:t>
       </w:r>
     </w:p>
     <w:p>
-      <w:r>
-        <w:t>After your attempt, compare with the supported explanation: Select and record Choose a = 1.25; save R8, inputs, formula, checkpoint values, loss rule and validation role. A reproducible record includes the actual input, formula, parameters and scoring rule, together with each dataset’s role. The validation case selects the best supplied checkpoint, so it is part of development. Save that selection history and freeze the checkpoint before evaluating fresh final cases. Renaming the same case a test does not change how it was used.</w:t>
+      <w:pPr>
+        <w:pStyle w:val="Heading3"/>
+      </w:pPr>
+      <w:r>
+        <w:t>Hint · try first</w:t>
       </w:r>
     </w:p>
     <w:p>
       <w:pPr>
-        <w:pStyle w:val="Heading3"/>
-      </w:pPr>
-      <w:r>
-        <w:t>Practice 2: explain the deciding evidence</w:t>
+        <w:spacing w:line="336" w:lineRule="auto" w:after="180"/>
+        <w:shd w:fill="F1F6F8"/>
+      </w:pPr>
+      <w:r>
+        <w:rPr>
+          <w:b w:val="0"/>
+        </w:rPr>
+        <w:t>Hint if needed: Read the steps in the pictorial case. Match the supplied detail to the stage that performs or records it.</w:t>
       </w:r>
     </w:p>
     <w:p>
-      <w:r>
-        <w:t>Changed-case practice: A teammate calls V4 a final test after using it to select a=1.25. Which conclusion is supported by the supplied facts?</w:t>
+      <w:pPr>
+        <w:pStyle w:val="Heading3"/>
+      </w:pPr>
+      <w:r>
+        <w:t>Feedback · compare after trying</w:t>
       </w:r>
     </w:p>
     <w:p>
-      <w:r>
-        <w:t>1. We can decide the result without examining the changed input or the procedure.</w:t>
+      <w:pPr>
+        <w:spacing w:line="336" w:lineRule="auto" w:after="180"/>
+        <w:shd w:fill="F1F6FC"/>
+      </w:pPr>
+      <w:r>
+        <w:rPr>
+          <w:b w:val="0"/>
+        </w:rPr>
+        <w:t xml:space="preserve">After your attempt, compare with the supported explanation: Select and record Choose a = 1.25; save R8, </w:t>
+      </w:r>
+      <w:r>
+        <w:rPr>
+          <w:b/>
+        </w:rPr>
+        <w:t>input</w:t>
+      </w:r>
+      <w:r>
+        <w:rPr>
+          <w:b w:val="0"/>
+        </w:rPr>
+        <w:t xml:space="preserve">s, formula, </w:t>
+      </w:r>
+      <w:r>
+        <w:rPr>
+          <w:b/>
+        </w:rPr>
+        <w:t>checkpoint</w:t>
+      </w:r>
+      <w:r>
+        <w:rPr>
+          <w:b w:val="0"/>
+        </w:rPr>
+        <w:t xml:space="preserve"> values, loss rule and validation role.</w:t>
       </w:r>
     </w:p>
     <w:p>
-      <w:r>
-        <w:t>2. This one example guarantees correct results for every future input.</w:t>
+      <w:pPr>
+        <w:spacing w:line="336" w:lineRule="auto" w:after="180"/>
+        <w:shd w:fill="F1F6FC"/>
+      </w:pPr>
+      <w:r>
+        <w:rPr>
+          <w:b w:val="0"/>
+        </w:rPr>
+        <w:t xml:space="preserve">A reproducible record includes the actual </w:t>
+      </w:r>
+      <w:r>
+        <w:rPr>
+          <w:b/>
+        </w:rPr>
+        <w:t>input</w:t>
+      </w:r>
+      <w:r>
+        <w:rPr>
+          <w:b w:val="0"/>
+        </w:rPr>
+        <w:t xml:space="preserve">, formula, parameters and scoring rule, together with each dataset’s role. The validation case selects the best supplied </w:t>
+      </w:r>
+      <w:r>
+        <w:rPr>
+          <w:b/>
+        </w:rPr>
+        <w:t>checkpoint</w:t>
+      </w:r>
+      <w:r>
+        <w:rPr>
+          <w:b w:val="0"/>
+        </w:rPr>
+        <w:t>, so it is part of development.</w:t>
       </w:r>
     </w:p>
     <w:p>
-      <w:r>
-        <w:t>3. Correct its role to validation; it was used for selection.</w:t>
+      <w:pPr>
+        <w:spacing w:line="336" w:lineRule="auto" w:after="180"/>
+        <w:shd w:fill="F1F6FC"/>
+      </w:pPr>
+      <w:r>
+        <w:rPr>
+          <w:b w:val="0"/>
+        </w:rPr>
+        <w:t xml:space="preserve">Save that selection history and freeze the </w:t>
+      </w:r>
+      <w:r>
+        <w:rPr>
+          <w:b/>
+        </w:rPr>
+        <w:t>checkpoint</w:t>
+      </w:r>
+      <w:r>
+        <w:rPr>
+          <w:b w:val="0"/>
+        </w:rPr>
+        <w:t xml:space="preserve"> before evaluating fresh final cases. Renaming the same case a test does not change how it was used.</w:t>
       </w:r>
     </w:p>
     <w:p>
@@ -1286,65 +2101,120 @@
         <w:pStyle w:val="Heading3"/>
       </w:pPr>
       <w:r>
-        <w:t>My selected conclusion, deciding fact and explanation</w:t>
+        <w:t>Practice 2: explain the deciding evidence</w:t>
       </w:r>
     </w:p>
     <w:p>
-      <w:r>
-        <w:t>________________________________________________________________</w:t>
+      <w:pPr>
+        <w:pStyle w:val="Heading3"/>
+      </w:pPr>
+      <w:r>
+        <w:t>Changed case · predict first</w:t>
       </w:r>
     </w:p>
     <w:p>
-      <w:r>
-        <w:t>________________________________________________________________</w:t>
+      <w:pPr>
+        <w:spacing w:line="336" w:lineRule="auto" w:after="180"/>
+        <w:shd w:fill="F5F1FB"/>
+      </w:pPr>
+      <w:r>
+        <w:rPr>
+          <w:b w:val="0"/>
+        </w:rPr>
+        <w:t>Changed-case practice: A teammate calls V4 a final test after using it to select a=1.25. Which conclusion is supported by the supplied facts?</w:t>
       </w:r>
     </w:p>
     <w:p>
-      <w:r>
-        <w:t>________________________________________________________________</w:t>
+      <w:pPr>
+        <w:spacing w:line="336" w:lineRule="auto" w:after="180"/>
+        <w:shd w:fill="F4F9FC"/>
+      </w:pPr>
+      <w:r>
+        <w:rPr>
+          <w:b w:val="0"/>
+        </w:rPr>
+        <w:t xml:space="preserve">1. We can decide the result without examining the changed </w:t>
+      </w:r>
+      <w:r>
+        <w:rPr>
+          <w:b/>
+        </w:rPr>
+        <w:t>input</w:t>
+      </w:r>
+      <w:r>
+        <w:rPr>
+          <w:b w:val="0"/>
+        </w:rPr>
+        <w:t xml:space="preserve"> or the procedure.</w:t>
       </w:r>
     </w:p>
     <w:p>
-      <w:r>
-        <w:t>________________________________________________________________</w:t>
+      <w:pPr>
+        <w:spacing w:line="336" w:lineRule="auto" w:after="180"/>
+        <w:shd w:fill="F4F9FC"/>
+      </w:pPr>
+      <w:r>
+        <w:rPr>
+          <w:b w:val="0"/>
+        </w:rPr>
+        <w:t xml:space="preserve">2. This one example guarantees correct results for every future </w:t>
+      </w:r>
+      <w:r>
+        <w:rPr>
+          <w:b/>
+        </w:rPr>
+        <w:t>input</w:t>
+      </w:r>
+      <w:r>
+        <w:rPr>
+          <w:b w:val="0"/>
+        </w:rPr>
+        <w:t>.</w:t>
       </w:r>
     </w:p>
     <w:p>
-      <w:r>
-        <w:t>________________________________________________________________</w:t>
+      <w:pPr>
+        <w:spacing w:line="336" w:lineRule="auto" w:after="180"/>
+        <w:shd w:fill="F4F9FC"/>
+      </w:pPr>
+      <w:r>
+        <w:rPr>
+          <w:b w:val="0"/>
+        </w:rPr>
+        <w:t>3. Correct its role to validation; it was used for selection.</w:t>
       </w:r>
     </w:p>
     <w:p>
-      <w:r>
-        <w:t>Hint if needed: Use the changed condition and the deciding step in the pictorial trace. The answer must say what follows from those facts.</w:t>
+      <w:pPr>
+        <w:pStyle w:val="Heading3"/>
+      </w:pPr>
+      <w:r>
+        <w:t>My selected conclusion, deciding fact and explanation</w:t>
       </w:r>
     </w:p>
     <w:p>
       <w:r>
-        <w:t>After your attempt, compare with the supported explanation: Correct its role to validation; it was used for selection. Changing the label on a dataset does not make its evidence untouched.</w:t>
+        <w:t>________________________________________________________________</w:t>
       </w:r>
     </w:p>
     <w:p>
-      <w:pPr>
-        <w:pStyle w:val="Heading3"/>
-      </w:pPr>
-      <w:r>
-        <w:t>Repair a missing building block</w:t>
+      <w:r>
+        <w:t>________________________________________________________________</w:t>
       </w:r>
     </w:p>
     <w:p>
       <w:r>
-        <w:t>Review Efficiency and resource measurement (ai-5/31). Goal: Calculate throughput and amortised time per example from repeated timings. Short practice: Why is 10ms/case not necessarily a single-request latency? Point to the relevant step in the picture, then write the changed result and the rule or evidence that supports it.. Return to this week and explain what you changed.</w:t>
+        <w:t>________________________________________________________________</w:t>
       </w:r>
     </w:p>
     <w:p>
       <w:r>
-        <w:t>Review Uncertainty and failure analysis (ai-5/29). Goal: Distinguish a predicted class, confidence score and observed correctness. Short practice: What is C’s positive-class probability and chosen-label confidence? Point to the relevant step in the picture, then write the changed result and the rule or evidence that supports it.. Return to this week and explain what you changed.</w:t>
+        <w:t>________________________________________________________________</w:t>
       </w:r>
     </w:p>
     <w:p>
       <w:r>
-        <w:t>Review Embeddings and neighbourhoods (ai-5/26). Goal: Look up a vector using a token ID and preserve sequence shape. Short practice: What would justify claiming nearby vectors mean related topics? Point to the relevant step in the picture, then write the changed result and the rule or evidence that supports it.. Return to this week and explain what you changed.</w:t>
+        <w:t>________________________________________________________________</w:t>
       </w:r>
     </w:p>
     <w:p>
@@ -1352,12 +2222,19 @@
         <w:pStyle w:val="Heading3"/>
       </w:pPr>
       <w:r>
-        <w:t>Predict, run and debug</w:t>
+        <w:t>Hint · try first</w:t>
       </w:r>
     </w:p>
     <w:p>
-      <w:r>
-        <w:t>The browser lab lets you edit the supported Python examples already included in this lesson. Predict first, run, inspect the actual output or error, change one input, then run again. Keep code, predictions, actual results and a reasoned revision together. On paper, label your result as a trace rather than an execution.</w:t>
+      <w:pPr>
+        <w:spacing w:line="336" w:lineRule="auto" w:after="180"/>
+        <w:shd w:fill="F1F6F8"/>
+      </w:pPr>
+      <w:r>
+        <w:rPr>
+          <w:b w:val="0"/>
+        </w:rPr>
+        <w:t>Hint if needed: Use the changed condition and the deciding step in the pictorial trace. The answer must say what follows from those facts.</w:t>
       </w:r>
     </w:p>
     <w:p>
@@ -1365,12 +2242,31 @@
         <w:pStyle w:val="Heading3"/>
       </w:pPr>
       <w:r>
-        <w:t>Keep your completed work</w:t>
+        <w:t>Feedback · compare after trying</w:t>
       </w:r>
     </w:p>
     <w:p>
-      <w:r>
-        <w:t>Use Download completed work in the hosted lesson to export your answers, reflections, practice feedback and code-run evidence. Open the HTML copy to read or print it. Drafts stay in this browser when storage is available; clear drafts on a shared device.</w:t>
+      <w:pPr>
+        <w:spacing w:line="336" w:lineRule="auto" w:after="180"/>
+        <w:shd w:fill="F1F6FC"/>
+      </w:pPr>
+      <w:r>
+        <w:rPr>
+          <w:b w:val="0"/>
+        </w:rPr>
+        <w:t xml:space="preserve">After your attempt, compare with the supported explanation: Correct its role to validation; it was used for selection. Changing the label on a dataset does not make its </w:t>
+      </w:r>
+      <w:r>
+        <w:rPr>
+          <w:b/>
+        </w:rPr>
+        <w:t>evidence</w:t>
+      </w:r>
+      <w:r>
+        <w:rPr>
+          <w:b w:val="0"/>
+        </w:rPr>
+        <w:t xml:space="preserve"> untouched.</w:t>
       </w:r>
     </w:p>
     <w:p>
@@ -1378,12 +2274,1179 @@
         <w:pStyle w:val="Heading3"/>
       </w:pPr>
       <w:r>
-        <w:t>What I repaired, the evidence I kept and the next test</w:t>
+        <w:t>Repair a missing building block</w:t>
       </w:r>
     </w:p>
     <w:p>
+      <w:pPr>
+        <w:spacing w:line="336" w:lineRule="auto" w:after="180"/>
+      </w:pPr>
+      <w:r>
+        <w:rPr>
+          <w:b w:val="0"/>
+        </w:rPr>
+        <w:t>Review Efficiency and resource measurement (ai-5/31). Goal: Calculate throughput and amortised time per example from repeated timings. Short practice: Why is 10ms/case not necessarily a single-request latency?</w:t>
+      </w:r>
+    </w:p>
+    <w:p>
+      <w:pPr>
+        <w:spacing w:line="336" w:lineRule="auto" w:after="180"/>
+      </w:pPr>
+      <w:r>
+        <w:rPr>
+          <w:b w:val="0"/>
+        </w:rPr>
+        <w:t xml:space="preserve">Point to the relevant step in the picture, then write the changed result and the rule or </w:t>
+      </w:r>
+      <w:r>
+        <w:rPr>
+          <w:b/>
+        </w:rPr>
+        <w:t>evidence</w:t>
+      </w:r>
+      <w:r>
+        <w:rPr>
+          <w:b w:val="0"/>
+        </w:rPr>
+        <w:t xml:space="preserve"> that supports it.. Return to this week and explain what you changed.</w:t>
+      </w:r>
+    </w:p>
+    <w:p>
+      <w:pPr>
+        <w:spacing w:line="336" w:lineRule="auto" w:after="180"/>
+      </w:pPr>
+      <w:r>
+        <w:rPr>
+          <w:b w:val="0"/>
+        </w:rPr>
+        <w:t>Review Uncertainty and failure analysis (ai-5/29). Goal: Distinguish a predicted class, confidence score and observed correctness. Short practice: What is C’s positive-class probability and chosen-label confidence?</w:t>
+      </w:r>
+    </w:p>
+    <w:p>
+      <w:pPr>
+        <w:spacing w:line="336" w:lineRule="auto" w:after="180"/>
+      </w:pPr>
+      <w:r>
+        <w:rPr>
+          <w:b w:val="0"/>
+        </w:rPr>
+        <w:t xml:space="preserve">Point to the relevant step in the picture, then write the changed result and the rule or </w:t>
+      </w:r>
+      <w:r>
+        <w:rPr>
+          <w:b/>
+        </w:rPr>
+        <w:t>evidence</w:t>
+      </w:r>
+      <w:r>
+        <w:rPr>
+          <w:b w:val="0"/>
+        </w:rPr>
+        <w:t xml:space="preserve"> that supports it.. Return to this week and explain what you changed.</w:t>
+      </w:r>
+    </w:p>
+    <w:p>
+      <w:pPr>
+        <w:spacing w:line="336" w:lineRule="auto" w:after="180"/>
+      </w:pPr>
+      <w:r>
+        <w:rPr>
+          <w:b w:val="0"/>
+        </w:rPr>
+        <w:t>Review Embeddings and neighbourhoods (ai-5/26). Goal: Look up a vector using a token ID and preserve sequence shape. Short practice: What would justify claiming nearby vectors mean related topics?</w:t>
+      </w:r>
+    </w:p>
+    <w:p>
+      <w:pPr>
+        <w:spacing w:line="336" w:lineRule="auto" w:after="180"/>
+      </w:pPr>
+      <w:r>
+        <w:rPr>
+          <w:b w:val="0"/>
+        </w:rPr>
+        <w:t xml:space="preserve">Point to the relevant step in the picture, then write the changed result and the rule or </w:t>
+      </w:r>
+      <w:r>
+        <w:rPr>
+          <w:b/>
+        </w:rPr>
+        <w:t>evidence</w:t>
+      </w:r>
+      <w:r>
+        <w:rPr>
+          <w:b w:val="0"/>
+        </w:rPr>
+        <w:t xml:space="preserve"> that supports it.. Return to this week and explain what you changed.</w:t>
+      </w:r>
+    </w:p>
+    <w:p>
+      <w:pPr>
+        <w:pStyle w:val="Heading3"/>
+      </w:pPr>
+      <w:r>
+        <w:t>Predict, run and debug</w:t>
+      </w:r>
+    </w:p>
+    <w:p>
+      <w:pPr>
+        <w:spacing w:line="336" w:lineRule="auto" w:after="180"/>
+      </w:pPr>
+      <w:r>
+        <w:rPr>
+          <w:b w:val="0"/>
+        </w:rPr>
+        <w:t xml:space="preserve">The browser lab lets you edit the supported Python examples already included in this lesson. Predict first, run, inspect the actual </w:t>
+      </w:r>
+      <w:r>
+        <w:rPr>
+          <w:b/>
+        </w:rPr>
+        <w:t>output</w:t>
+      </w:r>
+      <w:r>
+        <w:rPr>
+          <w:b w:val="0"/>
+        </w:rPr>
+        <w:t xml:space="preserve"> or error, change one </w:t>
+      </w:r>
+      <w:r>
+        <w:rPr>
+          <w:b/>
+        </w:rPr>
+        <w:t>input</w:t>
+      </w:r>
+      <w:r>
+        <w:rPr>
+          <w:b w:val="0"/>
+        </w:rPr>
+        <w:t>, then run again.</w:t>
+      </w:r>
+    </w:p>
+    <w:p>
+      <w:pPr>
+        <w:spacing w:line="336" w:lineRule="auto" w:after="180"/>
+      </w:pPr>
+      <w:r>
+        <w:rPr>
+          <w:b w:val="0"/>
+        </w:rPr>
+        <w:t xml:space="preserve">Keep code, </w:t>
+      </w:r>
+      <w:r>
+        <w:rPr>
+          <w:b/>
+        </w:rPr>
+        <w:t>prediction</w:t>
+      </w:r>
+      <w:r>
+        <w:rPr>
+          <w:b w:val="0"/>
+        </w:rPr>
+        <w:t>s, actual results and a reasoned revision together. On paper, label your result as a trace rather than an execution.</w:t>
+      </w:r>
+    </w:p>
+    <w:p>
+      <w:pPr>
+        <w:pStyle w:val="Heading3"/>
+      </w:pPr>
+      <w:r>
+        <w:t>Keep your completed work</w:t>
+      </w:r>
+    </w:p>
+    <w:p>
+      <w:pPr>
+        <w:spacing w:line="336" w:lineRule="auto" w:after="180"/>
+      </w:pPr>
+      <w:r>
+        <w:rPr>
+          <w:b w:val="0"/>
+        </w:rPr>
+        <w:t xml:space="preserve">Use Download completed work in the hosted lesson to export your answers, reflections, practice feedback and code-run </w:t>
+      </w:r>
+      <w:r>
+        <w:rPr>
+          <w:b/>
+        </w:rPr>
+        <w:t>evidence</w:t>
+      </w:r>
+      <w:r>
+        <w:rPr>
+          <w:b w:val="0"/>
+        </w:rPr>
+        <w:t>. Open the HTML copy to read or print it.</w:t>
+      </w:r>
+    </w:p>
+    <w:p>
+      <w:pPr>
+        <w:spacing w:line="336" w:lineRule="auto" w:after="180"/>
+      </w:pPr>
+      <w:r>
+        <w:rPr>
+          <w:b w:val="0"/>
+        </w:rPr>
+        <w:t>Drafts stay in this browser when storage is available; clear drafts on a shared device.</w:t>
+      </w:r>
+    </w:p>
+    <w:p>
+      <w:pPr>
+        <w:pStyle w:val="Heading3"/>
+      </w:pPr>
+      <w:r>
+        <w:t>What I repaired, the evidence I kept and the next test</w:t>
+      </w:r>
+    </w:p>
+    <w:p>
       <w:r>
         <w:t>________________________________________________________________</w:t>
+      </w:r>
+    </w:p>
+    <w:p>
+      <w:r>
+        <w:t>________________________________________________________________</w:t>
+      </w:r>
+    </w:p>
+    <w:p>
+      <w:r>
+        <w:t>________________________________________________________________</w:t>
+      </w:r>
+    </w:p>
+    <w:p>
+      <w:r>
+        <w:t>________________________________________________________________</w:t>
+      </w:r>
+    </w:p>
+    <w:p>
+      <w:r>
+        <w:t>________________________________________________________________</w:t>
+      </w:r>
+    </w:p>
+    <w:p>
+      <w:pPr>
+        <w:pStyle w:val="Heading1"/>
+      </w:pPr>
+      <w:r>
+        <w:t>15. Visual concept journey</w:t>
+      </w:r>
+    </w:p>
+    <w:p>
+      <w:r>
+        <w:t>Explain each Documenting a network experiment picture from its labels, then record a relevant limit.</w:t>
+      </w:r>
+    </w:p>
+    <w:p>
+      <w:pPr>
+        <w:pStyle w:val="Heading3"/>
+      </w:pPr>
+      <w:r>
+        <w:t>01. Documenting a network experiment: the case</w:t>
+      </w:r>
+    </w:p>
+    <w:p>
+      <w:r>
+        <w:drawing>
+          <wp:inline xmlns:a="http://schemas.openxmlformats.org/drawingml/2006/main" xmlns:pic="http://schemas.openxmlformats.org/drawingml/2006/picture">
+            <wp:extent cx="5486400" cy="3291840"/>
+            <wp:docPr id="3" name="Picture 3" descr="Document checkpoint selection so another team can reconstruct every reported number. Supplied facts: Run R8 predicts ReLU(a×x). Validation V4 has x = 2, target 3. Baseline a = 0.5; checkpoints a = 1 and 1.25; choose minimum validation squared error. All inputs and outcomes in this worked example are invented classroom data; no real model run is claimed."/>
+            <wp:cNvGraphicFramePr>
+              <a:graphicFrameLocks noChangeAspect="1"/>
+            </wp:cNvGraphicFramePr>
+            <a:graphic>
+              <a:graphicData uri="http://schemas.openxmlformats.org/drawingml/2006/picture">
+                <pic:pic>
+                  <pic:nvPicPr>
+                    <pic:cNvPr id="0" name="academy-story-ai-5-32-01.png"/>
+                    <pic:cNvPicPr/>
+                  </pic:nvPicPr>
+                  <pic:blipFill>
+                    <a:blip r:embed="rId11"/>
+                    <a:stretch>
+                      <a:fillRect/>
+                    </a:stretch>
+                  </pic:blipFill>
+                  <pic:spPr>
+                    <a:xfrm>
+                      <a:off x="0" y="0"/>
+                      <a:ext cx="5486400" cy="3291840"/>
+                    </a:xfrm>
+                    <a:prstGeom prst="rect"/>
+                  </pic:spPr>
+                </pic:pic>
+              </a:graphicData>
+            </a:graphic>
+          </wp:inline>
+        </w:drawing>
+      </w:r>
+    </w:p>
+    <w:p>
+      <w:pPr>
+        <w:spacing w:line="336" w:lineRule="auto" w:after="180"/>
+      </w:pPr>
+      <w:r>
+        <w:rPr>
+          <w:b w:val="0"/>
+        </w:rPr>
+        <w:t xml:space="preserve">Document </w:t>
+      </w:r>
+      <w:r>
+        <w:rPr>
+          <w:b/>
+        </w:rPr>
+        <w:t>checkpoint</w:t>
+      </w:r>
+      <w:r>
+        <w:rPr>
+          <w:b w:val="0"/>
+        </w:rPr>
+        <w:t xml:space="preserve"> selection so another team can reconstruct every reported number. Supplied facts: Run R8 predicts ReLU(a×x). Validation V4 has x = 2, target 3.</w:t>
+      </w:r>
+    </w:p>
+    <w:p>
+      <w:pPr>
+        <w:spacing w:line="336" w:lineRule="auto" w:after="180"/>
+      </w:pPr>
+      <w:r>
+        <w:rPr>
+          <w:b w:val="0"/>
+        </w:rPr>
+        <w:t xml:space="preserve">Baseline a = 0.5; </w:t>
+      </w:r>
+      <w:r>
+        <w:rPr>
+          <w:b/>
+        </w:rPr>
+        <w:t>checkpoint</w:t>
+      </w:r>
+      <w:r>
+        <w:rPr>
+          <w:b w:val="0"/>
+        </w:rPr>
+        <w:t xml:space="preserve">s a = 1 and 1.25; choose minimum validation squared error. All </w:t>
+      </w:r>
+      <w:r>
+        <w:rPr>
+          <w:b/>
+        </w:rPr>
+        <w:t>input</w:t>
+      </w:r>
+      <w:r>
+        <w:rPr>
+          <w:b w:val="0"/>
+        </w:rPr>
+        <w:t>s and outcomes in this worked example are invented classroom data; no real model run is claimed.</w:t>
+      </w:r>
+    </w:p>
+    <w:p>
+      <w:pPr>
+        <w:spacing w:line="336" w:lineRule="auto" w:after="180"/>
+        <w:shd w:fill="F5F1FB"/>
+      </w:pPr>
+      <w:r>
+        <w:rPr>
+          <w:b w:val="0"/>
+        </w:rPr>
+        <w:t>Point to the given fact that matters most. Explain why it matters.</w:t>
+      </w:r>
+    </w:p>
+    <w:p>
+      <w:pPr>
+        <w:pStyle w:val="Heading3"/>
+      </w:pPr>
+      <w:r>
+        <w:t>My picture explanation, deciding evidence and one limit</w:t>
+      </w:r>
+    </w:p>
+    <w:p>
+      <w:r>
+        <w:t>________________________________________________________________</w:t>
+      </w:r>
+    </w:p>
+    <w:p>
+      <w:r>
+        <w:t>________________________________________________________________</w:t>
+      </w:r>
+    </w:p>
+    <w:p>
+      <w:r>
+        <w:t>________________________________________________________________</w:t>
+      </w:r>
+    </w:p>
+    <w:p>
+      <w:r>
+        <w:t>________________________________________________________________</w:t>
+      </w:r>
+    </w:p>
+    <w:p>
+      <w:pPr>
+        <w:pStyle w:val="Heading3"/>
+      </w:pPr>
+      <w:r>
+        <w:t>02. Follow the deciding steps</w:t>
+      </w:r>
+    </w:p>
+    <w:p>
+      <w:r>
+        <w:drawing>
+          <wp:inline xmlns:a="http://schemas.openxmlformats.org/drawingml/2006/main" xmlns:pic="http://schemas.openxmlformats.org/drawingml/2006/picture">
+            <wp:extent cx="5486400" cy="3337560"/>
+            <wp:docPr id="4" name="Picture 4" descr="Baseline prediction: At a = 0.5, prediction 1, error² = 4. → Checkpoint comparison: At a = 1, prediction 2, loss 1; at 1.25, prediction 2.5, loss 0.25. → Select and record: Choose a = 1.25; save R8, inputs, formula, checkpoint values, loss rule and validation role."/>
+            <wp:cNvGraphicFramePr>
+              <a:graphicFrameLocks noChangeAspect="1"/>
+            </wp:cNvGraphicFramePr>
+            <a:graphic>
+              <a:graphicData uri="http://schemas.openxmlformats.org/drawingml/2006/picture">
+                <pic:pic>
+                  <pic:nvPicPr>
+                    <pic:cNvPr id="0" name="academy-story-ai-5-32-02.png"/>
+                    <pic:cNvPicPr/>
+                  </pic:nvPicPr>
+                  <pic:blipFill>
+                    <a:blip r:embed="rId12"/>
+                    <a:stretch>
+                      <a:fillRect/>
+                    </a:stretch>
+                  </pic:blipFill>
+                  <pic:spPr>
+                    <a:xfrm>
+                      <a:off x="0" y="0"/>
+                      <a:ext cx="5486400" cy="3337560"/>
+                    </a:xfrm>
+                    <a:prstGeom prst="rect"/>
+                  </pic:spPr>
+                </pic:pic>
+              </a:graphicData>
+            </a:graphic>
+          </wp:inline>
+        </w:drawing>
+      </w:r>
+    </w:p>
+    <w:p>
+      <w:pPr>
+        <w:spacing w:line="336" w:lineRule="auto" w:after="180"/>
+      </w:pPr>
+      <w:r>
+        <w:rPr>
+          <w:b w:val="0"/>
+        </w:rPr>
+        <w:t xml:space="preserve">Baseline </w:t>
+      </w:r>
+      <w:r>
+        <w:rPr>
+          <w:b/>
+        </w:rPr>
+        <w:t>prediction</w:t>
+      </w:r>
+      <w:r>
+        <w:rPr>
+          <w:b w:val="0"/>
+        </w:rPr>
+        <w:t xml:space="preserve">: At a = 0.5, </w:t>
+      </w:r>
+      <w:r>
+        <w:rPr>
+          <w:b/>
+        </w:rPr>
+        <w:t>prediction</w:t>
+      </w:r>
+      <w:r>
+        <w:rPr>
+          <w:b w:val="0"/>
+        </w:rPr>
+        <w:t xml:space="preserve"> 1, error² = 4. → </w:t>
+      </w:r>
+      <w:r>
+        <w:rPr>
+          <w:b/>
+        </w:rPr>
+        <w:t>Checkpoint</w:t>
+      </w:r>
+      <w:r>
+        <w:rPr>
+          <w:b w:val="0"/>
+        </w:rPr>
+        <w:t xml:space="preserve"> comparison: At a = 1, </w:t>
+      </w:r>
+      <w:r>
+        <w:rPr>
+          <w:b/>
+        </w:rPr>
+        <w:t>prediction</w:t>
+      </w:r>
+      <w:r>
+        <w:rPr>
+          <w:b w:val="0"/>
+        </w:rPr>
+        <w:t xml:space="preserve"> 2, loss 1; at 1.25, </w:t>
+      </w:r>
+      <w:r>
+        <w:rPr>
+          <w:b/>
+        </w:rPr>
+        <w:t>prediction</w:t>
+      </w:r>
+      <w:r>
+        <w:rPr>
+          <w:b w:val="0"/>
+        </w:rPr>
+        <w:t xml:space="preserve"> 2.5, loss 0.25. → Select and record: Choose a = 1.25; save R8, </w:t>
+      </w:r>
+      <w:r>
+        <w:rPr>
+          <w:b/>
+        </w:rPr>
+        <w:t>input</w:t>
+      </w:r>
+      <w:r>
+        <w:rPr>
+          <w:b w:val="0"/>
+        </w:rPr>
+        <w:t xml:space="preserve">s, formula, </w:t>
+      </w:r>
+      <w:r>
+        <w:rPr>
+          <w:b/>
+        </w:rPr>
+        <w:t>checkpoint</w:t>
+      </w:r>
+      <w:r>
+        <w:rPr>
+          <w:b w:val="0"/>
+        </w:rPr>
+        <w:t xml:space="preserve"> values, loss rule and validation role.</w:t>
+      </w:r>
+    </w:p>
+    <w:p>
+      <w:pPr>
+        <w:spacing w:line="336" w:lineRule="auto" w:after="180"/>
+        <w:shd w:fill="F5F1FB"/>
+      </w:pPr>
+      <w:r>
+        <w:rPr>
+          <w:b w:val="0"/>
+        </w:rPr>
+        <w:t xml:space="preserve">Point to each numbered stage and explain which recorded </w:t>
+      </w:r>
+      <w:r>
+        <w:rPr>
+          <w:b/>
+        </w:rPr>
+        <w:t>input</w:t>
+      </w:r>
+      <w:r>
+        <w:rPr>
+          <w:b w:val="0"/>
+        </w:rPr>
+        <w:t xml:space="preserve"> it uses.</w:t>
+      </w:r>
+    </w:p>
+    <w:p>
+      <w:pPr>
+        <w:pStyle w:val="Heading3"/>
+      </w:pPr>
+      <w:r>
+        <w:t>My picture explanation, deciding evidence and one limit</w:t>
+      </w:r>
+    </w:p>
+    <w:p>
+      <w:r>
+        <w:t>________________________________________________________________</w:t>
+      </w:r>
+    </w:p>
+    <w:p>
+      <w:r>
+        <w:t>________________________________________________________________</w:t>
+      </w:r>
+    </w:p>
+    <w:p>
+      <w:r>
+        <w:t>________________________________________________________________</w:t>
+      </w:r>
+    </w:p>
+    <w:p>
+      <w:r>
+        <w:t>________________________________________________________________</w:t>
+      </w:r>
+    </w:p>
+    <w:p>
+      <w:pPr>
+        <w:pStyle w:val="Heading3"/>
+      </w:pPr>
+      <w:r>
+        <w:t>03. Validation squared loss by checkpoint</w:t>
+      </w:r>
+    </w:p>
+    <w:p>
+      <w:r>
+        <w:drawing>
+          <wp:inline xmlns:a="http://schemas.openxmlformats.org/drawingml/2006/main" xmlns:pic="http://schemas.openxmlformats.org/drawingml/2006/picture">
+            <wp:extent cx="5486400" cy="3145536"/>
+            <wp:docPr id="5" name="Picture 5" descr="Validation squared loss by checkpoint. Units: squared error. baseline a = 0.5: 4. checkpoint a = 1: 1. checkpoint a = 1.25: 0.25."/>
+            <wp:cNvGraphicFramePr>
+              <a:graphicFrameLocks noChangeAspect="1"/>
+            </wp:cNvGraphicFramePr>
+            <a:graphic>
+              <a:graphicData uri="http://schemas.openxmlformats.org/drawingml/2006/picture">
+                <pic:pic>
+                  <pic:nvPicPr>
+                    <pic:cNvPr id="0" name="academy-story-ai-5-32-03.png"/>
+                    <pic:cNvPicPr/>
+                  </pic:nvPicPr>
+                  <pic:blipFill>
+                    <a:blip r:embed="rId13"/>
+                    <a:stretch>
+                      <a:fillRect/>
+                    </a:stretch>
+                  </pic:blipFill>
+                  <pic:spPr>
+                    <a:xfrm>
+                      <a:off x="0" y="0"/>
+                      <a:ext cx="5486400" cy="3145536"/>
+                    </a:xfrm>
+                    <a:prstGeom prst="rect"/>
+                  </pic:spPr>
+                </pic:pic>
+              </a:graphicData>
+            </a:graphic>
+          </wp:inline>
+        </w:drawing>
+      </w:r>
+    </w:p>
+    <w:p>
+      <w:pPr>
+        <w:spacing w:line="336" w:lineRule="auto" w:after="180"/>
+      </w:pPr>
+      <w:r>
+        <w:rPr>
+          <w:b w:val="0"/>
+        </w:rPr>
+        <w:t xml:space="preserve">Validation squared loss by </w:t>
+      </w:r>
+      <w:r>
+        <w:rPr>
+          <w:b/>
+        </w:rPr>
+        <w:t>checkpoint</w:t>
+      </w:r>
+      <w:r>
+        <w:rPr>
+          <w:b w:val="0"/>
+        </w:rPr>
+        <w:t xml:space="preserve">. Units: squared error. baseline a = 0.5: 4. </w:t>
+      </w:r>
+      <w:r>
+        <w:rPr>
+          <w:b/>
+        </w:rPr>
+        <w:t>checkpoint</w:t>
+      </w:r>
+      <w:r>
+        <w:rPr>
+          <w:b w:val="0"/>
+        </w:rPr>
+        <w:t xml:space="preserve"> a = 1: 1. </w:t>
+      </w:r>
+      <w:r>
+        <w:rPr>
+          <w:b/>
+        </w:rPr>
+        <w:t>checkpoint</w:t>
+      </w:r>
+      <w:r>
+        <w:rPr>
+          <w:b w:val="0"/>
+        </w:rPr>
+        <w:t xml:space="preserve"> a = 1.25: 0.25.</w:t>
+      </w:r>
+    </w:p>
+    <w:p>
+      <w:pPr>
+        <w:spacing w:line="336" w:lineRule="auto" w:after="180"/>
+        <w:shd w:fill="F5F1FB"/>
+      </w:pPr>
+      <w:r>
+        <w:rPr>
+          <w:b w:val="0"/>
+        </w:rPr>
+        <w:t>Read the labels and values. Explain the relationship the model shows.</w:t>
+      </w:r>
+    </w:p>
+    <w:p>
+      <w:pPr>
+        <w:pStyle w:val="Heading3"/>
+      </w:pPr>
+      <w:r>
+        <w:t>My picture explanation, deciding evidence and one limit</w:t>
+      </w:r>
+    </w:p>
+    <w:p>
+      <w:r>
+        <w:t>________________________________________________________________</w:t>
+      </w:r>
+    </w:p>
+    <w:p>
+      <w:r>
+        <w:t>________________________________________________________________</w:t>
+      </w:r>
+    </w:p>
+    <w:p>
+      <w:r>
+        <w:t>________________________________________________________________</w:t>
+      </w:r>
+    </w:p>
+    <w:p>
+      <w:r>
+        <w:t>________________________________________________________________</w:t>
+      </w:r>
+    </w:p>
+    <w:p>
+      <w:pPr>
+        <w:pStyle w:val="Heading3"/>
+      </w:pPr>
+      <w:r>
+        <w:t>04. Change one thing. Trace what follows.</w:t>
+      </w:r>
+    </w:p>
+    <w:p>
+      <w:r>
+        <w:drawing>
+          <wp:inline xmlns:a="http://schemas.openxmlformats.org/drawingml/2006/main" xmlns:pic="http://schemas.openxmlformats.org/drawingml/2006/picture">
+            <wp:extent cx="5486400" cy="3041904"/>
+            <wp:docPr id="6" name="Picture 6" descr="Original case: Choose a = 1.25; save R8, inputs, formula, checkpoint values, loss rule and validation role. Changed condition: A teammate calls V4 a final test after using it to select a=1.25. Expected result: Correct its role to validation; it was used for selection. Reason: Changing the label on a dataset does not make its evidence untouched."/>
+            <wp:cNvGraphicFramePr>
+              <a:graphicFrameLocks noChangeAspect="1"/>
+            </wp:cNvGraphicFramePr>
+            <a:graphic>
+              <a:graphicData uri="http://schemas.openxmlformats.org/drawingml/2006/picture">
+                <pic:pic>
+                  <pic:nvPicPr>
+                    <pic:cNvPr id="0" name="academy-story-ai-5-32-04.png"/>
+                    <pic:cNvPicPr/>
+                  </pic:nvPicPr>
+                  <pic:blipFill>
+                    <a:blip r:embed="rId14"/>
+                    <a:stretch>
+                      <a:fillRect/>
+                    </a:stretch>
+                  </pic:blipFill>
+                  <pic:spPr>
+                    <a:xfrm>
+                      <a:off x="0" y="0"/>
+                      <a:ext cx="5486400" cy="3041904"/>
+                    </a:xfrm>
+                    <a:prstGeom prst="rect"/>
+                  </pic:spPr>
+                </pic:pic>
+              </a:graphicData>
+            </a:graphic>
+          </wp:inline>
+        </w:drawing>
+      </w:r>
+    </w:p>
+    <w:p>
+      <w:pPr>
+        <w:spacing w:line="336" w:lineRule="auto" w:after="180"/>
+      </w:pPr>
+      <w:r>
+        <w:rPr>
+          <w:b w:val="0"/>
+        </w:rPr>
+        <w:t xml:space="preserve">Original case: Choose a = 1.25; save R8, </w:t>
+      </w:r>
+      <w:r>
+        <w:rPr>
+          <w:b/>
+        </w:rPr>
+        <w:t>input</w:t>
+      </w:r>
+      <w:r>
+        <w:rPr>
+          <w:b w:val="0"/>
+        </w:rPr>
+        <w:t xml:space="preserve">s, formula, </w:t>
+      </w:r>
+      <w:r>
+        <w:rPr>
+          <w:b/>
+        </w:rPr>
+        <w:t>checkpoint</w:t>
+      </w:r>
+      <w:r>
+        <w:rPr>
+          <w:b w:val="0"/>
+        </w:rPr>
+        <w:t xml:space="preserve"> values, loss rule and validation role. Changed condition: A teammate calls V4 a final test after using it to select a=1.25.</w:t>
+      </w:r>
+    </w:p>
+    <w:p>
+      <w:pPr>
+        <w:spacing w:line="336" w:lineRule="auto" w:after="180"/>
+      </w:pPr>
+      <w:r>
+        <w:rPr>
+          <w:b w:val="0"/>
+        </w:rPr>
+        <w:t xml:space="preserve">Expected result: Correct its role to validation; it was used for selection. Reason: Changing the label on a dataset does not make its </w:t>
+      </w:r>
+      <w:r>
+        <w:rPr>
+          <w:b/>
+        </w:rPr>
+        <w:t>evidence</w:t>
+      </w:r>
+      <w:r>
+        <w:rPr>
+          <w:b w:val="0"/>
+        </w:rPr>
+        <w:t xml:space="preserve"> untouched.</w:t>
+      </w:r>
+    </w:p>
+    <w:p>
+      <w:pPr>
+        <w:spacing w:line="336" w:lineRule="auto" w:after="180"/>
+        <w:shd w:fill="F5F1FB"/>
+      </w:pPr>
+      <w:r>
+        <w:rPr>
+          <w:b w:val="0"/>
+        </w:rPr>
+        <w:t>Predict before checking the worked changed-case result. Name what changed and what the supplied facts allow you to conclude.</w:t>
+      </w:r>
+    </w:p>
+    <w:p>
+      <w:pPr>
+        <w:pStyle w:val="Heading3"/>
+      </w:pPr>
+      <w:r>
+        <w:t>My picture explanation, deciding evidence and one limit</w:t>
+      </w:r>
+    </w:p>
+    <w:p>
+      <w:r>
+        <w:t>________________________________________________________________</w:t>
+      </w:r>
+    </w:p>
+    <w:p>
+      <w:r>
+        <w:t>________________________________________________________________</w:t>
+      </w:r>
+    </w:p>
+    <w:p>
+      <w:r>
+        <w:t>________________________________________________________________</w:t>
+      </w:r>
+    </w:p>
+    <w:p>
+      <w:r>
+        <w:t>________________________________________________________________</w:t>
+      </w:r>
+    </w:p>
+    <w:p>
+      <w:pPr>
+        <w:pStyle w:val="Heading3"/>
+      </w:pPr>
+      <w:r>
+        <w:t>05. Connect the explanation to its limit</w:t>
+      </w:r>
+    </w:p>
+    <w:p>
+      <w:r>
+        <w:drawing>
+          <wp:inline xmlns:a="http://schemas.openxmlformats.org/drawingml/2006/main" xmlns:pic="http://schemas.openxmlformats.org/drawingml/2006/picture">
+            <wp:extent cx="5486400" cy="2834640"/>
+            <wp:docPr id="7" name="Picture 7" descr="A reproducible record includes the actual input, formula, parameters and scoring rule, together with each dataset’s role. The validation case selects the best supplied checkpoint, so it is part of development. Save that selection history and freeze the checkpoint before evaluating fresh final cases. Renaming the same case a test does not change how it was used. Limit: Reconstructing one run verifies arithmetic and provenance, not population performance or educational learning impact."/>
+            <wp:cNvGraphicFramePr>
+              <a:graphicFrameLocks noChangeAspect="1"/>
+            </wp:cNvGraphicFramePr>
+            <a:graphic>
+              <a:graphicData uri="http://schemas.openxmlformats.org/drawingml/2006/picture">
+                <pic:pic>
+                  <pic:nvPicPr>
+                    <pic:cNvPr id="0" name="academy-story-ai-5-32-05.png"/>
+                    <pic:cNvPicPr/>
+                  </pic:nvPicPr>
+                  <pic:blipFill>
+                    <a:blip r:embed="rId15"/>
+                    <a:stretch>
+                      <a:fillRect/>
+                    </a:stretch>
+                  </pic:blipFill>
+                  <pic:spPr>
+                    <a:xfrm>
+                      <a:off x="0" y="0"/>
+                      <a:ext cx="5486400" cy="2834640"/>
+                    </a:xfrm>
+                    <a:prstGeom prst="rect"/>
+                  </pic:spPr>
+                </pic:pic>
+              </a:graphicData>
+            </a:graphic>
+          </wp:inline>
+        </w:drawing>
+      </w:r>
+    </w:p>
+    <w:p>
+      <w:pPr>
+        <w:spacing w:line="336" w:lineRule="auto" w:after="180"/>
+      </w:pPr>
+      <w:r>
+        <w:rPr>
+          <w:b w:val="0"/>
+        </w:rPr>
+        <w:t xml:space="preserve">A reproducible record includes the actual </w:t>
+      </w:r>
+      <w:r>
+        <w:rPr>
+          <w:b/>
+        </w:rPr>
+        <w:t>input</w:t>
+      </w:r>
+      <w:r>
+        <w:rPr>
+          <w:b w:val="0"/>
+        </w:rPr>
+        <w:t xml:space="preserve">, formula, parameters and scoring rule, together with each dataset’s role. The validation case selects the best supplied </w:t>
+      </w:r>
+      <w:r>
+        <w:rPr>
+          <w:b/>
+        </w:rPr>
+        <w:t>checkpoint</w:t>
+      </w:r>
+      <w:r>
+        <w:rPr>
+          <w:b w:val="0"/>
+        </w:rPr>
+        <w:t>, so it is part of development.</w:t>
+      </w:r>
+    </w:p>
+    <w:p>
+      <w:pPr>
+        <w:spacing w:line="336" w:lineRule="auto" w:after="180"/>
+      </w:pPr>
+      <w:r>
+        <w:rPr>
+          <w:b w:val="0"/>
+        </w:rPr>
+        <w:t xml:space="preserve">Save that selection history and freeze the </w:t>
+      </w:r>
+      <w:r>
+        <w:rPr>
+          <w:b/>
+        </w:rPr>
+        <w:t>checkpoint</w:t>
+      </w:r>
+      <w:r>
+        <w:rPr>
+          <w:b w:val="0"/>
+        </w:rPr>
+        <w:t xml:space="preserve"> before evaluating fresh final cases. Renaming the same case a test does not change how it was used.</w:t>
+      </w:r>
+    </w:p>
+    <w:p>
+      <w:pPr>
+        <w:spacing w:line="336" w:lineRule="auto" w:after="180"/>
+      </w:pPr>
+      <w:r>
+        <w:rPr>
+          <w:b w:val="0"/>
+        </w:rPr>
+        <w:t>Limit: Reconstructing one run verifies arithmetic and provenance, not population performance or educational learning impact.</w:t>
+      </w:r>
+    </w:p>
+    <w:p>
+      <w:pPr>
+        <w:spacing w:line="336" w:lineRule="auto" w:after="180"/>
+        <w:shd w:fill="F5F1FB"/>
+      </w:pPr>
+      <w:r>
+        <w:rPr>
+          <w:b w:val="0"/>
+        </w:rPr>
+        <w:t>Explain the case, then point to a limit on the claim.</w:t>
+      </w:r>
+    </w:p>
+    <w:p>
+      <w:pPr>
+        <w:pStyle w:val="Heading3"/>
+      </w:pPr>
+      <w:r>
+        <w:t>My picture explanation, deciding evidence and one limit</w:t>
+      </w:r>
+    </w:p>
+    <w:p>
+      <w:r>
+        <w:t>________________________________________________________________</w:t>
+      </w:r>
+    </w:p>
+    <w:p>
+      <w:r>
+        <w:t>________________________________________________________________</w:t>
+      </w:r>
+    </w:p>
+    <w:p>
+      <w:r>
+        <w:t>________________________________________________________________</w:t>
+      </w:r>
+    </w:p>
+    <w:p>
+      <w:r>
+        <w:t>________________________________________________________________</w:t>
+      </w:r>
+    </w:p>
+    <w:p>
+      <w:pPr>
+        <w:pStyle w:val="Heading3"/>
+      </w:pPr>
+      <w:r>
+        <w:t>06. Make the idea visible in your project</w:t>
+      </w:r>
+    </w:p>
+    <w:p>
+      <w:r>
+        <w:drawing>
+          <wp:inline xmlns:a="http://schemas.openxmlformats.org/drawingml/2006/main" xmlns:pic="http://schemas.openxmlformats.org/drawingml/2006/picture">
+            <wp:extent cx="5486400" cy="3681984"/>
+            <wp:docPr id="8" name="Picture 8" descr="For your Image-pattern Network Investigation, save the input, procedure, observed result and limitation of this check. Label this worked example as practice; use a different, previously unreviewed case when checking independent understanding. Draw your input, deciding step, result and limit. Supported question: What additional evidence is needed for a final performance claim? Point to the relevant step in the picture, then write the changed result and the rule or evidence that supports it."/>
+            <wp:cNvGraphicFramePr>
+              <a:graphicFrameLocks noChangeAspect="1"/>
+            </wp:cNvGraphicFramePr>
+            <a:graphic>
+              <a:graphicData uri="http://schemas.openxmlformats.org/drawingml/2006/picture">
+                <pic:pic>
+                  <pic:nvPicPr>
+                    <pic:cNvPr id="0" name="academy-story-ai-5-32-06.png"/>
+                    <pic:cNvPicPr/>
+                  </pic:nvPicPr>
+                  <pic:blipFill>
+                    <a:blip r:embed="rId16"/>
+                    <a:stretch>
+                      <a:fillRect/>
+                    </a:stretch>
+                  </pic:blipFill>
+                  <pic:spPr>
+                    <a:xfrm>
+                      <a:off x="0" y="0"/>
+                      <a:ext cx="5486400" cy="3681984"/>
+                    </a:xfrm>
+                    <a:prstGeom prst="rect"/>
+                  </pic:spPr>
+                </pic:pic>
+              </a:graphicData>
+            </a:graphic>
+          </wp:inline>
+        </w:drawing>
+      </w:r>
+    </w:p>
+    <w:p>
+      <w:pPr>
+        <w:spacing w:line="336" w:lineRule="auto" w:after="180"/>
+      </w:pPr>
+      <w:r>
+        <w:rPr>
+          <w:b w:val="0"/>
+        </w:rPr>
+        <w:t xml:space="preserve">For your Image-pattern Network Investigation, save the </w:t>
+      </w:r>
+      <w:r>
+        <w:rPr>
+          <w:b/>
+        </w:rPr>
+        <w:t>input</w:t>
+      </w:r>
+      <w:r>
+        <w:rPr>
+          <w:b w:val="0"/>
+        </w:rPr>
+        <w:t>, procedure, observed result and limitation of this check.</w:t>
+      </w:r>
+    </w:p>
+    <w:p>
+      <w:pPr>
+        <w:spacing w:line="336" w:lineRule="auto" w:after="180"/>
+      </w:pPr>
+      <w:r>
+        <w:rPr>
+          <w:b w:val="0"/>
+        </w:rPr>
+        <w:t xml:space="preserve">Label this worked example as practice; use a different, previously unreviewed case when checking independent understanding. Draw your </w:t>
+      </w:r>
+      <w:r>
+        <w:rPr>
+          <w:b/>
+        </w:rPr>
+        <w:t>input</w:t>
+      </w:r>
+      <w:r>
+        <w:rPr>
+          <w:b w:val="0"/>
+        </w:rPr>
+        <w:t>, deciding step, result and limit.</w:t>
+      </w:r>
+    </w:p>
+    <w:p>
+      <w:pPr>
+        <w:spacing w:line="336" w:lineRule="auto" w:after="180"/>
+      </w:pPr>
+      <w:r>
+        <w:rPr>
+          <w:b w:val="0"/>
+        </w:rPr>
+        <w:t xml:space="preserve">Supported question: What additional </w:t>
+      </w:r>
+      <w:r>
+        <w:rPr>
+          <w:b/>
+        </w:rPr>
+        <w:t>evidence</w:t>
+      </w:r>
+      <w:r>
+        <w:rPr>
+          <w:b w:val="0"/>
+        </w:rPr>
+        <w:t xml:space="preserve"> is needed for a final performance claim? Point to the relevant step in the picture, then write the changed result and the rule or </w:t>
+      </w:r>
+      <w:r>
+        <w:rPr>
+          <w:b/>
+        </w:rPr>
+        <w:t>evidence</w:t>
+      </w:r>
+      <w:r>
+        <w:rPr>
+          <w:b w:val="0"/>
+        </w:rPr>
+        <w:t xml:space="preserve"> that supports it.</w:t>
+      </w:r>
+    </w:p>
+    <w:p>
+      <w:pPr>
+        <w:spacing w:line="336" w:lineRule="auto" w:after="180"/>
+        <w:shd w:fill="F5F1FB"/>
+      </w:pPr>
+      <w:r>
+        <w:rPr>
+          <w:b w:val="0"/>
+        </w:rPr>
+        <w:t xml:space="preserve">Draw your project trace and justify the deciding step using </w:t>
+      </w:r>
+      <w:r>
+        <w:rPr>
+          <w:b/>
+        </w:rPr>
+        <w:t>evidence</w:t>
+      </w:r>
+      <w:r>
+        <w:rPr>
+          <w:b w:val="0"/>
+        </w:rPr>
+        <w:t>.</w:t>
+      </w:r>
+    </w:p>
+    <w:p>
+      <w:pPr>
+        <w:pStyle w:val="Heading3"/>
+      </w:pPr>
+      <w:r>
+        <w:t>My picture explanation, deciding evidence and one limit</w:t>
       </w:r>
     </w:p>
     <w:p>

--- a/downloads/workbook/ai-5-week-32.docx
+++ b/downloads/workbook/ai-5-week-32.docx
@@ -168,6 +168,330 @@
     <w:p>
       <w:r>
         <w:t>________________________________________________________________</w:t>
+      </w:r>
+    </w:p>
+    <w:p>
+      <w:pPr>
+        <w:pStyle w:val="Heading3"/>
+      </w:pPr>
+      <w:r>
+        <w:t>Lesson reference for workbook practice</w:t>
+      </w:r>
+    </w:p>
+    <w:p>
+      <w:pPr>
+        <w:spacing w:line="336" w:lineRule="auto" w:after="180"/>
+        <w:shd w:fill="F1F6F8"/>
+      </w:pPr>
+      <w:r>
+        <w:rPr>
+          <w:b w:val="0"/>
+        </w:rPr>
+        <w:t>Use this reference for the original W1–W3 and W5 exercises. The separately named independent case supplies its own changed facts; use those facts for that attempt before feedback.</w:t>
+      </w:r>
+    </w:p>
+    <w:p>
+      <w:pPr>
+        <w:spacing w:line="336" w:lineRule="auto" w:after="180"/>
+      </w:pPr>
+      <w:r>
+        <w:rPr>
+          <w:b w:val="0"/>
+        </w:rPr>
+        <w:t>A useful experiment record explains what was asked, what was done, what happened and what remains unknown.</w:t>
+      </w:r>
+    </w:p>
+    <w:p>
+      <w:pPr>
+        <w:spacing w:line="336" w:lineRule="auto" w:after="180"/>
+      </w:pPr>
+      <w:r>
+        <w:rPr>
+          <w:b w:val="0"/>
+        </w:rPr>
+        <w:t xml:space="preserve">Use run NN32-A: does </w:t>
+      </w:r>
+      <w:r>
+        <w:rPr>
+          <w:b/>
+        </w:rPr>
+        <w:t>fitting</w:t>
+      </w:r>
+      <w:r>
+        <w:rPr>
+          <w:b w:val="0"/>
+        </w:rPr>
+        <w:t xml:space="preserve"> one positive ReLU weight reduce validation mean squared error compared with its initial value?</w:t>
+      </w:r>
+    </w:p>
+    <w:p>
+      <w:pPr>
+        <w:spacing w:line="336" w:lineRule="auto" w:after="180"/>
+      </w:pPr>
+      <w:r>
+        <w:rPr>
+          <w:b w:val="0"/>
+        </w:rPr>
+        <w:t>This tiny constructed regression task teaches record keeping; it cannot establish performance on real-world data.</w:t>
+      </w:r>
+    </w:p>
+    <w:tbl>
+      <w:tblPr>
+        <w:tblStyle w:val="LightShading-Accent1"/>
+        <w:tblW w:type="auto" w:w="0"/>
+        <w:tblLook w:firstColumn="1" w:firstRow="1" w:lastColumn="0" w:lastRow="0" w:noHBand="0" w:noVBand="1" w:val="04A0"/>
+      </w:tblPr>
+      <w:tblGrid>
+        <w:gridCol w:w="3408"/>
+        <w:gridCol w:w="3408"/>
+        <w:gridCol w:w="3408"/>
+      </w:tblGrid>
+      <w:tr>
+        <w:trPr>
+          <w:tblHeader/>
+        </w:trPr>
+        <w:tc>
+          <w:tcPr>
+            <w:tcW w:type="dxa" w:w="3408"/>
+          </w:tcPr>
+          <w:p>
+            <w:r>
+              <w:t>Data role and ID</w:t>
+            </w:r>
+          </w:p>
+        </w:tc>
+        <w:tc>
+          <w:tcPr>
+            <w:tcW w:type="dxa" w:w="3408"/>
+          </w:tcPr>
+          <w:p>
+            <w:r>
+              <w:t>Input x</w:t>
+            </w:r>
+          </w:p>
+        </w:tc>
+        <w:tc>
+          <w:tcPr>
+            <w:tcW w:type="dxa" w:w="3408"/>
+          </w:tcPr>
+          <w:p>
+            <w:r>
+              <w:t>Target y</w:t>
+            </w:r>
+          </w:p>
+        </w:tc>
+      </w:tr>
+      <w:tr>
+        <w:tc>
+          <w:tcPr>
+            <w:tcW w:type="dxa" w:w="3408"/>
+          </w:tcPr>
+          <w:p>
+            <w:r>
+              <w:t>Training T1</w:t>
+            </w:r>
+          </w:p>
+        </w:tc>
+        <w:tc>
+          <w:tcPr>
+            <w:tcW w:type="dxa" w:w="3408"/>
+          </w:tcPr>
+          <w:p>
+            <w:r>
+              <w:t>1</w:t>
+            </w:r>
+          </w:p>
+        </w:tc>
+        <w:tc>
+          <w:tcPr>
+            <w:tcW w:type="dxa" w:w="3408"/>
+          </w:tcPr>
+          <w:p>
+            <w:r>
+              <w:t>2</w:t>
+            </w:r>
+          </w:p>
+        </w:tc>
+      </w:tr>
+      <w:tr>
+        <w:tc>
+          <w:tcPr>
+            <w:tcW w:type="dxa" w:w="3408"/>
+          </w:tcPr>
+          <w:p>
+            <w:r>
+              <w:t>Training T2</w:t>
+            </w:r>
+          </w:p>
+        </w:tc>
+        <w:tc>
+          <w:tcPr>
+            <w:tcW w:type="dxa" w:w="3408"/>
+          </w:tcPr>
+          <w:p>
+            <w:r>
+              <w:t>2</w:t>
+            </w:r>
+          </w:p>
+        </w:tc>
+        <w:tc>
+          <w:tcPr>
+            <w:tcW w:type="dxa" w:w="3408"/>
+          </w:tcPr>
+          <w:p>
+            <w:r>
+              <w:t>4</w:t>
+            </w:r>
+          </w:p>
+        </w:tc>
+      </w:tr>
+      <w:tr>
+        <w:tc>
+          <w:tcPr>
+            <w:tcW w:type="dxa" w:w="3408"/>
+          </w:tcPr>
+          <w:p>
+            <w:r>
+              <w:t>Validation V1</w:t>
+            </w:r>
+          </w:p>
+        </w:tc>
+        <w:tc>
+          <w:tcPr>
+            <w:tcW w:type="dxa" w:w="3408"/>
+          </w:tcPr>
+          <w:p>
+            <w:r>
+              <w:t>3</w:t>
+            </w:r>
+          </w:p>
+        </w:tc>
+        <w:tc>
+          <w:tcPr>
+            <w:tcW w:type="dxa" w:w="3408"/>
+          </w:tcPr>
+          <w:p>
+            <w:r>
+              <w:t>6</w:t>
+            </w:r>
+          </w:p>
+        </w:tc>
+      </w:tr>
+    </w:tbl>
+    <w:p>
+      <w:pPr>
+        <w:spacing w:line="336" w:lineRule="auto" w:after="180"/>
+      </w:pPr>
+      <w:r>
+        <w:rPr>
+          <w:b w:val="0"/>
+        </w:rPr>
+        <w:t xml:space="preserve">The network predicts max(0, a*x), with one weight a and no bias. Start at a = 1, use learning rate 0.1, two full-batch </w:t>
+      </w:r>
+      <w:r>
+        <w:rPr>
+          <w:b/>
+        </w:rPr>
+        <w:t>training</w:t>
+      </w:r>
+      <w:r>
+        <w:rPr>
+          <w:b w:val="0"/>
+        </w:rPr>
+        <w:t xml:space="preserve"> updates and mean squared error, the mean of squared </w:t>
+      </w:r>
+      <w:r>
+        <w:rPr>
+          <w:b/>
+        </w:rPr>
+        <w:t>prediction</w:t>
+      </w:r>
+      <w:r>
+        <w:rPr>
+          <w:b w:val="0"/>
+        </w:rPr>
+        <w:t xml:space="preserve"> errors.</w:t>
+      </w:r>
+    </w:p>
+    <w:p>
+      <w:pPr>
+        <w:spacing w:line="336" w:lineRule="auto" w:after="180"/>
+      </w:pPr>
+      <w:r>
+        <w:rPr>
+          <w:b w:val="0"/>
+        </w:rPr>
+        <w:t xml:space="preserve">There is no normalisation, random initialisation or shuffling. Use Python float arithmetic and record the actual Python version when </w:t>
+      </w:r>
+      <w:r>
+        <w:rPr>
+          <w:b/>
+        </w:rPr>
+        <w:t>replay</w:t>
+      </w:r>
+      <w:r>
+        <w:rPr>
+          <w:b w:val="0"/>
+        </w:rPr>
+        <w:t>ing.</w:t>
+      </w:r>
+    </w:p>
+    <w:p>
+      <w:pPr>
+        <w:spacing w:line="336" w:lineRule="auto" w:after="180"/>
+      </w:pPr>
+      <w:r>
+        <w:rPr>
+          <w:b w:val="0"/>
+        </w:rPr>
+        <w:t xml:space="preserve">Before running, set the selection rule: choose the </w:t>
+      </w:r>
+      <w:r>
+        <w:rPr>
+          <w:b/>
+        </w:rPr>
+        <w:t>checkpoint</w:t>
+      </w:r>
+      <w:r>
+        <w:rPr>
+          <w:b w:val="0"/>
+        </w:rPr>
+        <w:t xml:space="preserve"> with the smaller validation MSE, breaking a tie toward the earlier update. The initial model is the baseline.</w:t>
+      </w:r>
+    </w:p>
+    <w:p>
+      <w:pPr>
+        <w:spacing w:line="336" w:lineRule="auto" w:after="180"/>
+      </w:pPr>
+      <w:r>
+        <w:rPr>
+          <w:b w:val="0"/>
+        </w:rPr>
+        <w:t xml:space="preserve">Validation V1 chooses a </w:t>
+      </w:r>
+      <w:r>
+        <w:rPr>
+          <w:b/>
+        </w:rPr>
+        <w:t>checkpoint</w:t>
+      </w:r>
+      <w:r>
+        <w:rPr>
+          <w:b w:val="0"/>
+        </w:rPr>
+        <w:t xml:space="preserve"> but never contributes to the </w:t>
+      </w:r>
+      <w:r>
+        <w:rPr>
+          <w:b/>
+        </w:rPr>
+        <w:t>training</w:t>
+      </w:r>
+      <w:r>
+        <w:rPr>
+          <w:b w:val="0"/>
+        </w:rPr>
+        <w:t xml:space="preserve"> gradient. Final evaluation has not been run; its result must be recorded as not measured.</w:t>
       </w:r>
     </w:p>
     <w:p>
@@ -2285,7 +2609,7 @@
         <w:rPr>
           <w:b w:val="0"/>
         </w:rPr>
-        <w:t>Review Efficiency and resource measurement (ai-5/31). Goal: Calculate throughput and amortised time per example from repeated timings. Short practice: Why is 10ms/case not necessarily a single-request latency?</w:t>
+        <w:t>Review Efficiency and resource measurement (ai-5/31). Goal: Calculate throughput and amortised time per example from repeated timings. Short practice: Why is 10 ms/case not necessarily a single-request latency?</w:t>
       </w:r>
     </w:p>
     <w:p>

--- a/downloads/workbook/ai-5-week-32.docx
+++ b/downloads/workbook/ai-5-week-32.docx
@@ -25,22 +25,45 @@
         <w:pStyle w:val="Heading1"/>
       </w:pPr>
       <w:r>
-        <w:t>01. Recall and choose your starting point</w:t>
-      </w:r>
-    </w:p>
-    <w:p>
-      <w:r>
-        <w:t>Record your starting explanation for Documenting a network experiment before opening notes. Show any later correction separately.</w:t>
-      </w:r>
-    </w:p>
-    <w:p>
-      <w:pPr>
-        <w:spacing w:line="336" w:lineRule="auto" w:after="180"/>
-      </w:pPr>
-      <w:r>
-        <w:rPr>
-          <w:b w:val="0"/>
-        </w:rPr>
+        <w:t>One complete experiment evidence record.</w:t>
+      </w:r>
+    </w:p>
+    <w:p>
+      <w:r>
+        <w:t>Keep settings, roles, metric traces, selected state and missing measurements together.</w:t>
+      </w:r>
+    </w:p>
+    <w:p>
+      <w:r>
+        <w:t>Recall → W1–W3/W5 → independent record → project manifest → delayed return.</w:t>
+      </w:r>
+    </w:p>
+    <w:p>
+      <w:pPr>
+        <w:pStyle w:val="Heading1"/>
+      </w:pPr>
+      <w:r>
+        <w:t>01. Recall · Retrieve before notes</w:t>
+      </w:r>
+    </w:p>
+    <w:p>
+      <w:r>
+        <w:t>Keep this task’s inputs,rule and response together.</w:t>
+      </w:r>
+    </w:p>
+    <w:p>
+      <w:pPr>
+        <w:pStyle w:val="Heading2"/>
+      </w:pPr>
+      <w:r>
+        <w:t>Complete task and evidence</w:t>
+      </w:r>
+    </w:p>
+    <w:p>
+      <w:pPr>
+        <w:pStyle w:val="ListBullet"/>
+      </w:pPr>
+      <w:r>
         <w:t>Try the recall before opening notes. Then use a different colour or a labelled second line to correct your explanation.</w:t>
       </w:r>
     </w:p>
@@ -54,12 +77,9 @@
     </w:p>
     <w:p>
       <w:pPr>
-        <w:spacing w:line="336" w:lineRule="auto" w:after="180"/>
-      </w:pPr>
-      <w:r>
-        <w:rPr>
-          <w:b w:val="0"/>
-        </w:rPr>
+        <w:pStyle w:val="ListBullet"/>
+      </w:pPr>
+      <w:r>
         <w:t>Without opening the old lesson, explain one key idea from Efficiency and resource measurement. Give an example and a mistake that the idea helps you avoid.</w:t>
       </w:r>
     </w:p>
@@ -96,12 +116,9 @@
     </w:p>
     <w:p>
       <w:pPr>
-        <w:spacing w:line="336" w:lineRule="auto" w:after="180"/>
-      </w:pPr>
-      <w:r>
-        <w:rPr>
-          <w:b w:val="0"/>
-        </w:rPr>
+        <w:pStyle w:val="ListBullet"/>
+      </w:pPr>
+      <w:r>
         <w:t>Without opening the old lesson, explain one key idea from Uncertainty and failure analysis. Give an example and a mistake that the idea helps you avoid.</w:t>
       </w:r>
     </w:p>
@@ -138,12 +155,9 @@
     </w:p>
     <w:p>
       <w:pPr>
-        <w:spacing w:line="336" w:lineRule="auto" w:after="180"/>
-      </w:pPr>
-      <w:r>
-        <w:rPr>
-          <w:b w:val="0"/>
-        </w:rPr>
+        <w:pStyle w:val="ListBullet"/>
+      </w:pPr>
+      <w:r>
         <w:t>Without opening the old lesson, explain one key idea from Embeddings and neighbourhoods. Give an example and a mistake that the idea helps you avoid.</w:t>
       </w:r>
     </w:p>
@@ -180,59 +194,18 @@
     </w:p>
     <w:p>
       <w:pPr>
-        <w:spacing w:line="336" w:lineRule="auto" w:after="180"/>
-        <w:shd w:fill="F1F6F8"/>
-      </w:pPr>
-      <w:r>
-        <w:rPr>
-          <w:b w:val="0"/>
-        </w:rPr>
+        <w:pStyle w:val="ListBullet"/>
+      </w:pPr>
+      <w:r>
         <w:t>Use this reference for the original W1–W3 and W5 exercises. The separately named independent case supplies its own changed facts; use those facts for that attempt before feedback.</w:t>
       </w:r>
     </w:p>
     <w:p>
       <w:pPr>
-        <w:spacing w:line="336" w:lineRule="auto" w:after="180"/>
-      </w:pPr>
-      <w:r>
-        <w:rPr>
-          <w:b w:val="0"/>
-        </w:rPr>
-        <w:t>A useful experiment record explains what was asked, what was done, what happened and what remains unknown.</w:t>
-      </w:r>
-    </w:p>
-    <w:p>
-      <w:pPr>
-        <w:spacing w:line="336" w:lineRule="auto" w:after="180"/>
-      </w:pPr>
-      <w:r>
-        <w:rPr>
-          <w:b w:val="0"/>
-        </w:rPr>
-        <w:t xml:space="preserve">Use run NN32-A: does </w:t>
-      </w:r>
-      <w:r>
-        <w:rPr>
-          <w:b/>
-        </w:rPr>
-        <w:t>fitting</w:t>
-      </w:r>
-      <w:r>
-        <w:rPr>
-          <w:b w:val="0"/>
-        </w:rPr>
-        <w:t xml:space="preserve"> one positive ReLU weight reduce validation mean squared error compared with its initial value?</w:t>
-      </w:r>
-    </w:p>
-    <w:p>
-      <w:pPr>
-        <w:spacing w:line="336" w:lineRule="auto" w:after="180"/>
-      </w:pPr>
-      <w:r>
-        <w:rPr>
-          <w:b w:val="0"/>
-        </w:rPr>
-        <w:t>This tiny constructed regression task teaches record keeping; it cannot establish performance on real-world data.</w:t>
+        <w:pStyle w:val="ListBullet"/>
+      </w:pPr>
+      <w:r>
+        <w:t>A useful experiment record explains what was asked, what was done, what happened and what remains unknown. Use run NN32-A: does fitting one positive ReLU weight reduce validation mean squared error compared with its initial value? This tiny constructed regression task teaches record keeping; it cannot establish performance on real-world data.</w:t>
       </w:r>
     </w:p>
     <w:tbl>
@@ -380,118 +353,18 @@
     </w:tbl>
     <w:p>
       <w:pPr>
-        <w:spacing w:line="336" w:lineRule="auto" w:after="180"/>
-      </w:pPr>
-      <w:r>
-        <w:rPr>
-          <w:b w:val="0"/>
-        </w:rPr>
-        <w:t xml:space="preserve">The network predicts max(0, a*x), with one weight a and no bias. Start at a = 1, use learning rate 0.1, two full-batch </w:t>
-      </w:r>
-      <w:r>
-        <w:rPr>
-          <w:b/>
-        </w:rPr>
-        <w:t>training</w:t>
-      </w:r>
-      <w:r>
-        <w:rPr>
-          <w:b w:val="0"/>
-        </w:rPr>
-        <w:t xml:space="preserve"> updates and mean squared error, the mean of squared </w:t>
-      </w:r>
-      <w:r>
-        <w:rPr>
-          <w:b/>
-        </w:rPr>
-        <w:t>prediction</w:t>
-      </w:r>
-      <w:r>
-        <w:rPr>
-          <w:b w:val="0"/>
-        </w:rPr>
-        <w:t xml:space="preserve"> errors.</w:t>
-      </w:r>
-    </w:p>
-    <w:p>
-      <w:pPr>
-        <w:spacing w:line="336" w:lineRule="auto" w:after="180"/>
-      </w:pPr>
-      <w:r>
-        <w:rPr>
-          <w:b w:val="0"/>
-        </w:rPr>
-        <w:t xml:space="preserve">There is no normalisation, random initialisation or shuffling. Use Python float arithmetic and record the actual Python version when </w:t>
-      </w:r>
-      <w:r>
-        <w:rPr>
-          <w:b/>
-        </w:rPr>
-        <w:t>replay</w:t>
-      </w:r>
-      <w:r>
-        <w:rPr>
-          <w:b w:val="0"/>
-        </w:rPr>
-        <w:t>ing.</w:t>
-      </w:r>
-    </w:p>
-    <w:p>
-      <w:pPr>
-        <w:spacing w:line="336" w:lineRule="auto" w:after="180"/>
-      </w:pPr>
-      <w:r>
-        <w:rPr>
-          <w:b w:val="0"/>
-        </w:rPr>
-        <w:t xml:space="preserve">Before running, set the selection rule: choose the </w:t>
-      </w:r>
-      <w:r>
-        <w:rPr>
-          <w:b/>
-        </w:rPr>
-        <w:t>checkpoint</w:t>
-      </w:r>
-      <w:r>
-        <w:rPr>
-          <w:b w:val="0"/>
-        </w:rPr>
-        <w:t xml:space="preserve"> with the smaller validation MSE, breaking a tie toward the earlier update. The initial model is the baseline.</w:t>
-      </w:r>
-    </w:p>
-    <w:p>
-      <w:pPr>
-        <w:spacing w:line="336" w:lineRule="auto" w:after="180"/>
-      </w:pPr>
-      <w:r>
-        <w:rPr>
-          <w:b w:val="0"/>
-        </w:rPr>
-        <w:t xml:space="preserve">Validation V1 chooses a </w:t>
-      </w:r>
-      <w:r>
-        <w:rPr>
-          <w:b/>
-        </w:rPr>
-        <w:t>checkpoint</w:t>
-      </w:r>
-      <w:r>
-        <w:rPr>
-          <w:b w:val="0"/>
-        </w:rPr>
-        <w:t xml:space="preserve"> but never contributes to the </w:t>
-      </w:r>
-      <w:r>
-        <w:rPr>
-          <w:b/>
-        </w:rPr>
-        <w:t>training</w:t>
-      </w:r>
-      <w:r>
-        <w:rPr>
-          <w:b w:val="0"/>
-        </w:rPr>
-        <w:t xml:space="preserve"> gradient. Final evaluation has not been run; its result must be recorded as not measured.</w:t>
+        <w:pStyle w:val="ListBullet"/>
+      </w:pPr>
+      <w:r>
+        <w:t>The network predicts max(0, a*x), with one weight a and no bias. Start at a = 1, use learning rate 0.1, two full-batch training updates and mean squared error, the mean of squared prediction errors. There is no normalisation, random initialisation or shuffling. Use Python float arithmetic and record the actual Python version when replaying.</w:t>
+      </w:r>
+    </w:p>
+    <w:p>
+      <w:pPr>
+        <w:pStyle w:val="ListBullet"/>
+      </w:pPr>
+      <w:r>
+        <w:t>Before running, set the selection rule: choose the checkpoint with the smaller validation MSE, breaking a tie toward the earlier update. The initial model is the baseline. Validation V1 chooses a checkpoint but never contributes to the training gradient. Final evaluation has not been run; its result must be recorded as not measured.</w:t>
       </w:r>
     </w:p>
     <w:p>
@@ -499,123 +372,44 @@
         <w:pStyle w:val="Heading1"/>
       </w:pPr>
       <w:r>
-        <w:t>02. Practise with fading help</w:t>
-      </w:r>
-    </w:p>
-    <w:p>
-      <w:r>
-        <w:t>Complete the supported Documenting a network experiment trace and record the first step you can explain without help.</w:t>
-      </w:r>
-    </w:p>
-    <w:p>
-      <w:pPr>
-        <w:spacing w:line="336" w:lineRule="auto" w:after="180"/>
-      </w:pPr>
-      <w:r>
-        <w:rPr>
-          <w:b w:val="0"/>
-        </w:rPr>
-        <w:t>Use W2: Trace the selected result for Documenting a network experiment. Record the answer once; the lesson and workbook refer to the same attempt.</w:t>
-      </w:r>
-    </w:p>
-    <w:tbl>
-      <w:tblPr>
-        <w:tblStyle w:val="LightShading-Accent1"/>
-        <w:tblW w:type="auto" w:w="0"/>
-        <w:tblLook w:firstColumn="1" w:firstRow="1" w:lastColumn="0" w:lastRow="0" w:noHBand="0" w:noVBand="1" w:val="04A0"/>
-      </w:tblPr>
-      <w:tblGrid>
-        <w:gridCol w:w="2556"/>
-        <w:gridCol w:w="2556"/>
-        <w:gridCol w:w="2556"/>
-        <w:gridCol w:w="2556"/>
-      </w:tblGrid>
-      <w:tr>
-        <w:trPr>
-          <w:tblHeader/>
-        </w:trPr>
-        <w:tc>
-          <w:tcPr>
-            <w:tcW w:type="dxa" w:w="2556"/>
-          </w:tcPr>
-          <w:p>
-            <w:r>
-              <w:t>Given inputs</w:t>
-            </w:r>
-          </w:p>
-        </w:tc>
-        <w:tc>
-          <w:tcPr>
-            <w:tcW w:type="dxa" w:w="2556"/>
-          </w:tcPr>
-          <w:p>
-            <w:r>
-              <w:t>Procedure I chose</w:t>
-            </w:r>
-          </w:p>
-        </w:tc>
-        <w:tc>
-          <w:tcPr>
-            <w:tcW w:type="dxa" w:w="2556"/>
-          </w:tcPr>
-          <w:p>
-            <w:r>
-              <w:t>Middle steps</w:t>
-            </w:r>
-          </w:p>
-        </w:tc>
-        <w:tc>
-          <w:tcPr>
-            <w:tcW w:type="dxa" w:w="2556"/>
-          </w:tcPr>
-          <w:p>
-            <w:r>
-              <w:t>Result and check</w:t>
-            </w:r>
-          </w:p>
-        </w:tc>
-      </w:tr>
-      <w:tr>
-        <w:tc>
-          <w:tcPr>
-            <w:tcW w:type="dxa" w:w="2556"/>
-          </w:tcPr>
-          <w:p>
-            <w:r/>
-          </w:p>
-        </w:tc>
-        <w:tc>
-          <w:tcPr>
-            <w:tcW w:type="dxa" w:w="2556"/>
-          </w:tcPr>
-          <w:p>
-            <w:r/>
-          </w:p>
-        </w:tc>
-        <w:tc>
-          <w:tcPr>
-            <w:tcW w:type="dxa" w:w="2556"/>
-          </w:tcPr>
-          <w:p>
-            <w:r/>
-          </w:p>
-        </w:tc>
-        <w:tc>
-          <w:tcPr>
-            <w:tcW w:type="dxa" w:w="2556"/>
-          </w:tcPr>
-          <w:p>
-            <w:r/>
-          </w:p>
-        </w:tc>
-      </w:tr>
-    </w:tbl>
+        <w:t>05. W1 · Explain the current example</w:t>
+      </w:r>
+    </w:p>
+    <w:p>
+      <w:r>
+        <w:t>Keep this task’s inputs,rule and response together.</w:t>
+      </w:r>
+    </w:p>
+    <w:p>
+      <w:pPr>
+        <w:pStyle w:val="Heading2"/>
+      </w:pPr>
+      <w:r>
+        <w:t>Complete task and evidence</w:t>
+      </w:r>
+    </w:p>
+    <w:p>
+      <w:pPr>
+        <w:pStyle w:val="ListBullet"/>
+      </w:pPr>
+      <w:r>
+        <w:t>Run NN32-A: prediction ReLU(a*x), no bias, initial a = 1, rate .1, two full-batch updates, MSE. Training T1 x1 target 2; T2 x2 target 4. Validation V1 x3 target 6. No preprocessing, random initialisation or shuffle. Positive training preactivations make gradient 5(a−2) valid on this trajectory. Initial training MSE 2.5, validation MSE 9. Update 1 gradient −5 gives a1.5, predictions T1/T2 1.5/3 and V1 4.5; training MSE .625, validation 2.25. Update 2 gradient −2.5 gives a1.75, predictions 1.75/3.5 and V1 5.25; training MSE .15625, validation .5625. Minimum validation MSE selects update 2, earlier update wins ties. V1 selected the checkpoint, so it remains validation. Final evaluation, timing, peak memory and energy are not measured. Separate picture R8: V4 x2 target 3, weights .5/1/1.25 give predictions 1/2/2.5, squared errors 4/1/.25; choose 1.25. No pictured training trajectory supplied. Keep data manifest, code, settings, all states, raw predictions, metric definitions, selection rule and environment. Hashes detect content changes, not label quality; a repeated replay adds no independent evaluation cases.</w:t>
+      </w:r>
+    </w:p>
+    <w:p>
+      <w:pPr>
+        <w:pStyle w:val="ListBullet"/>
+      </w:pPr>
+      <w:r>
+        <w:t>For NN32-A, record the prediction rule, initial weight, bias policy, learning rate, update count, loss, training/validation IDs, data order or shuffling policy, and checkpoint selection rule. Name one environment field still to record when you run it.</w:t>
+      </w:r>
+    </w:p>
     <w:p>
       <w:pPr>
         <w:pStyle w:val="Heading3"/>
       </w:pPr>
       <w:r>
-        <w:t>The step I completed without help, and the hint I needed</w:t>
+        <w:t>My reasoning and evidence</w:t>
       </w:r>
     </w:p>
     <w:p>
@@ -634,38 +428,55 @@
       </w:r>
     </w:p>
     <w:p>
+      <w:r>
+        <w:t>________________________________________________________________</w:t>
+      </w:r>
+    </w:p>
+    <w:p>
+      <w:r>
+        <w:t>________________________________________________________________</w:t>
+      </w:r>
+    </w:p>
+    <w:p>
+      <w:r>
+        <w:t>________________________________________________________________</w:t>
+      </w:r>
+    </w:p>
+    <w:p>
       <w:pPr>
         <w:pStyle w:val="Heading1"/>
       </w:pPr>
       <w:r>
-        <w:t>03. Individual reasoning check</w:t>
-      </w:r>
-    </w:p>
-    <w:p>
-      <w:r>
-        <w:t>Check the proposed Documenting a network experiment explanation against the supplied facts before discussing it.</w:t>
-      </w:r>
-    </w:p>
-    <w:p>
-      <w:pPr>
-        <w:spacing w:line="336" w:lineRule="auto" w:after="180"/>
-      </w:pPr>
-      <w:r>
-        <w:rPr>
-          <w:b w:val="0"/>
-        </w:rPr>
-        <w:t>Use the worked case for Documenting a network experiment. Proposed explanation: “A smaller MSE is an accuracy percentage”. Decide whether this explanation is supported.</w:t>
-      </w:r>
-    </w:p>
-    <w:p>
-      <w:pPr>
-        <w:spacing w:line="336" w:lineRule="auto" w:after="180"/>
-      </w:pPr>
-      <w:r>
-        <w:rPr>
-          <w:b w:val="0"/>
-        </w:rPr>
-        <w:t>Point to the step or supplied fact that decides; explain your repair if needed.</w:t>
+        <w:t>06. W2 · Trace the calculation</w:t>
+      </w:r>
+    </w:p>
+    <w:p>
+      <w:r>
+        <w:t>Keep this task’s inputs,rule and response together.</w:t>
+      </w:r>
+    </w:p>
+    <w:p>
+      <w:pPr>
+        <w:pStyle w:val="Heading2"/>
+      </w:pPr>
+      <w:r>
+        <w:t>Complete task and evidence</w:t>
+      </w:r>
+    </w:p>
+    <w:p>
+      <w:pPr>
+        <w:pStyle w:val="ListBullet"/>
+      </w:pPr>
+      <w:r>
+        <w:t>Run NN32-A: prediction ReLU(a*x), no bias, initial a = 1, rate .1, two full-batch updates, MSE. Training T1 x1 target 2; T2 x2 target 4. Validation V1 x3 target 6. No preprocessing, random initialisation or shuffle. Positive training preactivations make gradient 5(a−2) valid on this trajectory. Initial training MSE 2.5, validation MSE 9. Update 1 gradient −5 gives a1.5, predictions T1/T2 1.5/3 and V1 4.5; training MSE .625, validation 2.25. Update 2 gradient −2.5 gives a1.75, predictions 1.75/3.5 and V1 5.25; training MSE .15625, validation .5625. Minimum validation MSE selects update 2, earlier update wins ties. V1 selected the checkpoint, so it remains validation. Final evaluation, timing, peak memory and energy are not measured. Separate picture R8: V4 x2 target 3, weights .5/1/1.25 give predictions 1/2/2.5, squared errors 4/1/.25; choose 1.25. No pictured training trajectory supplied. Keep data manifest, code, settings, all states, raw predictions, metric definitions, selection rule and environment. Hashes detect content changes, not label quality; a repeated replay adds no independent evaluation cases.</w:t>
+      </w:r>
+    </w:p>
+    <w:p>
+      <w:pPr>
+        <w:pStyle w:val="ListBullet"/>
+      </w:pPr>
+      <w:r>
+        <w:t>Calculate both weight updates and give each training and validation MSE. Name the selected checkpoint and baseline validation MSE. How many independent validation examples support the comparison?</w:t>
       </w:r>
     </w:p>
     <w:p>
@@ -673,7 +484,7 @@
         <w:pStyle w:val="Heading3"/>
       </w:pPr>
       <w:r>
-        <w:t>My explanation before partner discussion</w:t>
+        <w:t>My reasoning and evidence</w:t>
       </w:r>
     </w:p>
     <w:p>
@@ -697,16 +508,50 @@
       </w:r>
     </w:p>
     <w:p>
+      <w:r>
+        <w:t>________________________________________________________________</w:t>
+      </w:r>
+    </w:p>
+    <w:p>
+      <w:r>
+        <w:t>________________________________________________________________</w:t>
+      </w:r>
+    </w:p>
+    <w:p>
       <w:pPr>
         <w:pStyle w:val="Heading1"/>
       </w:pPr>
       <w:r>
-        <w:t>04. Independent transfer case</w:t>
-      </w:r>
-    </w:p>
-    <w:p>
-      <w:r>
-        <w:t>Write one first attempt at the reserved independent case before feedback. Repeated copies of that case refer to the same recorded attempt.</w:t>
+        <w:t>07. W3 · Repair a misconception</w:t>
+      </w:r>
+    </w:p>
+    <w:p>
+      <w:r>
+        <w:t>Keep this task’s inputs,rule and response together.</w:t>
+      </w:r>
+    </w:p>
+    <w:p>
+      <w:pPr>
+        <w:pStyle w:val="Heading2"/>
+      </w:pPr>
+      <w:r>
+        <w:t>Complete task and evidence</w:t>
+      </w:r>
+    </w:p>
+    <w:p>
+      <w:pPr>
+        <w:pStyle w:val="ListBullet"/>
+      </w:pPr>
+      <w:r>
+        <w:t>Run NN32-A: prediction ReLU(a*x), no bias, initial a = 1, rate .1, two full-batch updates, MSE. Training T1 x1 target 2; T2 x2 target 4. Validation V1 x3 target 6. No preprocessing, random initialisation or shuffle. Positive training preactivations make gradient 5(a−2) valid on this trajectory. Initial training MSE 2.5, validation MSE 9. Update 1 gradient −5 gives a1.5, predictions T1/T2 1.5/3 and V1 4.5; training MSE .625, validation 2.25. Update 2 gradient −2.5 gives a1.75, predictions 1.75/3.5 and V1 5.25; training MSE .15625, validation .5625. Minimum validation MSE selects update 2, earlier update wins ties. V1 selected the checkpoint, so it remains validation. Final evaluation, timing, peak memory and energy are not measured. Separate picture R8: V4 x2 target 3, weights .5/1/1.25 give predictions 1/2/2.5, squared errors 4/1/.25; choose 1.25. No pictured training trajectory supplied. Keep data manifest, code, settings, all states, raw predictions, metric definitions, selection rule and environment. Hashes detect content changes, not label quality; a repeated replay adds no independent evaluation cases.</w:t>
+      </w:r>
+    </w:p>
+    <w:p>
+      <w:pPr>
+        <w:pStyle w:val="ListBullet"/>
+      </w:pPr>
+      <w:r>
+        <w:t>A folder contains only best-model.json and a screenshot of 0.5625. Identify four missing artifacts or records and explain what a content hash can and cannot verify.</w:t>
       </w:r>
     </w:p>
     <w:p>
@@ -714,77 +559,149 @@
         <w:pStyle w:val="Heading3"/>
       </w:pPr>
       <w:r>
+        <w:t>My reasoning and evidence</w:t>
+      </w:r>
+    </w:p>
+    <w:p>
+      <w:r>
+        <w:t>________________________________________________________________</w:t>
+      </w:r>
+    </w:p>
+    <w:p>
+      <w:r>
+        <w:t>________________________________________________________________</w:t>
+      </w:r>
+    </w:p>
+    <w:p>
+      <w:r>
+        <w:t>________________________________________________________________</w:t>
+      </w:r>
+    </w:p>
+    <w:p>
+      <w:r>
+        <w:t>________________________________________________________________</w:t>
+      </w:r>
+    </w:p>
+    <w:p>
+      <w:r>
+        <w:t>________________________________________________________________</w:t>
+      </w:r>
+    </w:p>
+    <w:p>
+      <w:r>
+        <w:t>________________________________________________________________</w:t>
+      </w:r>
+    </w:p>
+    <w:p>
+      <w:pPr>
+        <w:pStyle w:val="Heading1"/>
+      </w:pPr>
+      <w:r>
+        <w:t>09. W5 · Explain the limitation</w:t>
+      </w:r>
+    </w:p>
+    <w:p>
+      <w:r>
+        <w:t>Keep this task’s inputs,rule and response together.</w:t>
+      </w:r>
+    </w:p>
+    <w:p>
+      <w:pPr>
+        <w:pStyle w:val="Heading2"/>
+      </w:pPr>
+      <w:r>
+        <w:t>Complete task and evidence</w:t>
+      </w:r>
+    </w:p>
+    <w:p>
+      <w:pPr>
+        <w:pStyle w:val="ListBullet"/>
+      </w:pPr>
+      <w:r>
+        <w:t>Run NN32-A: prediction ReLU(a*x), no bias, initial a = 1, rate .1, two full-batch updates, MSE. Training T1 x1 target 2; T2 x2 target 4. Validation V1 x3 target 6. No preprocessing, random initialisation or shuffle. Positive training preactivations make gradient 5(a−2) valid on this trajectory. Initial training MSE 2.5, validation MSE 9. Update 1 gradient −5 gives a1.5, predictions T1/T2 1.5/3 and V1 4.5; training MSE .625, validation 2.25. Update 2 gradient −2.5 gives a1.75, predictions 1.75/3.5 and V1 5.25; training MSE .15625, validation .5625. Minimum validation MSE selects update 2, earlier update wins ties. V1 selected the checkpoint, so it remains validation. Final evaluation, timing, peak memory and energy are not measured. Separate picture R8: V4 x2 target 3, weights .5/1/1.25 give predictions 1/2/2.5, squared errors 4/1/.25; choose 1.25. No pictured training trajectory supplied. Keep data manifest, code, settings, all states, raw predictions, metric definitions, selection rule and environment. Hashes detect content changes, not label quality; a repeated replay adds no independent evaluation cases.</w:t>
+      </w:r>
+    </w:p>
+    <w:p>
+      <w:pPr>
+        <w:pStyle w:val="ListBullet"/>
+      </w:pPr>
+      <w:r>
+        <w:t>A partner gets different results after changing preprocessing and replacing the validation file. They keep the old run ID and overwrite the old score. Explain what should be preserved and how the revised work should be recorded.</w:t>
+      </w:r>
+    </w:p>
+    <w:p>
+      <w:pPr>
+        <w:pStyle w:val="Heading3"/>
+      </w:pPr>
+      <w:r>
+        <w:t>My reasoning and evidence</w:t>
+      </w:r>
+    </w:p>
+    <w:p>
+      <w:r>
+        <w:t>________________________________________________________________</w:t>
+      </w:r>
+    </w:p>
+    <w:p>
+      <w:r>
+        <w:t>________________________________________________________________</w:t>
+      </w:r>
+    </w:p>
+    <w:p>
+      <w:r>
+        <w:t>________________________________________________________________</w:t>
+      </w:r>
+    </w:p>
+    <w:p>
+      <w:r>
+        <w:t>________________________________________________________________</w:t>
+      </w:r>
+    </w:p>
+    <w:p>
+      <w:r>
+        <w:t>________________________________________________________________</w:t>
+      </w:r>
+    </w:p>
+    <w:p>
+      <w:r>
+        <w:t>________________________________________________________________</w:t>
+      </w:r>
+    </w:p>
+    <w:p>
+      <w:pPr>
+        <w:pStyle w:val="Heading1"/>
+      </w:pPr>
+      <w:r>
+        <w:t>04. Try alone · Selected transfer</w:t>
+      </w:r>
+    </w:p>
+    <w:p>
+      <w:r>
+        <w:t>Keep this task’s inputs,rule and response together.</w:t>
+      </w:r>
+    </w:p>
+    <w:p>
+      <w:pPr>
+        <w:pStyle w:val="Heading2"/>
+      </w:pPr>
+      <w:r>
+        <w:t>Complete task and evidence</w:t>
+      </w:r>
+    </w:p>
+    <w:p>
+      <w:pPr>
+        <w:pStyle w:val="Heading3"/>
+      </w:pPr>
+      <w:r>
         <w:t>Independent case: Audit a new record independently</w:t>
       </w:r>
     </w:p>
     <w:p>
       <w:pPr>
-        <w:spacing w:line="336" w:lineRule="auto" w:after="180"/>
-      </w:pPr>
-      <w:r>
-        <w:rPr>
-          <w:b w:val="0"/>
-        </w:rPr>
-        <w:t xml:space="preserve">A separate run R17 records baseline a = 1 and </w:t>
-      </w:r>
-      <w:r>
-        <w:rPr>
-          <w:b/>
-        </w:rPr>
-        <w:t>checkpoint</w:t>
-      </w:r>
-      <w:r>
-        <w:rPr>
-          <w:b w:val="0"/>
-        </w:rPr>
-        <w:t xml:space="preserve">s a = 1.5 and a = 1.75. It uses </w:t>
-      </w:r>
-      <w:r>
-        <w:rPr>
-          <w:b/>
-        </w:rPr>
-        <w:t>prediction</w:t>
-      </w:r>
-      <w:r>
-        <w:rPr>
-          <w:b w:val="0"/>
-        </w:rPr>
-        <w:t xml:space="preserve"> max(0, a*x) and one validation case V9 with x = 4, y = 8.</w:t>
-      </w:r>
-    </w:p>
-    <w:p>
-      <w:pPr>
-        <w:spacing w:line="336" w:lineRule="auto" w:after="180"/>
-      </w:pPr>
-      <w:r>
-        <w:rPr>
-          <w:b w:val="0"/>
-        </w:rPr>
-        <w:t xml:space="preserve">Compute baseline and </w:t>
-      </w:r>
-      <w:r>
-        <w:rPr>
-          <w:b/>
-        </w:rPr>
-        <w:t>checkpoint</w:t>
-      </w:r>
-      <w:r>
-        <w:rPr>
-          <w:b w:val="0"/>
-        </w:rPr>
-        <w:t xml:space="preserve"> </w:t>
-      </w:r>
-      <w:r>
-        <w:rPr>
-          <w:b/>
-        </w:rPr>
-        <w:t>prediction</w:t>
-      </w:r>
-      <w:r>
-        <w:rPr>
-          <w:b w:val="0"/>
-        </w:rPr>
-        <w:t>s and squared errors, choose by lowest validation MSE, and write a bounded conclusion. Final evaluation and runtime have not been measured.</w:t>
+        <w:pStyle w:val="ListBullet"/>
+      </w:pPr>
+      <w:r>
+        <w:t>A separate run R17 records baseline a = 1 and checkpoints a = 1.5 and a = 1.75. It uses prediction max(0, a*x) and one validation case V9 with x = 4, y = 8. Compute baseline and checkpoint predictions and squared errors, choose by lowest validation MSE, and write a bounded conclusion. Final evaluation and runtime have not been measured.</w:t>
       </w:r>
     </w:p>
     <w:p>
@@ -832,12 +749,9 @@
     </w:p>
     <w:p>
       <w:pPr>
-        <w:spacing w:line="336" w:lineRule="auto" w:after="180"/>
-      </w:pPr>
-      <w:r>
-        <w:rPr>
-          <w:b w:val="0"/>
-        </w:rPr>
+        <w:pStyle w:val="ListBullet"/>
+      </w:pPr>
+      <w:r>
         <w:t>Attempt this case before feedback. Record any help. Earlier examples below are further practice; a case already practised with feedback cannot establish fresh transfer.</w:t>
       </w:r>
     </w:p>
@@ -846,70 +760,28 @@
         <w:pStyle w:val="Heading1"/>
       </w:pPr>
       <w:r>
-        <w:t>05. W1 Write the replay settings</w:t>
-      </w:r>
-    </w:p>
-    <w:p>
-      <w:r>
-        <w:t>Write the replay settings. Apply the supplied Documenting a network experiment facts and keep your reasoning.</w:t>
-      </w:r>
-    </w:p>
-    <w:p>
-      <w:pPr>
-        <w:spacing w:line="336" w:lineRule="auto" w:after="180"/>
-      </w:pPr>
-      <w:r>
-        <w:rPr>
-          <w:b w:val="0"/>
-        </w:rPr>
-        <w:t xml:space="preserve">For NN32-A, record the </w:t>
-      </w:r>
-      <w:r>
-        <w:rPr>
-          <w:b/>
-        </w:rPr>
-        <w:t>prediction</w:t>
-      </w:r>
-      <w:r>
-        <w:rPr>
-          <w:b w:val="0"/>
-        </w:rPr>
-        <w:t xml:space="preserve"> rule, initial weight, bias policy, learning rate, update count, loss, </w:t>
-      </w:r>
-      <w:r>
-        <w:rPr>
-          <w:b/>
-        </w:rPr>
-        <w:t>training</w:t>
-      </w:r>
-      <w:r>
-        <w:rPr>
-          <w:b w:val="0"/>
-        </w:rPr>
-        <w:t xml:space="preserve">/validation IDs, data order or shuffling policy, and </w:t>
-      </w:r>
-      <w:r>
-        <w:rPr>
-          <w:b/>
-        </w:rPr>
-        <w:t>checkpoint</w:t>
-      </w:r>
-      <w:r>
-        <w:rPr>
-          <w:b w:val="0"/>
-        </w:rPr>
-        <w:t xml:space="preserve"> selection rule.</w:t>
-      </w:r>
-    </w:p>
-    <w:p>
-      <w:pPr>
-        <w:spacing w:line="336" w:lineRule="auto" w:after="180"/>
-      </w:pPr>
-      <w:r>
-        <w:rPr>
-          <w:b w:val="0"/>
-        </w:rPr>
-        <w:t>Name one environment field still to record when you run it.</w:t>
+        <w:t>10. Project · Keep the mathematical evidence</w:t>
+      </w:r>
+    </w:p>
+    <w:p>
+      <w:r>
+        <w:t>Keep this task’s inputs,rule and response together.</w:t>
+      </w:r>
+    </w:p>
+    <w:p>
+      <w:pPr>
+        <w:pStyle w:val="Heading2"/>
+      </w:pPr>
+      <w:r>
+        <w:t>Complete task and evidence</w:t>
+      </w:r>
+    </w:p>
+    <w:p>
+      <w:pPr>
+        <w:pStyle w:val="ListBullet"/>
+      </w:pPr>
+      <w:r>
+        <w:t>Add a labelled documenting a network experiment evidence sheet to Image-pattern Network Investigation. Show how you can record a network experiment with enough detail to replay its calculations. Use the supplied fictional case and keep its inputs, intermediate steps, calculation or prediction, and limitation. Connect this record to last week’s record; a matching answer without a trace is insufficient.</w:t>
       </w:r>
     </w:p>
     <w:p>
@@ -917,7 +789,7 @@
         <w:pStyle w:val="Heading3"/>
       </w:pPr>
       <w:r>
-        <w:t>My reasoning and evidence</w:t>
+        <w:t>My project change, supporting evidence and remaining limit</w:t>
       </w:r>
     </w:p>
     <w:p>
@@ -955,498 +827,20 @@
         <w:pStyle w:val="Heading1"/>
       </w:pPr>
       <w:r>
-        <w:t>06. W2 Trace the selected result</w:t>
-      </w:r>
-    </w:p>
-    <w:p>
-      <w:r>
-        <w:t>Trace the selected result. Apply the supplied Documenting a network experiment facts and keep your reasoning.</w:t>
-      </w:r>
-    </w:p>
-    <w:p>
-      <w:pPr>
-        <w:spacing w:line="336" w:lineRule="auto" w:after="180"/>
-        <w:shd w:fill="F5F1FB"/>
-      </w:pPr>
-      <w:r>
-        <w:rPr>
-          <w:b w:val="0"/>
-        </w:rPr>
-        <w:t xml:space="preserve">Calculate both weight updates and give each </w:t>
-      </w:r>
-      <w:r>
-        <w:rPr>
-          <w:b/>
-        </w:rPr>
-        <w:t>training</w:t>
-      </w:r>
-      <w:r>
-        <w:rPr>
-          <w:b w:val="0"/>
-        </w:rPr>
-        <w:t xml:space="preserve"> and validation MSE. Name the selected </w:t>
-      </w:r>
-      <w:r>
-        <w:rPr>
-          <w:b/>
-        </w:rPr>
-        <w:t>checkpoint</w:t>
-      </w:r>
-      <w:r>
-        <w:rPr>
-          <w:b w:val="0"/>
-        </w:rPr>
-        <w:t xml:space="preserve"> and baseline validation MSE. How many independent validation examples support the comparison?</w:t>
-      </w:r>
-    </w:p>
-    <w:p>
-      <w:pPr>
-        <w:pStyle w:val="Heading3"/>
-      </w:pPr>
-      <w:r>
-        <w:t>My reasoning and evidence</w:t>
-      </w:r>
-    </w:p>
-    <w:p>
-      <w:r>
-        <w:t>________________________________________________________________</w:t>
-      </w:r>
-    </w:p>
-    <w:p>
-      <w:r>
-        <w:t>________________________________________________________________</w:t>
-      </w:r>
-    </w:p>
-    <w:p>
-      <w:r>
-        <w:t>________________________________________________________________</w:t>
-      </w:r>
-    </w:p>
-    <w:p>
-      <w:r>
-        <w:t>________________________________________________________________</w:t>
-      </w:r>
-    </w:p>
-    <w:p>
-      <w:r>
-        <w:t>________________________________________________________________</w:t>
-      </w:r>
-    </w:p>
-    <w:p>
-      <w:r>
-        <w:t>________________________________________________________________</w:t>
-      </w:r>
-    </w:p>
-    <w:p>
-      <w:pPr>
-        <w:pStyle w:val="Heading1"/>
-      </w:pPr>
-      <w:r>
-        <w:t>07. W3 Audit the artifact record</w:t>
-      </w:r>
-    </w:p>
-    <w:p>
-      <w:r>
-        <w:t>Audit the artifact record. Apply the supplied Documenting a network experiment facts and keep your reasoning.</w:t>
-      </w:r>
-    </w:p>
-    <w:p>
-      <w:pPr>
-        <w:spacing w:line="336" w:lineRule="auto" w:after="180"/>
-      </w:pPr>
-      <w:r>
-        <w:rPr>
-          <w:b w:val="0"/>
-        </w:rPr>
-        <w:t>A folder contains only best-model.json and a screenshot of 0.5625. Identify four missing artifacts or records and explain what a content hash can and cannot verify.</w:t>
-      </w:r>
-    </w:p>
-    <w:p>
-      <w:pPr>
-        <w:pStyle w:val="Heading3"/>
-      </w:pPr>
-      <w:r>
-        <w:t>My reasoning and evidence</w:t>
-      </w:r>
-    </w:p>
-    <w:p>
-      <w:r>
-        <w:t>________________________________________________________________</w:t>
-      </w:r>
-    </w:p>
-    <w:p>
-      <w:r>
-        <w:t>________________________________________________________________</w:t>
-      </w:r>
-    </w:p>
-    <w:p>
-      <w:r>
-        <w:t>________________________________________________________________</w:t>
-      </w:r>
-    </w:p>
-    <w:p>
-      <w:r>
-        <w:t>________________________________________________________________</w:t>
-      </w:r>
-    </w:p>
-    <w:p>
-      <w:r>
-        <w:t>________________________________________________________________</w:t>
-      </w:r>
-    </w:p>
-    <w:p>
-      <w:r>
-        <w:t>________________________________________________________________</w:t>
-      </w:r>
-    </w:p>
-    <w:p>
-      <w:pPr>
-        <w:pStyle w:val="Heading1"/>
-      </w:pPr>
-      <w:r>
-        <w:t>08. W4 Audit a new record independently</w:t>
-      </w:r>
-    </w:p>
-    <w:p>
-      <w:r>
-        <w:t>Attempt before feedback. If this repeats the selected independent case, reuse that first attempt; otherwise keep a separate record. Audit a new record independently. Apply the supplied Documenting a network experiment facts and keep your reasoning.</w:t>
-      </w:r>
-    </w:p>
-    <w:p>
-      <w:pPr>
-        <w:spacing w:line="336" w:lineRule="auto" w:after="180"/>
-      </w:pPr>
-      <w:r>
-        <w:rPr>
-          <w:b w:val="0"/>
-        </w:rPr>
-        <w:t xml:space="preserve">A separate run R17 records baseline a = 1 and </w:t>
-      </w:r>
-      <w:r>
-        <w:rPr>
-          <w:b/>
-        </w:rPr>
-        <w:t>checkpoint</w:t>
-      </w:r>
-      <w:r>
-        <w:rPr>
-          <w:b w:val="0"/>
-        </w:rPr>
-        <w:t xml:space="preserve">s a = 1.5 and a = 1.75. It uses </w:t>
-      </w:r>
-      <w:r>
-        <w:rPr>
-          <w:b/>
-        </w:rPr>
-        <w:t>prediction</w:t>
-      </w:r>
-      <w:r>
-        <w:rPr>
-          <w:b w:val="0"/>
-        </w:rPr>
-        <w:t xml:space="preserve"> max(0, a*x) and one validation case V9 with x = 4, y = 8.</w:t>
-      </w:r>
-    </w:p>
-    <w:p>
-      <w:pPr>
-        <w:spacing w:line="336" w:lineRule="auto" w:after="180"/>
-      </w:pPr>
-      <w:r>
-        <w:rPr>
-          <w:b w:val="0"/>
-        </w:rPr>
-        <w:t xml:space="preserve">Compute baseline and </w:t>
-      </w:r>
-      <w:r>
-        <w:rPr>
-          <w:b/>
-        </w:rPr>
-        <w:t>checkpoint</w:t>
-      </w:r>
-      <w:r>
-        <w:rPr>
-          <w:b w:val="0"/>
-        </w:rPr>
-        <w:t xml:space="preserve"> </w:t>
-      </w:r>
-      <w:r>
-        <w:rPr>
-          <w:b/>
-        </w:rPr>
-        <w:t>prediction</w:t>
-      </w:r>
-      <w:r>
-        <w:rPr>
-          <w:b w:val="0"/>
-        </w:rPr>
-        <w:t>s and squared errors, choose by lowest validation MSE, and write a bounded conclusion. Final evaluation and runtime have not been measured.</w:t>
-      </w:r>
-    </w:p>
-    <w:p>
-      <w:pPr>
-        <w:pStyle w:val="Heading3"/>
-      </w:pPr>
-      <w:r>
-        <w:t>My reasoning and evidence</w:t>
-      </w:r>
-    </w:p>
-    <w:p>
-      <w:r>
-        <w:t>________________________________________________________________</w:t>
-      </w:r>
-    </w:p>
-    <w:p>
-      <w:r>
-        <w:t>________________________________________________________________</w:t>
-      </w:r>
-    </w:p>
-    <w:p>
-      <w:r>
-        <w:t>________________________________________________________________</w:t>
-      </w:r>
-    </w:p>
-    <w:p>
-      <w:r>
-        <w:t>________________________________________________________________</w:t>
-      </w:r>
-    </w:p>
-    <w:p>
-      <w:r>
-        <w:t>________________________________________________________________</w:t>
-      </w:r>
-    </w:p>
-    <w:p>
-      <w:r>
-        <w:t>________________________________________________________________</w:t>
-      </w:r>
-    </w:p>
-    <w:p>
-      <w:r>
-        <w:t>________________________________________________________________</w:t>
-      </w:r>
-    </w:p>
-    <w:p>
-      <w:r>
-        <w:t>________________________________________________________________</w:t>
-      </w:r>
-    </w:p>
-    <w:p>
-      <w:pPr>
-        <w:pStyle w:val="Heading1"/>
-      </w:pPr>
-      <w:r>
-        <w:t>09. W5 Investigate a replay mismatch</w:t>
-      </w:r>
-    </w:p>
-    <w:p>
-      <w:r>
-        <w:t>Investigate a replay mismatch. Apply the supplied Documenting a network experiment facts and keep your reasoning.</w:t>
-      </w:r>
-    </w:p>
-    <w:p>
-      <w:pPr>
-        <w:spacing w:line="336" w:lineRule="auto" w:after="180"/>
-      </w:pPr>
-      <w:r>
-        <w:rPr>
-          <w:b w:val="0"/>
-        </w:rPr>
-        <w:t>A partner gets different results after changing pre</w:t>
-      </w:r>
-      <w:r>
-        <w:rPr>
-          <w:b/>
-        </w:rPr>
-        <w:t>process</w:t>
-      </w:r>
-      <w:r>
-        <w:rPr>
-          <w:b w:val="0"/>
-        </w:rPr>
-        <w:t>ing and replacing the validation file. They keep the old run ID and overwrite the old score.</w:t>
-      </w:r>
-    </w:p>
-    <w:p>
-      <w:pPr>
-        <w:spacing w:line="336" w:lineRule="auto" w:after="180"/>
-      </w:pPr>
-      <w:r>
-        <w:rPr>
-          <w:b w:val="0"/>
-        </w:rPr>
-        <w:t>Explain what should be preserved and how the revised work should be recorded.</w:t>
-      </w:r>
-    </w:p>
-    <w:p>
-      <w:pPr>
-        <w:pStyle w:val="Heading3"/>
-      </w:pPr>
-      <w:r>
-        <w:t>My reasoning and evidence</w:t>
-      </w:r>
-    </w:p>
-    <w:p>
-      <w:r>
-        <w:t>________________________________________________________________</w:t>
-      </w:r>
-    </w:p>
-    <w:p>
-      <w:r>
-        <w:t>________________________________________________________________</w:t>
-      </w:r>
-    </w:p>
-    <w:p>
-      <w:r>
-        <w:t>________________________________________________________________</w:t>
-      </w:r>
-    </w:p>
-    <w:p>
-      <w:r>
-        <w:t>________________________________________________________________</w:t>
-      </w:r>
-    </w:p>
-    <w:p>
-      <w:r>
-        <w:t>________________________________________________________________</w:t>
-      </w:r>
-    </w:p>
-    <w:p>
-      <w:r>
-        <w:t>________________________________________________________________</w:t>
-      </w:r>
-    </w:p>
-    <w:p>
-      <w:pPr>
-        <w:pStyle w:val="Heading1"/>
-      </w:pPr>
-      <w:r>
-        <w:t>10. Project checkpoint and reflection</w:t>
-      </w:r>
-    </w:p>
-    <w:p>
-      <w:r>
-        <w:t>Connect Documenting a network experiment to Image-pattern Network Investigation, identify a limit and choose the next useful test.</w:t>
-      </w:r>
-    </w:p>
-    <w:p>
-      <w:pPr>
-        <w:spacing w:line="336" w:lineRule="auto" w:after="180"/>
-      </w:pPr>
-      <w:r>
-        <w:rPr>
-          <w:b w:val="0"/>
-        </w:rPr>
-        <w:t xml:space="preserve">Add a labelled documenting a network experiment </w:t>
-      </w:r>
-      <w:r>
-        <w:rPr>
-          <w:b/>
-        </w:rPr>
-        <w:t>evidence</w:t>
-      </w:r>
-      <w:r>
-        <w:rPr>
-          <w:b w:val="0"/>
-        </w:rPr>
-        <w:t xml:space="preserve"> sheet to Image-pattern Network Investigation. Show how you can record a network experiment with enough detail to </w:t>
-      </w:r>
-      <w:r>
-        <w:rPr>
-          <w:b/>
-        </w:rPr>
-        <w:t>replay</w:t>
-      </w:r>
-      <w:r>
-        <w:rPr>
-          <w:b w:val="0"/>
-        </w:rPr>
-        <w:t xml:space="preserve"> its calculations.</w:t>
-      </w:r>
-    </w:p>
-    <w:p>
-      <w:pPr>
-        <w:spacing w:line="336" w:lineRule="auto" w:after="180"/>
-      </w:pPr>
-      <w:r>
-        <w:rPr>
-          <w:b w:val="0"/>
-        </w:rPr>
-        <w:t xml:space="preserve">Use the supplied fictional case and keep its </w:t>
-      </w:r>
-      <w:r>
-        <w:rPr>
-          <w:b/>
-        </w:rPr>
-        <w:t>input</w:t>
-      </w:r>
-      <w:r>
-        <w:rPr>
-          <w:b w:val="0"/>
-        </w:rPr>
-        <w:t xml:space="preserve">s, intermediate steps, calculation or </w:t>
-      </w:r>
-      <w:r>
-        <w:rPr>
-          <w:b/>
-        </w:rPr>
-        <w:t>prediction</w:t>
-      </w:r>
-      <w:r>
-        <w:rPr>
-          <w:b w:val="0"/>
-        </w:rPr>
-        <w:t>, and limitation. Connect this record to last week’s record; a matching answer without a trace is insufficient.</w:t>
-      </w:r>
-    </w:p>
-    <w:p>
-      <w:pPr>
-        <w:pStyle w:val="Heading3"/>
-      </w:pPr>
-      <w:r>
-        <w:t>My project change, supporting evidence and remaining limit</w:t>
-      </w:r>
-    </w:p>
-    <w:p>
-      <w:r>
-        <w:t>________________________________________________________________</w:t>
-      </w:r>
-    </w:p>
-    <w:p>
-      <w:r>
-        <w:t>________________________________________________________________</w:t>
-      </w:r>
-    </w:p>
-    <w:p>
-      <w:r>
-        <w:t>________________________________________________________________</w:t>
-      </w:r>
-    </w:p>
-    <w:p>
-      <w:r>
-        <w:t>________________________________________________________________</w:t>
-      </w:r>
-    </w:p>
-    <w:p>
-      <w:r>
-        <w:t>________________________________________________________________</w:t>
-      </w:r>
-    </w:p>
-    <w:p>
-      <w:r>
-        <w:t>________________________________________________________________</w:t>
-      </w:r>
-    </w:p>
-    <w:p>
-      <w:pPr>
-        <w:pStyle w:val="Heading1"/>
-      </w:pPr>
-      <w:r>
-        <w:t>11. Feedback, return check and learning record</w:t>
-      </w:r>
-    </w:p>
-    <w:p>
-      <w:r>
-        <w:t>Record the first repaired step and a different case to revisit after a delay.</w:t>
+        <w:t>11. Feedback · Repair and return</w:t>
+      </w:r>
+    </w:p>
+    <w:p>
+      <w:r>
+        <w:t>Keep this task’s inputs,rule and response together.</w:t>
+      </w:r>
+    </w:p>
+    <w:p>
+      <w:pPr>
+        <w:pStyle w:val="Heading2"/>
+      </w:pPr>
+      <w:r>
+        <w:t>Complete task and evidence</w:t>
       </w:r>
     </w:p>
     <w:tbl>
@@ -1587,12 +981,9 @@
     </w:tbl>
     <w:p>
       <w:pPr>
-        <w:spacing w:line="336" w:lineRule="auto" w:after="180"/>
-      </w:pPr>
-      <w:r>
-        <w:rPr>
-          <w:b w:val="0"/>
-        </w:rPr>
+        <w:pStyle w:val="ListBullet"/>
+      </w:pPr>
+      <w:r>
         <w:t>Revisit this idea with your teacher after a delay. Familiarity is different from explaining and using it on a changed case.</w:t>
       </w:r>
     </w:p>
@@ -1601,81 +992,330 @@
         <w:pStyle w:val="Heading1"/>
       </w:pPr>
       <w:r>
-        <w:t>12. Pictorial case practice: Documenting a network experiment</w:t>
-      </w:r>
-    </w:p>
-    <w:p>
-      <w:r>
-        <w:t>Document checkpoint selection so another team can reconstruct every reported number. Explain the labelled step before checking the changed condition.</w:t>
-      </w:r>
-    </w:p>
-    <w:p>
-      <w:pPr>
-        <w:spacing w:line="336" w:lineRule="auto" w:after="180"/>
-      </w:pPr>
-      <w:r>
-        <w:rPr>
-          <w:b w:val="0"/>
-        </w:rPr>
-        <w:t xml:space="preserve">Document </w:t>
-      </w:r>
-      <w:r>
-        <w:rPr>
-          <w:b/>
-        </w:rPr>
-        <w:t>checkpoint</w:t>
-      </w:r>
-      <w:r>
-        <w:rPr>
-          <w:b w:val="0"/>
-        </w:rPr>
-        <w:t xml:space="preserve"> selection so another team can reconstruct every reported number.</w:t>
-      </w:r>
-    </w:p>
-    <w:p>
-      <w:pPr>
-        <w:spacing w:line="336" w:lineRule="auto" w:after="180"/>
-      </w:pPr>
-      <w:r>
-        <w:rPr>
-          <w:b w:val="0"/>
-        </w:rPr>
-        <w:t xml:space="preserve">Run R8 predicts ReLU(a×x). Validation V4 has x = 2, target 3. Baseline a = 0.5; </w:t>
-      </w:r>
-      <w:r>
-        <w:rPr>
-          <w:b/>
-        </w:rPr>
-        <w:t>checkpoint</w:t>
-      </w:r>
-      <w:r>
-        <w:rPr>
-          <w:b w:val="0"/>
-        </w:rPr>
-        <w:t>s a = 1 and 1.25; choose minimum validation squared error.</w:t>
-      </w:r>
-    </w:p>
-    <w:p>
-      <w:pPr>
-        <w:spacing w:line="336" w:lineRule="auto" w:after="180"/>
-      </w:pPr>
-      <w:r>
-        <w:rPr>
-          <w:b w:val="0"/>
-        </w:rPr>
-        <w:t xml:space="preserve">All </w:t>
-      </w:r>
-      <w:r>
-        <w:rPr>
-          <w:b/>
-        </w:rPr>
-        <w:t>input</w:t>
-      </w:r>
-      <w:r>
-        <w:rPr>
-          <w:b w:val="0"/>
-        </w:rPr>
-        <w:t>s and outcomes in this worked example are invented classroom data; no real model run is claimed.</w:t>
+        <w:t>Reference bank and extra practice</w:t>
+      </w:r>
+    </w:p>
+    <w:p>
+      <w:pPr>
+        <w:pStyle w:val="Heading1"/>
+      </w:pPr>
+      <w:r>
+        <w:t>02. Reference · Supported W2 record</w:t>
+      </w:r>
+    </w:p>
+    <w:p>
+      <w:r>
+        <w:t>Keep this task’s inputs,rule and response together.</w:t>
+      </w:r>
+    </w:p>
+    <w:p>
+      <w:pPr>
+        <w:pStyle w:val="Heading2"/>
+      </w:pPr>
+      <w:r>
+        <w:t>Complete task and evidence</w:t>
+      </w:r>
+    </w:p>
+    <w:p>
+      <w:pPr>
+        <w:pStyle w:val="ListBullet"/>
+      </w:pPr>
+      <w:r>
+        <w:t>Use W2: Trace the selected result for Documenting a network experiment. Record the answer once; the lesson and workbook refer to the same attempt.</w:t>
+      </w:r>
+    </w:p>
+    <w:tbl>
+      <w:tblPr>
+        <w:tblStyle w:val="LightShading-Accent1"/>
+        <w:tblW w:type="auto" w:w="0"/>
+        <w:tblLook w:firstColumn="1" w:firstRow="1" w:lastColumn="0" w:lastRow="0" w:noHBand="0" w:noVBand="1" w:val="04A0"/>
+      </w:tblPr>
+      <w:tblGrid>
+        <w:gridCol w:w="2556"/>
+        <w:gridCol w:w="2556"/>
+        <w:gridCol w:w="2556"/>
+        <w:gridCol w:w="2556"/>
+      </w:tblGrid>
+      <w:tr>
+        <w:trPr>
+          <w:tblHeader/>
+        </w:trPr>
+        <w:tc>
+          <w:tcPr>
+            <w:tcW w:type="dxa" w:w="2556"/>
+          </w:tcPr>
+          <w:p>
+            <w:r>
+              <w:t>Given inputs</w:t>
+            </w:r>
+          </w:p>
+        </w:tc>
+        <w:tc>
+          <w:tcPr>
+            <w:tcW w:type="dxa" w:w="2556"/>
+          </w:tcPr>
+          <w:p>
+            <w:r>
+              <w:t>Procedure I chose</w:t>
+            </w:r>
+          </w:p>
+        </w:tc>
+        <w:tc>
+          <w:tcPr>
+            <w:tcW w:type="dxa" w:w="2556"/>
+          </w:tcPr>
+          <w:p>
+            <w:r>
+              <w:t>Middle steps</w:t>
+            </w:r>
+          </w:p>
+        </w:tc>
+        <w:tc>
+          <w:tcPr>
+            <w:tcW w:type="dxa" w:w="2556"/>
+          </w:tcPr>
+          <w:p>
+            <w:r>
+              <w:t>Result and check</w:t>
+            </w:r>
+          </w:p>
+        </w:tc>
+      </w:tr>
+      <w:tr>
+        <w:tc>
+          <w:tcPr>
+            <w:tcW w:type="dxa" w:w="2556"/>
+          </w:tcPr>
+          <w:p>
+            <w:r/>
+          </w:p>
+        </w:tc>
+        <w:tc>
+          <w:tcPr>
+            <w:tcW w:type="dxa" w:w="2556"/>
+          </w:tcPr>
+          <w:p>
+            <w:r/>
+          </w:p>
+        </w:tc>
+        <w:tc>
+          <w:tcPr>
+            <w:tcW w:type="dxa" w:w="2556"/>
+          </w:tcPr>
+          <w:p>
+            <w:r/>
+          </w:p>
+        </w:tc>
+        <w:tc>
+          <w:tcPr>
+            <w:tcW w:type="dxa" w:w="2556"/>
+          </w:tcPr>
+          <w:p>
+            <w:r/>
+          </w:p>
+        </w:tc>
+      </w:tr>
+    </w:tbl>
+    <w:p>
+      <w:pPr>
+        <w:pStyle w:val="Heading3"/>
+      </w:pPr>
+      <w:r>
+        <w:t>The step I completed without help, and the hint I needed</w:t>
+      </w:r>
+    </w:p>
+    <w:p>
+      <w:r>
+        <w:t>________________________________________________________________</w:t>
+      </w:r>
+    </w:p>
+    <w:p>
+      <w:r>
+        <w:t>________________________________________________________________</w:t>
+      </w:r>
+    </w:p>
+    <w:p>
+      <w:r>
+        <w:t>________________________________________________________________</w:t>
+      </w:r>
+    </w:p>
+    <w:p>
+      <w:pPr>
+        <w:pStyle w:val="Heading1"/>
+      </w:pPr>
+      <w:r>
+        <w:t>03. Extra practice · Individual reasoning check</w:t>
+      </w:r>
+    </w:p>
+    <w:p>
+      <w:r>
+        <w:t>Keep this task’s inputs,rule and response together.</w:t>
+      </w:r>
+    </w:p>
+    <w:p>
+      <w:pPr>
+        <w:pStyle w:val="Heading2"/>
+      </w:pPr>
+      <w:r>
+        <w:t>Complete task and evidence</w:t>
+      </w:r>
+    </w:p>
+    <w:p>
+      <w:pPr>
+        <w:pStyle w:val="ListBullet"/>
+      </w:pPr>
+      <w:r>
+        <w:t>Use the worked case for Documenting a network experiment. Proposed explanation: “A smaller MSE is an accuracy percentage”. Decide whether this explanation is supported. Point to the step or supplied fact that decides; explain your repair if needed.</w:t>
+      </w:r>
+    </w:p>
+    <w:p>
+      <w:pPr>
+        <w:pStyle w:val="Heading3"/>
+      </w:pPr>
+      <w:r>
+        <w:t>My explanation before partner discussion</w:t>
+      </w:r>
+    </w:p>
+    <w:p>
+      <w:r>
+        <w:t>________________________________________________________________</w:t>
+      </w:r>
+    </w:p>
+    <w:p>
+      <w:r>
+        <w:t>________________________________________________________________</w:t>
+      </w:r>
+    </w:p>
+    <w:p>
+      <w:r>
+        <w:t>________________________________________________________________</w:t>
+      </w:r>
+    </w:p>
+    <w:p>
+      <w:r>
+        <w:t>________________________________________________________________</w:t>
+      </w:r>
+    </w:p>
+    <w:p>
+      <w:pPr>
+        <w:pStyle w:val="Heading1"/>
+      </w:pPr>
+      <w:r>
+        <w:t>08. Reference · Earlier W4 response copy</w:t>
+      </w:r>
+    </w:p>
+    <w:p>
+      <w:r>
+        <w:t>Keep this task’s inputs,rule and response together.</w:t>
+      </w:r>
+    </w:p>
+    <w:p>
+      <w:pPr>
+        <w:pStyle w:val="Heading2"/>
+      </w:pPr>
+      <w:r>
+        <w:t>Complete task and evidence</w:t>
+      </w:r>
+    </w:p>
+    <w:p>
+      <w:pPr>
+        <w:pStyle w:val="ListBullet"/>
+      </w:pPr>
+      <w:r>
+        <w:t>A separate run R17 records baseline a = 1 and checkpoints a = 1.5 and a = 1.75. It uses prediction max(0, a*x) and one validation case V9 with x = 4, y = 8. Compute baseline and checkpoint predictions and squared errors, choose by lowest validation MSE, and write a bounded conclusion. Final evaluation and runtime have not been measured.</w:t>
+      </w:r>
+    </w:p>
+    <w:p>
+      <w:pPr>
+        <w:pStyle w:val="Heading3"/>
+      </w:pPr>
+      <w:r>
+        <w:t>My reasoning and evidence</w:t>
+      </w:r>
+    </w:p>
+    <w:p>
+      <w:r>
+        <w:t>________________________________________________________________</w:t>
+      </w:r>
+    </w:p>
+    <w:p>
+      <w:r>
+        <w:t>________________________________________________________________</w:t>
+      </w:r>
+    </w:p>
+    <w:p>
+      <w:r>
+        <w:t>________________________________________________________________</w:t>
+      </w:r>
+    </w:p>
+    <w:p>
+      <w:r>
+        <w:t>________________________________________________________________</w:t>
+      </w:r>
+    </w:p>
+    <w:p>
+      <w:r>
+        <w:t>________________________________________________________________</w:t>
+      </w:r>
+    </w:p>
+    <w:p>
+      <w:r>
+        <w:t>________________________________________________________________</w:t>
+      </w:r>
+    </w:p>
+    <w:p>
+      <w:r>
+        <w:t>________________________________________________________________</w:t>
+      </w:r>
+    </w:p>
+    <w:p>
+      <w:r>
+        <w:t>________________________________________________________________</w:t>
+      </w:r>
+    </w:p>
+    <w:p>
+      <w:pPr>
+        <w:pStyle w:val="Heading1"/>
+      </w:pPr>
+      <w:r>
+        <w:t>12. Extra practice · Pictured case</w:t>
+      </w:r>
+    </w:p>
+    <w:p>
+      <w:r>
+        <w:t>Keep this task’s inputs,rule and response together.</w:t>
+      </w:r>
+    </w:p>
+    <w:p>
+      <w:pPr>
+        <w:pStyle w:val="Heading2"/>
+      </w:pPr>
+      <w:r>
+        <w:t>Complete task and evidence</w:t>
+      </w:r>
+    </w:p>
+    <w:p>
+      <w:pPr>
+        <w:pStyle w:val="ListBullet"/>
+      </w:pPr>
+      <w:r>
+        <w:t>Document checkpoint selection so another team can reconstruct every reported number.</w:t>
+      </w:r>
+    </w:p>
+    <w:p>
+      <w:pPr>
+        <w:pStyle w:val="ListBullet"/>
+      </w:pPr>
+      <w:r>
+        <w:t>Run R8 predicts ReLU(a×x). Validation V4 has x = 2, target 3. Baseline a = 0.5; checkpoints a = 1 and 1.25; choose minimum validation squared error.</w:t>
+      </w:r>
+    </w:p>
+    <w:p>
+      <w:pPr>
+        <w:pStyle w:val="ListBullet"/>
+      </w:pPr>
+      <w:r>
+        <w:t>All inputs and outcomes in this worked example are invented classroom data; no real model run is claimed.</w:t>
       </w:r>
     </w:p>
     <w:p>
@@ -1752,37 +1392,10 @@
     </w:p>
     <w:p>
       <w:pPr>
-        <w:spacing w:line="336" w:lineRule="auto" w:after="180"/>
-      </w:pPr>
-      <w:r>
-        <w:rPr>
-          <w:b w:val="0"/>
-        </w:rPr>
-        <w:t xml:space="preserve">What additional </w:t>
-      </w:r>
-      <w:r>
-        <w:rPr>
-          <w:b/>
-        </w:rPr>
-        <w:t>evidence</w:t>
-      </w:r>
-      <w:r>
-        <w:rPr>
-          <w:b w:val="0"/>
-        </w:rPr>
-        <w:t xml:space="preserve"> is needed for a final performance claim? Point to the relevant step in the picture, then write the changed result and the rule or </w:t>
-      </w:r>
-      <w:r>
-        <w:rPr>
-          <w:b/>
-        </w:rPr>
-        <w:t>evidence</w:t>
-      </w:r>
-      <w:r>
-        <w:rPr>
-          <w:b w:val="0"/>
-        </w:rPr>
-        <w:t xml:space="preserve"> that supports it.</w:t>
+        <w:pStyle w:val="ListBullet"/>
+      </w:pPr>
+      <w:r>
+        <w:t>What additional evidence is needed for a final performance claim? Point to the relevant step in the picture, then write the changed result and the rule or evidence that supports it.</w:t>
       </w:r>
     </w:p>
     <w:p>
@@ -1825,68 +1438,18 @@
     </w:p>
     <w:p>
       <w:pPr>
-        <w:pStyle w:val="Heading3"/>
-      </w:pPr>
-      <w:r>
-        <w:t>Record the help used</w:t>
-      </w:r>
-    </w:p>
-    <w:p>
-      <w:pPr>
-        <w:spacing w:line="336" w:lineRule="auto" w:after="180"/>
-        <w:shd w:fill="F1F6F8"/>
-      </w:pPr>
-      <w:r>
-        <w:rPr>
-          <w:b w:val="0"/>
-        </w:rPr>
-        <w:t xml:space="preserve">Support used: alone / hint / worked example. This record is practice </w:t>
-      </w:r>
-      <w:r>
-        <w:rPr>
-          <w:b/>
-        </w:rPr>
-        <w:t>evidence</w:t>
-      </w:r>
-      <w:r>
-        <w:rPr>
-          <w:b w:val="0"/>
-        </w:rPr>
-        <w:t>.</w:t>
-      </w:r>
-    </w:p>
-    <w:p>
-      <w:pPr>
-        <w:spacing w:line="336" w:lineRule="auto" w:after="180"/>
-      </w:pPr>
-      <w:r>
-        <w:rPr>
-          <w:b w:val="0"/>
-        </w:rPr>
-        <w:t xml:space="preserve">Project connection: For your Image-pattern Network Investigation, save the </w:t>
-      </w:r>
-      <w:r>
-        <w:rPr>
-          <w:b/>
-        </w:rPr>
-        <w:t>input</w:t>
-      </w:r>
-      <w:r>
-        <w:rPr>
-          <w:b w:val="0"/>
-        </w:rPr>
-        <w:t>, procedure, observed result and limitation of this check.</w:t>
-      </w:r>
-    </w:p>
-    <w:p>
-      <w:pPr>
-        <w:spacing w:line="336" w:lineRule="auto" w:after="180"/>
-      </w:pPr>
-      <w:r>
-        <w:rPr>
-          <w:b w:val="0"/>
-        </w:rPr>
-        <w:t>Label this worked example as practice; use a different, previously unreviewed case when checking independent understanding.</w:t>
+        <w:pStyle w:val="ListBullet"/>
+      </w:pPr>
+      <w:r>
+        <w:t>Support used: alone / hint / worked example. This record is practice evidence.</w:t>
+      </w:r>
+    </w:p>
+    <w:p>
+      <w:pPr>
+        <w:pStyle w:val="ListBullet"/>
+      </w:pPr>
+      <w:r>
+        <w:t>Project connection: For your Image-pattern Network Investigation, save the input, procedure, observed result and limitation of this check. Label this worked example as practice; use a different, previously unreviewed case when checking independent understanding.</w:t>
       </w:r>
     </w:p>
     <w:p>
@@ -1894,80 +1457,44 @@
         <w:pStyle w:val="Heading1"/>
       </w:pPr>
       <w:r>
-        <w:t>13. Project portfolio milestone</w:t>
-      </w:r>
-    </w:p>
-    <w:p>
-      <w:r>
-        <w:t>Keep this week’s input, deciding step, result and limit together in the Image-pattern Network Investigation record.</w:t>
-      </w:r>
-    </w:p>
-    <w:p>
-      <w:pPr>
-        <w:spacing w:line="336" w:lineRule="auto" w:after="180"/>
-      </w:pPr>
-      <w:r>
-        <w:rPr>
-          <w:b w:val="0"/>
-        </w:rPr>
+        <w:t>13. Reference · Project milestone</w:t>
+      </w:r>
+    </w:p>
+    <w:p>
+      <w:r>
+        <w:t>Keep this task’s inputs,rule and response together.</w:t>
+      </w:r>
+    </w:p>
+    <w:p>
+      <w:pPr>
+        <w:pStyle w:val="Heading2"/>
+      </w:pPr>
+      <w:r>
+        <w:t>Complete task and evidence</w:t>
+      </w:r>
+    </w:p>
+    <w:p>
+      <w:pPr>
+        <w:pStyle w:val="ListBullet"/>
+      </w:pPr>
+      <w:r>
         <w:t>Project: Image-pattern Network Investigation</w:t>
       </w:r>
     </w:p>
     <w:p>
       <w:pPr>
-        <w:spacing w:line="336" w:lineRule="auto" w:after="180"/>
-      </w:pPr>
-      <w:r>
-        <w:rPr>
-          <w:b w:val="0"/>
-        </w:rPr>
-        <w:t xml:space="preserve">Current milestone: Present and defend. Demonstrate the system, explain one failure and justify the next improvement with </w:t>
-      </w:r>
-      <w:r>
-        <w:rPr>
-          <w:b/>
-        </w:rPr>
-        <w:t>evidence</w:t>
-      </w:r>
-      <w:r>
-        <w:rPr>
-          <w:b w:val="0"/>
-        </w:rPr>
-        <w:t>.</w:t>
-      </w:r>
-    </w:p>
-    <w:p>
-      <w:pPr>
-        <w:spacing w:line="336" w:lineRule="auto" w:after="180"/>
-      </w:pPr>
-      <w:r>
-        <w:rPr>
-          <w:b w:val="0"/>
-        </w:rPr>
-        <w:t xml:space="preserve">For your Image-pattern Network Investigation, save the </w:t>
-      </w:r>
-      <w:r>
-        <w:rPr>
-          <w:b/>
-        </w:rPr>
-        <w:t>input</w:t>
-      </w:r>
-      <w:r>
-        <w:rPr>
-          <w:b w:val="0"/>
-        </w:rPr>
-        <w:t>, procedure, observed result and limitation of this check.</w:t>
-      </w:r>
-    </w:p>
-    <w:p>
-      <w:pPr>
-        <w:spacing w:line="336" w:lineRule="auto" w:after="180"/>
-      </w:pPr>
-      <w:r>
-        <w:rPr>
-          <w:b w:val="0"/>
-        </w:rPr>
-        <w:t>Label this worked example as practice; use a different, previously unreviewed case when checking independent understanding.</w:t>
+        <w:pStyle w:val="ListBullet"/>
+      </w:pPr>
+      <w:r>
+        <w:t>Current milestone: Present and defend. Demonstrate the system, explain one failure and justify the next improvement with evidence.</w:t>
+      </w:r>
+    </w:p>
+    <w:p>
+      <w:pPr>
+        <w:pStyle w:val="ListBullet"/>
+      </w:pPr>
+      <w:r>
+        <w:t>For your Image-pattern Network Investigation, save the input, procedure, observed result and limitation of this check. Label this worked example as practice; use a different, previously unreviewed case when checking independent understanding.</w:t>
       </w:r>
     </w:p>
     <w:tbl>
@@ -2124,12 +1651,573 @@
         <w:pStyle w:val="Heading1"/>
       </w:pPr>
       <w:r>
-        <w:t>14. Supported practice and learning evidence</w:t>
-      </w:r>
-    </w:p>
-    <w:p>
-      <w:r>
-        <w:t>Try the supported questions before comparing with hints and feedback. Record what you repaired and the evidence you retained.</w:t>
+        <w:t>14. Extra practice · Predict,check and repair</w:t>
+      </w:r>
+    </w:p>
+    <w:p>
+      <w:r>
+        <w:t>Keep supported feedback separate from the independent case.</w:t>
+      </w:r>
+    </w:p>
+    <w:p>
+      <w:pPr>
+        <w:pStyle w:val="Heading2"/>
+      </w:pPr>
+      <w:r>
+        <w:t>First supported question and optional hint</w:t>
+      </w:r>
+    </w:p>
+    <w:p>
+      <w:pPr>
+        <w:pStyle w:val="ListBullet"/>
+      </w:pPr>
+      <w:r>
+        <w:t>Document checkpoint selection so another team can reconstruct every reported number.</w:t>
+      </w:r>
+    </w:p>
+    <w:p>
+      <w:pPr>
+        <w:pStyle w:val="Heading3"/>
+      </w:pPr>
+      <w:r>
+        <w:t>Practice 1: explain the deciding evidence</w:t>
+      </w:r>
+    </w:p>
+    <w:p>
+      <w:pPr>
+        <w:pStyle w:val="ListBullet"/>
+      </w:pPr>
+      <w:r>
+        <w:t>Which labelled step matches this detail? Choose a = 1.25; save R8, inputs, formula, checkpoint values, loss rule and validation role.</w:t>
+      </w:r>
+    </w:p>
+    <w:p>
+      <w:pPr>
+        <w:pStyle w:val="ListBullet"/>
+      </w:pPr>
+      <w:r>
+        <w:t>1. Checkpoint comparison</w:t>
+      </w:r>
+    </w:p>
+    <w:p>
+      <w:pPr>
+        <w:pStyle w:val="ListBullet"/>
+      </w:pPr>
+      <w:r>
+        <w:t>2. Select and record</w:t>
+      </w:r>
+    </w:p>
+    <w:p>
+      <w:pPr>
+        <w:pStyle w:val="ListBullet"/>
+      </w:pPr>
+      <w:r>
+        <w:t>3. Baseline prediction</w:t>
+      </w:r>
+    </w:p>
+    <w:p>
+      <w:pPr>
+        <w:pStyle w:val="Heading3"/>
+      </w:pPr>
+      <w:r>
+        <w:t>My selected conclusion, deciding fact and explanation</w:t>
+      </w:r>
+    </w:p>
+    <w:p>
+      <w:r>
+        <w:t>________________________________________________________________</w:t>
+      </w:r>
+    </w:p>
+    <w:p>
+      <w:r>
+        <w:t>________________________________________________________________</w:t>
+      </w:r>
+    </w:p>
+    <w:p>
+      <w:r>
+        <w:t>________________________________________________________________</w:t>
+      </w:r>
+    </w:p>
+    <w:p>
+      <w:r>
+        <w:t>________________________________________________________________</w:t>
+      </w:r>
+    </w:p>
+    <w:p>
+      <w:r>
+        <w:t>________________________________________________________________</w:t>
+      </w:r>
+    </w:p>
+    <w:p>
+      <w:pPr>
+        <w:pStyle w:val="ListBullet"/>
+      </w:pPr>
+      <w:r>
+        <w:t>Hint if needed: Read the steps in the pictorial case. Match the supplied detail to the stage that performs or records it.</w:t>
+      </w:r>
+    </w:p>
+    <w:p>
+      <w:pPr>
+        <w:pStyle w:val="Heading2"/>
+      </w:pPr>
+      <w:r>
+        <w:t>Check after the first attempt · reference / check after trying</w:t>
+      </w:r>
+    </w:p>
+    <w:p>
+      <w:pPr>
+        <w:spacing w:line="336" w:lineRule="auto" w:after="180"/>
+      </w:pPr>
+      <w:r>
+        <w:rPr>
+          <w:b w:val="0"/>
+        </w:rPr>
+        <w:t xml:space="preserve">After your attempt, compare with the supported explanation: Select and record Choose a = 1.25; save R8, </w:t>
+      </w:r>
+      <w:r>
+        <w:rPr>
+          <w:b/>
+        </w:rPr>
+        <w:t>input</w:t>
+      </w:r>
+      <w:r>
+        <w:rPr>
+          <w:b w:val="0"/>
+        </w:rPr>
+        <w:t xml:space="preserve">s, formula, </w:t>
+      </w:r>
+      <w:r>
+        <w:rPr>
+          <w:b/>
+        </w:rPr>
+        <w:t>checkpoint</w:t>
+      </w:r>
+      <w:r>
+        <w:rPr>
+          <w:b w:val="0"/>
+        </w:rPr>
+        <w:t xml:space="preserve"> values, loss rule and validation role.</w:t>
+      </w:r>
+    </w:p>
+    <w:p>
+      <w:pPr>
+        <w:spacing w:line="336" w:lineRule="auto" w:after="180"/>
+      </w:pPr>
+      <w:r>
+        <w:rPr>
+          <w:b w:val="0"/>
+        </w:rPr>
+        <w:t xml:space="preserve">A reproducible record includes the actual </w:t>
+      </w:r>
+      <w:r>
+        <w:rPr>
+          <w:b/>
+        </w:rPr>
+        <w:t>input</w:t>
+      </w:r>
+      <w:r>
+        <w:rPr>
+          <w:b w:val="0"/>
+        </w:rPr>
+        <w:t xml:space="preserve">, formula, parameters and scoring rule, together with each dataset’s role. The validation case selects the best supplied </w:t>
+      </w:r>
+      <w:r>
+        <w:rPr>
+          <w:b/>
+        </w:rPr>
+        <w:t>checkpoint</w:t>
+      </w:r>
+      <w:r>
+        <w:rPr>
+          <w:b w:val="0"/>
+        </w:rPr>
+        <w:t>, so it is part of development.</w:t>
+      </w:r>
+    </w:p>
+    <w:p>
+      <w:pPr>
+        <w:spacing w:line="336" w:lineRule="auto" w:after="180"/>
+      </w:pPr>
+      <w:r>
+        <w:rPr>
+          <w:b w:val="0"/>
+        </w:rPr>
+        <w:t xml:space="preserve">Save that selection history and freeze the </w:t>
+      </w:r>
+      <w:r>
+        <w:rPr>
+          <w:b/>
+        </w:rPr>
+        <w:t>checkpoint</w:t>
+      </w:r>
+      <w:r>
+        <w:rPr>
+          <w:b w:val="0"/>
+        </w:rPr>
+        <w:t xml:space="preserve"> before evaluating fresh final cases. Renaming the same case a test does not change how it was used.</w:t>
+      </w:r>
+    </w:p>
+    <w:p>
+      <w:pPr>
+        <w:pStyle w:val="Heading2"/>
+      </w:pPr>
+      <w:r>
+        <w:t>Changed-case question and optional hint</w:t>
+      </w:r>
+    </w:p>
+    <w:p>
+      <w:pPr>
+        <w:pStyle w:val="Heading3"/>
+      </w:pPr>
+      <w:r>
+        <w:t>Practice 2: explain the deciding evidence</w:t>
+      </w:r>
+    </w:p>
+    <w:p>
+      <w:pPr>
+        <w:pStyle w:val="ListBullet"/>
+      </w:pPr>
+      <w:r>
+        <w:t>Changed-case practice: A teammate calls V4 a final test after using it to select a=1.25. Which conclusion is supported by the supplied facts?</w:t>
+      </w:r>
+    </w:p>
+    <w:p>
+      <w:pPr>
+        <w:pStyle w:val="ListBullet"/>
+      </w:pPr>
+      <w:r>
+        <w:t>1. We can decide the result without examining the changed input or the procedure.</w:t>
+      </w:r>
+    </w:p>
+    <w:p>
+      <w:pPr>
+        <w:pStyle w:val="ListBullet"/>
+      </w:pPr>
+      <w:r>
+        <w:t>2. This one example guarantees correct results for every future input.</w:t>
+      </w:r>
+    </w:p>
+    <w:p>
+      <w:pPr>
+        <w:pStyle w:val="ListBullet"/>
+      </w:pPr>
+      <w:r>
+        <w:t>3. Correct its role to validation; it was used for selection.</w:t>
+      </w:r>
+    </w:p>
+    <w:p>
+      <w:pPr>
+        <w:pStyle w:val="Heading3"/>
+      </w:pPr>
+      <w:r>
+        <w:t>My selected conclusion, deciding fact and explanation</w:t>
+      </w:r>
+    </w:p>
+    <w:p>
+      <w:r>
+        <w:t>________________________________________________________________</w:t>
+      </w:r>
+    </w:p>
+    <w:p>
+      <w:r>
+        <w:t>________________________________________________________________</w:t>
+      </w:r>
+    </w:p>
+    <w:p>
+      <w:r>
+        <w:t>________________________________________________________________</w:t>
+      </w:r>
+    </w:p>
+    <w:p>
+      <w:r>
+        <w:t>________________________________________________________________</w:t>
+      </w:r>
+    </w:p>
+    <w:p>
+      <w:r>
+        <w:t>________________________________________________________________</w:t>
+      </w:r>
+    </w:p>
+    <w:p>
+      <w:pPr>
+        <w:pStyle w:val="ListBullet"/>
+      </w:pPr>
+      <w:r>
+        <w:t>Hint if needed: Use the changed condition and the deciding step in the pictorial trace. The answer must say what follows from those facts.</w:t>
+      </w:r>
+    </w:p>
+    <w:p>
+      <w:pPr>
+        <w:pStyle w:val="Heading2"/>
+      </w:pPr>
+      <w:r>
+        <w:t>Check after the changed attempt · reference / check after trying</w:t>
+      </w:r>
+    </w:p>
+    <w:p>
+      <w:pPr>
+        <w:spacing w:line="336" w:lineRule="auto" w:after="180"/>
+      </w:pPr>
+      <w:r>
+        <w:rPr>
+          <w:b w:val="0"/>
+        </w:rPr>
+        <w:t xml:space="preserve">After your attempt, compare with the supported explanation: Correct its role to validation; it was used for selection. Changing the label on a dataset does not make its </w:t>
+      </w:r>
+      <w:r>
+        <w:rPr>
+          <w:b/>
+        </w:rPr>
+        <w:t>evidence</w:t>
+      </w:r>
+      <w:r>
+        <w:rPr>
+          <w:b w:val="0"/>
+        </w:rPr>
+        <w:t xml:space="preserve"> untouched.</w:t>
+      </w:r>
+    </w:p>
+    <w:p>
+      <w:pPr>
+        <w:pStyle w:val="Heading2"/>
+      </w:pPr>
+      <w:r>
+        <w:t>Repair and retain the record</w:t>
+      </w:r>
+    </w:p>
+    <w:p>
+      <w:pPr>
+        <w:spacing w:line="336" w:lineRule="auto" w:after="180"/>
+      </w:pPr>
+      <w:r>
+        <w:rPr>
+          <w:b w:val="0"/>
+        </w:rPr>
+        <w:t>Review Efficiency and resource measurement (ai-5/31). Goal: Calculate throughput and amortised time per example from repeated timings. Short practice: Why is 10 ms/case not necessarily a single-request latency?</w:t>
+      </w:r>
+    </w:p>
+    <w:p>
+      <w:pPr>
+        <w:spacing w:line="336" w:lineRule="auto" w:after="180"/>
+      </w:pPr>
+      <w:r>
+        <w:rPr>
+          <w:b w:val="0"/>
+        </w:rPr>
+        <w:t xml:space="preserve">Point to the relevant step in the picture, then write the changed result and the rule or </w:t>
+      </w:r>
+      <w:r>
+        <w:rPr>
+          <w:b/>
+        </w:rPr>
+        <w:t>evidence</w:t>
+      </w:r>
+      <w:r>
+        <w:rPr>
+          <w:b w:val="0"/>
+        </w:rPr>
+        <w:t xml:space="preserve"> that supports it.. Return to this week and explain what you changed.</w:t>
+      </w:r>
+    </w:p>
+    <w:p>
+      <w:pPr>
+        <w:spacing w:line="336" w:lineRule="auto" w:after="180"/>
+      </w:pPr>
+      <w:r>
+        <w:rPr>
+          <w:b w:val="0"/>
+        </w:rPr>
+        <w:t>Review Uncertainty and failure analysis (ai-5/29). Goal: Distinguish a predicted class, confidence score and observed correctness. Short practice: What is C’s positive-class probability and chosen-label confidence?</w:t>
+      </w:r>
+    </w:p>
+    <w:p>
+      <w:pPr>
+        <w:spacing w:line="336" w:lineRule="auto" w:after="180"/>
+      </w:pPr>
+      <w:r>
+        <w:rPr>
+          <w:b w:val="0"/>
+        </w:rPr>
+        <w:t xml:space="preserve">Point to the relevant step in the picture, then write the changed result and the rule or </w:t>
+      </w:r>
+      <w:r>
+        <w:rPr>
+          <w:b/>
+        </w:rPr>
+        <w:t>evidence</w:t>
+      </w:r>
+      <w:r>
+        <w:rPr>
+          <w:b w:val="0"/>
+        </w:rPr>
+        <w:t xml:space="preserve"> that supports it.. Return to this week and explain what you changed.</w:t>
+      </w:r>
+    </w:p>
+    <w:p>
+      <w:pPr>
+        <w:spacing w:line="336" w:lineRule="auto" w:after="180"/>
+      </w:pPr>
+      <w:r>
+        <w:rPr>
+          <w:b w:val="0"/>
+        </w:rPr>
+        <w:t>Review Embeddings and neighbourhoods (ai-5/26). Goal: Look up a vector using a token ID and preserve sequence shape. Short practice: What would justify claiming nearby vectors mean related topics?</w:t>
+      </w:r>
+    </w:p>
+    <w:p>
+      <w:pPr>
+        <w:spacing w:line="336" w:lineRule="auto" w:after="180"/>
+      </w:pPr>
+      <w:r>
+        <w:rPr>
+          <w:b w:val="0"/>
+        </w:rPr>
+        <w:t xml:space="preserve">Point to the relevant step in the picture, then write the changed result and the rule or </w:t>
+      </w:r>
+      <w:r>
+        <w:rPr>
+          <w:b/>
+        </w:rPr>
+        <w:t>evidence</w:t>
+      </w:r>
+      <w:r>
+        <w:rPr>
+          <w:b w:val="0"/>
+        </w:rPr>
+        <w:t xml:space="preserve"> that supports it.. Return to this week and explain what you changed.</w:t>
+      </w:r>
+    </w:p>
+    <w:p>
+      <w:pPr>
+        <w:spacing w:line="336" w:lineRule="auto" w:after="180"/>
+      </w:pPr>
+      <w:r>
+        <w:rPr>
+          <w:b w:val="0"/>
+        </w:rPr>
+        <w:t xml:space="preserve">The browser lab lets you edit the supported Python examples already included in this lesson. Predict first, run, inspect the actual </w:t>
+      </w:r>
+      <w:r>
+        <w:rPr>
+          <w:b/>
+        </w:rPr>
+        <w:t>output</w:t>
+      </w:r>
+      <w:r>
+        <w:rPr>
+          <w:b w:val="0"/>
+        </w:rPr>
+        <w:t xml:space="preserve"> or error, change one </w:t>
+      </w:r>
+      <w:r>
+        <w:rPr>
+          <w:b/>
+        </w:rPr>
+        <w:t>input</w:t>
+      </w:r>
+      <w:r>
+        <w:rPr>
+          <w:b w:val="0"/>
+        </w:rPr>
+        <w:t>, then run again.</w:t>
+      </w:r>
+    </w:p>
+    <w:p>
+      <w:pPr>
+        <w:spacing w:line="336" w:lineRule="auto" w:after="180"/>
+      </w:pPr>
+      <w:r>
+        <w:rPr>
+          <w:b w:val="0"/>
+        </w:rPr>
+        <w:t xml:space="preserve">Keep code, </w:t>
+      </w:r>
+      <w:r>
+        <w:rPr>
+          <w:b/>
+        </w:rPr>
+        <w:t>prediction</w:t>
+      </w:r>
+      <w:r>
+        <w:rPr>
+          <w:b w:val="0"/>
+        </w:rPr>
+        <w:t>s, actual results and a reasoned revision together. On paper, label your result as a trace rather than an execution.</w:t>
+      </w:r>
+    </w:p>
+    <w:p>
+      <w:pPr>
+        <w:spacing w:line="336" w:lineRule="auto" w:after="180"/>
+      </w:pPr>
+      <w:r>
+        <w:rPr>
+          <w:b w:val="0"/>
+        </w:rPr>
+        <w:t xml:space="preserve">Use Download completed work in the hosted lesson to export your answers, reflections, practice feedback and code-run </w:t>
+      </w:r>
+      <w:r>
+        <w:rPr>
+          <w:b/>
+        </w:rPr>
+        <w:t>evidence</w:t>
+      </w:r>
+      <w:r>
+        <w:rPr>
+          <w:b w:val="0"/>
+        </w:rPr>
+        <w:t>. Open the HTML copy to read or print it.</w:t>
+      </w:r>
+    </w:p>
+    <w:p>
+      <w:pPr>
+        <w:spacing w:line="336" w:lineRule="auto" w:after="180"/>
+      </w:pPr>
+      <w:r>
+        <w:rPr>
+          <w:b w:val="0"/>
+        </w:rPr>
+        <w:t>Drafts stay in this browser when storage is available; clear drafts on a shared device.</w:t>
+      </w:r>
+    </w:p>
+    <w:p>
+      <w:pPr>
+        <w:pStyle w:val="Heading3"/>
+      </w:pPr>
+      <w:r>
+        <w:t>What I repaired, the evidence I kept and the next test</w:t>
+      </w:r>
+    </w:p>
+    <w:p>
+      <w:r>
+        <w:t>________________________________________________________________</w:t>
+      </w:r>
+    </w:p>
+    <w:p>
+      <w:r>
+        <w:t>________________________________________________________________</w:t>
+      </w:r>
+    </w:p>
+    <w:p>
+      <w:r>
+        <w:t>________________________________________________________________</w:t>
+      </w:r>
+    </w:p>
+    <w:p>
+      <w:r>
+        <w:t>________________________________________________________________</w:t>
+      </w:r>
+    </w:p>
+    <w:p>
+      <w:r>
+        <w:t>________________________________________________________________</w:t>
+      </w:r>
+    </w:p>
+    <w:p>
+      <w:pPr>
+        <w:pStyle w:val="Heading2"/>
+      </w:pPr>
+      <w:r>
+        <w:t>Earlier wording, alternatives and picture transcripts · reference / check after trying</w:t>
       </w:r>
     </w:p>
     <w:p>
@@ -2145,122 +2233,10 @@
     </w:p>
     <w:p>
       <w:pPr>
-        <w:spacing w:line="336" w:lineRule="auto" w:after="180"/>
-      </w:pPr>
-      <w:r>
-        <w:rPr>
-          <w:b w:val="0"/>
-        </w:rPr>
-        <w:t xml:space="preserve">Document </w:t>
-      </w:r>
-      <w:r>
-        <w:rPr>
-          <w:b/>
-        </w:rPr>
-        <w:t>checkpoint</w:t>
-      </w:r>
-      <w:r>
-        <w:rPr>
-          <w:b w:val="0"/>
-        </w:rPr>
-        <w:t xml:space="preserve"> selection so another team can reconstruct every reported number.</w:t>
-      </w:r>
-    </w:p>
-    <w:p>
-      <w:pPr>
         <w:pStyle w:val="Heading3"/>
       </w:pPr>
       <w:r>
-        <w:t>Practice 1: explain the deciding evidence</w:t>
-      </w:r>
-    </w:p>
-    <w:p>
-      <w:pPr>
-        <w:spacing w:line="336" w:lineRule="auto" w:after="180"/>
-      </w:pPr>
-      <w:r>
-        <w:rPr>
-          <w:b w:val="0"/>
-        </w:rPr>
-        <w:t xml:space="preserve">Which labelled step matches this detail? Choose a = 1.25; save R8, </w:t>
-      </w:r>
-      <w:r>
-        <w:rPr>
-          <w:b/>
-        </w:rPr>
-        <w:t>input</w:t>
-      </w:r>
-      <w:r>
-        <w:rPr>
-          <w:b w:val="0"/>
-        </w:rPr>
-        <w:t xml:space="preserve">s, formula, </w:t>
-      </w:r>
-      <w:r>
-        <w:rPr>
-          <w:b/>
-        </w:rPr>
-        <w:t>checkpoint</w:t>
-      </w:r>
-      <w:r>
-        <w:rPr>
-          <w:b w:val="0"/>
-        </w:rPr>
-        <w:t xml:space="preserve"> values, loss rule and validation role.</w:t>
-      </w:r>
-    </w:p>
-    <w:p>
-      <w:pPr>
-        <w:spacing w:line="336" w:lineRule="auto" w:after="180"/>
-        <w:shd w:fill="F4F9FC"/>
-      </w:pPr>
-      <w:r>
-        <w:rPr>
-          <w:b w:val="0"/>
-        </w:rPr>
-        <w:t xml:space="preserve">1. </w:t>
-      </w:r>
-      <w:r>
-        <w:rPr>
-          <w:b/>
-        </w:rPr>
-        <w:t>Checkpoint</w:t>
-      </w:r>
-      <w:r>
-        <w:rPr>
-          <w:b w:val="0"/>
-        </w:rPr>
-        <w:t xml:space="preserve"> comparison</w:t>
-      </w:r>
-    </w:p>
-    <w:p>
-      <w:pPr>
-        <w:spacing w:line="336" w:lineRule="auto" w:after="180"/>
-        <w:shd w:fill="F4F9FC"/>
-      </w:pPr>
-      <w:r>
-        <w:rPr>
-          <w:b w:val="0"/>
-        </w:rPr>
-        <w:t>2. Select and record</w:t>
-      </w:r>
-    </w:p>
-    <w:p>
-      <w:pPr>
-        <w:spacing w:line="336" w:lineRule="auto" w:after="180"/>
-        <w:shd w:fill="F4F9FC"/>
-      </w:pPr>
-      <w:r>
-        <w:rPr>
-          <w:b w:val="0"/>
-        </w:rPr>
-        <w:t xml:space="preserve">3. Baseline </w:t>
-      </w:r>
-      <w:r>
-        <w:rPr>
-          <w:b/>
-        </w:rPr>
-        <w:t>prediction</w:t>
+        <w:t>Repair a missing building block</w:t>
       </w:r>
     </w:p>
     <w:p>
@@ -2268,32 +2244,7 @@
         <w:pStyle w:val="Heading3"/>
       </w:pPr>
       <w:r>
-        <w:t>My selected conclusion, deciding fact and explanation</w:t>
-      </w:r>
-    </w:p>
-    <w:p>
-      <w:r>
-        <w:t>________________________________________________________________</w:t>
-      </w:r>
-    </w:p>
-    <w:p>
-      <w:r>
-        <w:t>________________________________________________________________</w:t>
-      </w:r>
-    </w:p>
-    <w:p>
-      <w:r>
-        <w:t>________________________________________________________________</w:t>
-      </w:r>
-    </w:p>
-    <w:p>
-      <w:r>
-        <w:t>________________________________________________________________</w:t>
-      </w:r>
-    </w:p>
-    <w:p>
-      <w:r>
-        <w:t>________________________________________________________________</w:t>
+        <w:t>Predict, run and debug</w:t>
       </w:r>
     </w:p>
     <w:p>
@@ -2301,565 +2252,25 @@
         <w:pStyle w:val="Heading3"/>
       </w:pPr>
       <w:r>
-        <w:t>Hint · try first</w:t>
-      </w:r>
-    </w:p>
-    <w:p>
-      <w:pPr>
-        <w:spacing w:line="336" w:lineRule="auto" w:after="180"/>
-        <w:shd w:fill="F1F6F8"/>
-      </w:pPr>
-      <w:r>
-        <w:rPr>
-          <w:b w:val="0"/>
-        </w:rPr>
-        <w:t>Hint if needed: Read the steps in the pictorial case. Match the supplied detail to the stage that performs or records it.</w:t>
-      </w:r>
-    </w:p>
-    <w:p>
-      <w:pPr>
-        <w:pStyle w:val="Heading3"/>
-      </w:pPr>
-      <w:r>
-        <w:t>Feedback · compare after trying</w:t>
-      </w:r>
-    </w:p>
-    <w:p>
-      <w:pPr>
-        <w:spacing w:line="336" w:lineRule="auto" w:after="180"/>
-        <w:shd w:fill="F1F6FC"/>
-      </w:pPr>
-      <w:r>
-        <w:rPr>
-          <w:b w:val="0"/>
-        </w:rPr>
-        <w:t xml:space="preserve">After your attempt, compare with the supported explanation: Select and record Choose a = 1.25; save R8, </w:t>
-      </w:r>
-      <w:r>
-        <w:rPr>
-          <w:b/>
-        </w:rPr>
-        <w:t>input</w:t>
-      </w:r>
-      <w:r>
-        <w:rPr>
-          <w:b w:val="0"/>
-        </w:rPr>
-        <w:t xml:space="preserve">s, formula, </w:t>
-      </w:r>
-      <w:r>
-        <w:rPr>
-          <w:b/>
-        </w:rPr>
-        <w:t>checkpoint</w:t>
-      </w:r>
-      <w:r>
-        <w:rPr>
-          <w:b w:val="0"/>
-        </w:rPr>
-        <w:t xml:space="preserve"> values, loss rule and validation role.</w:t>
-      </w:r>
-    </w:p>
-    <w:p>
-      <w:pPr>
-        <w:spacing w:line="336" w:lineRule="auto" w:after="180"/>
-        <w:shd w:fill="F1F6FC"/>
-      </w:pPr>
-      <w:r>
-        <w:rPr>
-          <w:b w:val="0"/>
-        </w:rPr>
-        <w:t xml:space="preserve">A reproducible record includes the actual </w:t>
-      </w:r>
-      <w:r>
-        <w:rPr>
-          <w:b/>
-        </w:rPr>
-        <w:t>input</w:t>
-      </w:r>
-      <w:r>
-        <w:rPr>
-          <w:b w:val="0"/>
-        </w:rPr>
-        <w:t xml:space="preserve">, formula, parameters and scoring rule, together with each dataset’s role. The validation case selects the best supplied </w:t>
-      </w:r>
-      <w:r>
-        <w:rPr>
-          <w:b/>
-        </w:rPr>
-        <w:t>checkpoint</w:t>
-      </w:r>
-      <w:r>
-        <w:rPr>
-          <w:b w:val="0"/>
-        </w:rPr>
-        <w:t>, so it is part of development.</w:t>
-      </w:r>
-    </w:p>
-    <w:p>
-      <w:pPr>
-        <w:spacing w:line="336" w:lineRule="auto" w:after="180"/>
-        <w:shd w:fill="F1F6FC"/>
-      </w:pPr>
-      <w:r>
-        <w:rPr>
-          <w:b w:val="0"/>
-        </w:rPr>
-        <w:t xml:space="preserve">Save that selection history and freeze the </w:t>
-      </w:r>
-      <w:r>
-        <w:rPr>
-          <w:b/>
-        </w:rPr>
-        <w:t>checkpoint</w:t>
-      </w:r>
-      <w:r>
-        <w:rPr>
-          <w:b w:val="0"/>
-        </w:rPr>
-        <w:t xml:space="preserve"> before evaluating fresh final cases. Renaming the same case a test does not change how it was used.</w:t>
-      </w:r>
-    </w:p>
-    <w:p>
-      <w:pPr>
-        <w:pStyle w:val="Heading3"/>
-      </w:pPr>
-      <w:r>
-        <w:t>Practice 2: explain the deciding evidence</w:t>
-      </w:r>
-    </w:p>
-    <w:p>
-      <w:pPr>
-        <w:pStyle w:val="Heading3"/>
-      </w:pPr>
-      <w:r>
-        <w:t>Changed case · predict first</w:t>
-      </w:r>
-    </w:p>
-    <w:p>
-      <w:pPr>
-        <w:spacing w:line="336" w:lineRule="auto" w:after="180"/>
-        <w:shd w:fill="F5F1FB"/>
-      </w:pPr>
-      <w:r>
-        <w:rPr>
-          <w:b w:val="0"/>
-        </w:rPr>
-        <w:t>Changed-case practice: A teammate calls V4 a final test after using it to select a=1.25. Which conclusion is supported by the supplied facts?</w:t>
-      </w:r>
-    </w:p>
-    <w:p>
-      <w:pPr>
-        <w:spacing w:line="336" w:lineRule="auto" w:after="180"/>
-        <w:shd w:fill="F4F9FC"/>
-      </w:pPr>
-      <w:r>
-        <w:rPr>
-          <w:b w:val="0"/>
-        </w:rPr>
-        <w:t xml:space="preserve">1. We can decide the result without examining the changed </w:t>
-      </w:r>
-      <w:r>
-        <w:rPr>
-          <w:b/>
-        </w:rPr>
-        <w:t>input</w:t>
-      </w:r>
-      <w:r>
-        <w:rPr>
-          <w:b w:val="0"/>
-        </w:rPr>
-        <w:t xml:space="preserve"> or the procedure.</w:t>
-      </w:r>
-    </w:p>
-    <w:p>
-      <w:pPr>
-        <w:spacing w:line="336" w:lineRule="auto" w:after="180"/>
-        <w:shd w:fill="F4F9FC"/>
-      </w:pPr>
-      <w:r>
-        <w:rPr>
-          <w:b w:val="0"/>
-        </w:rPr>
-        <w:t xml:space="preserve">2. This one example guarantees correct results for every future </w:t>
-      </w:r>
-      <w:r>
-        <w:rPr>
-          <w:b/>
-        </w:rPr>
-        <w:t>input</w:t>
-      </w:r>
-      <w:r>
-        <w:rPr>
-          <w:b w:val="0"/>
-        </w:rPr>
-        <w:t>.</w:t>
-      </w:r>
-    </w:p>
-    <w:p>
-      <w:pPr>
-        <w:spacing w:line="336" w:lineRule="auto" w:after="180"/>
-        <w:shd w:fill="F4F9FC"/>
-      </w:pPr>
-      <w:r>
-        <w:rPr>
-          <w:b w:val="0"/>
-        </w:rPr>
-        <w:t>3. Correct its role to validation; it was used for selection.</w:t>
-      </w:r>
-    </w:p>
-    <w:p>
-      <w:pPr>
-        <w:pStyle w:val="Heading3"/>
-      </w:pPr>
-      <w:r>
-        <w:t>My selected conclusion, deciding fact and explanation</w:t>
-      </w:r>
-    </w:p>
-    <w:p>
-      <w:r>
-        <w:t>________________________________________________________________</w:t>
-      </w:r>
-    </w:p>
-    <w:p>
-      <w:r>
-        <w:t>________________________________________________________________</w:t>
-      </w:r>
-    </w:p>
-    <w:p>
-      <w:r>
-        <w:t>________________________________________________________________</w:t>
-      </w:r>
-    </w:p>
-    <w:p>
-      <w:r>
-        <w:t>________________________________________________________________</w:t>
-      </w:r>
-    </w:p>
-    <w:p>
-      <w:r>
-        <w:t>________________________________________________________________</w:t>
-      </w:r>
-    </w:p>
-    <w:p>
-      <w:pPr>
-        <w:pStyle w:val="Heading3"/>
-      </w:pPr>
-      <w:r>
-        <w:t>Hint · try first</w:t>
-      </w:r>
-    </w:p>
-    <w:p>
-      <w:pPr>
-        <w:spacing w:line="336" w:lineRule="auto" w:after="180"/>
-        <w:shd w:fill="F1F6F8"/>
-      </w:pPr>
-      <w:r>
-        <w:rPr>
-          <w:b w:val="0"/>
-        </w:rPr>
-        <w:t>Hint if needed: Use the changed condition and the deciding step in the pictorial trace. The answer must say what follows from those facts.</w:t>
-      </w:r>
-    </w:p>
-    <w:p>
-      <w:pPr>
-        <w:pStyle w:val="Heading3"/>
-      </w:pPr>
-      <w:r>
-        <w:t>Feedback · compare after trying</w:t>
-      </w:r>
-    </w:p>
-    <w:p>
-      <w:pPr>
-        <w:spacing w:line="336" w:lineRule="auto" w:after="180"/>
-        <w:shd w:fill="F1F6FC"/>
-      </w:pPr>
-      <w:r>
-        <w:rPr>
-          <w:b w:val="0"/>
-        </w:rPr>
-        <w:t xml:space="preserve">After your attempt, compare with the supported explanation: Correct its role to validation; it was used for selection. Changing the label on a dataset does not make its </w:t>
-      </w:r>
-      <w:r>
-        <w:rPr>
-          <w:b/>
-        </w:rPr>
-        <w:t>evidence</w:t>
-      </w:r>
-      <w:r>
-        <w:rPr>
-          <w:b w:val="0"/>
-        </w:rPr>
-        <w:t xml:space="preserve"> untouched.</w:t>
-      </w:r>
-    </w:p>
-    <w:p>
-      <w:pPr>
-        <w:pStyle w:val="Heading3"/>
-      </w:pPr>
-      <w:r>
-        <w:t>Repair a missing building block</w:t>
-      </w:r>
-    </w:p>
-    <w:p>
-      <w:pPr>
-        <w:spacing w:line="336" w:lineRule="auto" w:after="180"/>
-      </w:pPr>
-      <w:r>
-        <w:rPr>
-          <w:b w:val="0"/>
-        </w:rPr>
-        <w:t>Review Efficiency and resource measurement (ai-5/31). Goal: Calculate throughput and amortised time per example from repeated timings. Short practice: Why is 10 ms/case not necessarily a single-request latency?</w:t>
-      </w:r>
-    </w:p>
-    <w:p>
-      <w:pPr>
-        <w:spacing w:line="336" w:lineRule="auto" w:after="180"/>
-      </w:pPr>
-      <w:r>
-        <w:rPr>
-          <w:b w:val="0"/>
-        </w:rPr>
-        <w:t xml:space="preserve">Point to the relevant step in the picture, then write the changed result and the rule or </w:t>
-      </w:r>
-      <w:r>
-        <w:rPr>
-          <w:b/>
-        </w:rPr>
-        <w:t>evidence</w:t>
-      </w:r>
-      <w:r>
-        <w:rPr>
-          <w:b w:val="0"/>
-        </w:rPr>
-        <w:t xml:space="preserve"> that supports it.. Return to this week and explain what you changed.</w:t>
-      </w:r>
-    </w:p>
-    <w:p>
-      <w:pPr>
-        <w:spacing w:line="336" w:lineRule="auto" w:after="180"/>
-      </w:pPr>
-      <w:r>
-        <w:rPr>
-          <w:b w:val="0"/>
-        </w:rPr>
-        <w:t>Review Uncertainty and failure analysis (ai-5/29). Goal: Distinguish a predicted class, confidence score and observed correctness. Short practice: What is C’s positive-class probability and chosen-label confidence?</w:t>
-      </w:r>
-    </w:p>
-    <w:p>
-      <w:pPr>
-        <w:spacing w:line="336" w:lineRule="auto" w:after="180"/>
-      </w:pPr>
-      <w:r>
-        <w:rPr>
-          <w:b w:val="0"/>
-        </w:rPr>
-        <w:t xml:space="preserve">Point to the relevant step in the picture, then write the changed result and the rule or </w:t>
-      </w:r>
-      <w:r>
-        <w:rPr>
-          <w:b/>
-        </w:rPr>
-        <w:t>evidence</w:t>
-      </w:r>
-      <w:r>
-        <w:rPr>
-          <w:b w:val="0"/>
-        </w:rPr>
-        <w:t xml:space="preserve"> that supports it.. Return to this week and explain what you changed.</w:t>
-      </w:r>
-    </w:p>
-    <w:p>
-      <w:pPr>
-        <w:spacing w:line="336" w:lineRule="auto" w:after="180"/>
-      </w:pPr>
-      <w:r>
-        <w:rPr>
-          <w:b w:val="0"/>
-        </w:rPr>
-        <w:t>Review Embeddings and neighbourhoods (ai-5/26). Goal: Look up a vector using a token ID and preserve sequence shape. Short practice: What would justify claiming nearby vectors mean related topics?</w:t>
-      </w:r>
-    </w:p>
-    <w:p>
-      <w:pPr>
-        <w:spacing w:line="336" w:lineRule="auto" w:after="180"/>
-      </w:pPr>
-      <w:r>
-        <w:rPr>
-          <w:b w:val="0"/>
-        </w:rPr>
-        <w:t xml:space="preserve">Point to the relevant step in the picture, then write the changed result and the rule or </w:t>
-      </w:r>
-      <w:r>
-        <w:rPr>
-          <w:b/>
-        </w:rPr>
-        <w:t>evidence</w:t>
-      </w:r>
-      <w:r>
-        <w:rPr>
-          <w:b w:val="0"/>
-        </w:rPr>
-        <w:t xml:space="preserve"> that supports it.. Return to this week and explain what you changed.</w:t>
-      </w:r>
-    </w:p>
-    <w:p>
-      <w:pPr>
-        <w:pStyle w:val="Heading3"/>
-      </w:pPr>
-      <w:r>
-        <w:t>Predict, run and debug</w:t>
-      </w:r>
-    </w:p>
-    <w:p>
-      <w:pPr>
-        <w:spacing w:line="336" w:lineRule="auto" w:after="180"/>
-      </w:pPr>
-      <w:r>
-        <w:rPr>
-          <w:b w:val="0"/>
-        </w:rPr>
-        <w:t xml:space="preserve">The browser lab lets you edit the supported Python examples already included in this lesson. Predict first, run, inspect the actual </w:t>
-      </w:r>
-      <w:r>
-        <w:rPr>
-          <w:b/>
-        </w:rPr>
-        <w:t>output</w:t>
-      </w:r>
-      <w:r>
-        <w:rPr>
-          <w:b w:val="0"/>
-        </w:rPr>
-        <w:t xml:space="preserve"> or error, change one </w:t>
-      </w:r>
-      <w:r>
-        <w:rPr>
-          <w:b/>
-        </w:rPr>
-        <w:t>input</w:t>
-      </w:r>
-      <w:r>
-        <w:rPr>
-          <w:b w:val="0"/>
-        </w:rPr>
-        <w:t>, then run again.</w:t>
-      </w:r>
-    </w:p>
-    <w:p>
-      <w:pPr>
-        <w:spacing w:line="336" w:lineRule="auto" w:after="180"/>
-      </w:pPr>
-      <w:r>
-        <w:rPr>
-          <w:b w:val="0"/>
-        </w:rPr>
-        <w:t xml:space="preserve">Keep code, </w:t>
-      </w:r>
-      <w:r>
-        <w:rPr>
-          <w:b/>
-        </w:rPr>
-        <w:t>prediction</w:t>
-      </w:r>
-      <w:r>
-        <w:rPr>
-          <w:b w:val="0"/>
-        </w:rPr>
-        <w:t>s, actual results and a reasoned revision together. On paper, label your result as a trace rather than an execution.</w:t>
-      </w:r>
-    </w:p>
-    <w:p>
-      <w:pPr>
-        <w:pStyle w:val="Heading3"/>
-      </w:pPr>
-      <w:r>
         <w:t>Keep your completed work</w:t>
       </w:r>
     </w:p>
     <w:p>
       <w:pPr>
-        <w:spacing w:line="336" w:lineRule="auto" w:after="180"/>
-      </w:pPr>
-      <w:r>
-        <w:rPr>
-          <w:b w:val="0"/>
-        </w:rPr>
-        <w:t xml:space="preserve">Use Download completed work in the hosted lesson to export your answers, reflections, practice feedback and code-run </w:t>
-      </w:r>
-      <w:r>
-        <w:rPr>
-          <w:b/>
-        </w:rPr>
-        <w:t>evidence</w:t>
-      </w:r>
-      <w:r>
-        <w:rPr>
-          <w:b w:val="0"/>
-        </w:rPr>
-        <w:t>. Open the HTML copy to read or print it.</w:t>
-      </w:r>
-    </w:p>
-    <w:p>
-      <w:pPr>
-        <w:spacing w:line="336" w:lineRule="auto" w:after="180"/>
-      </w:pPr>
-      <w:r>
-        <w:rPr>
-          <w:b w:val="0"/>
-        </w:rPr>
-        <w:t>Drafts stay in this browser when storage is available; clear drafts on a shared device.</w:t>
-      </w:r>
-    </w:p>
-    <w:p>
-      <w:pPr>
-        <w:pStyle w:val="Heading3"/>
-      </w:pPr>
-      <w:r>
-        <w:t>What I repaired, the evidence I kept and the next test</w:t>
-      </w:r>
-    </w:p>
-    <w:p>
-      <w:r>
-        <w:t>________________________________________________________________</w:t>
-      </w:r>
-    </w:p>
-    <w:p>
-      <w:r>
-        <w:t>________________________________________________________________</w:t>
-      </w:r>
-    </w:p>
-    <w:p>
-      <w:r>
-        <w:t>________________________________________________________________</w:t>
-      </w:r>
-    </w:p>
-    <w:p>
-      <w:r>
-        <w:t>________________________________________________________________</w:t>
-      </w:r>
-    </w:p>
-    <w:p>
-      <w:r>
-        <w:t>________________________________________________________________</w:t>
-      </w:r>
-    </w:p>
-    <w:p>
-      <w:pPr>
         <w:pStyle w:val="Heading1"/>
       </w:pPr>
       <w:r>
-        <w:t>15. Visual concept journey</w:t>
-      </w:r>
-    </w:p>
-    <w:p>
-      <w:r>
-        <w:t>Explain each Documenting a network experiment picture from its labels, then record a relevant limit.</w:t>
-      </w:r>
-    </w:p>
-    <w:p>
-      <w:pPr>
-        <w:pStyle w:val="Heading3"/>
+        <w:t>15. Reference · Six-picture response sheets</w:t>
+      </w:r>
+    </w:p>
+    <w:p>
+      <w:r>
+        <w:t>Choose the picture that helps explain the current step.</w:t>
+      </w:r>
+    </w:p>
+    <w:p>
+      <w:pPr>
+        <w:pStyle w:val="Heading2"/>
       </w:pPr>
       <w:r>
         <w:t>01. Documenting a network experiment: the case</w:t>
@@ -2962,7 +2373,6 @@
     <w:p>
       <w:pPr>
         <w:spacing w:line="336" w:lineRule="auto" w:after="180"/>
-        <w:shd w:fill="F5F1FB"/>
       </w:pPr>
       <w:r>
         <w:rPr>
@@ -3001,7 +2411,7 @@
     </w:p>
     <w:p>
       <w:pPr>
-        <w:pStyle w:val="Heading3"/>
+        <w:pStyle w:val="Heading2"/>
       </w:pPr>
       <w:r>
         <w:t>02. Follow the deciding steps</w:t>
@@ -3141,7 +2551,6 @@
     <w:p>
       <w:pPr>
         <w:spacing w:line="336" w:lineRule="auto" w:after="180"/>
-        <w:shd w:fill="F5F1FB"/>
       </w:pPr>
       <w:r>
         <w:rPr>
@@ -3192,7 +2601,7 @@
     </w:p>
     <w:p>
       <w:pPr>
-        <w:pStyle w:val="Heading3"/>
+        <w:pStyle w:val="Heading2"/>
       </w:pPr>
       <w:r>
         <w:t>03. Validation squared loss by checkpoint</w:t>
@@ -3284,7 +2693,6 @@
     <w:p>
       <w:pPr>
         <w:spacing w:line="336" w:lineRule="auto" w:after="180"/>
-        <w:shd w:fill="F5F1FB"/>
       </w:pPr>
       <w:r>
         <w:rPr>
@@ -3323,7 +2731,7 @@
     </w:p>
     <w:p>
       <w:pPr>
-        <w:pStyle w:val="Heading3"/>
+        <w:pStyle w:val="Heading2"/>
       </w:pPr>
       <w:r>
         <w:t>04. Change one thing. Trace what follows.</w:t>
@@ -3426,7 +2834,6 @@
     <w:p>
       <w:pPr>
         <w:spacing w:line="336" w:lineRule="auto" w:after="180"/>
-        <w:shd w:fill="F5F1FB"/>
       </w:pPr>
       <w:r>
         <w:rPr>
@@ -3465,7 +2872,7 @@
     </w:p>
     <w:p>
       <w:pPr>
-        <w:pStyle w:val="Heading3"/>
+        <w:pStyle w:val="Heading2"/>
       </w:pPr>
       <w:r>
         <w:t>05. Connect the explanation to its limit</w:t>
@@ -3579,7 +2986,6 @@
     <w:p>
       <w:pPr>
         <w:spacing w:line="336" w:lineRule="auto" w:after="180"/>
-        <w:shd w:fill="F5F1FB"/>
       </w:pPr>
       <w:r>
         <w:rPr>
@@ -3618,7 +3024,7 @@
     </w:p>
     <w:p>
       <w:pPr>
-        <w:pStyle w:val="Heading3"/>
+        <w:pStyle w:val="Heading2"/>
       </w:pPr>
       <w:r>
         <w:t>06. Make the idea visible in your project</w:t>
@@ -3744,7 +3150,6 @@
     <w:p>
       <w:pPr>
         <w:spacing w:line="336" w:lineRule="auto" w:after="180"/>
-        <w:shd w:fill="F5F1FB"/>
       </w:pPr>
       <w:r>
         <w:rPr>
@@ -3791,6 +3196,62 @@
     <w:p>
       <w:r>
         <w:t>________________________________________________________________</w:t>
+      </w:r>
+    </w:p>
+    <w:p>
+      <w:pPr>
+        <w:pStyle w:val="Heading2"/>
+      </w:pPr>
+      <w:r>
+        <w:t>Earlier wording, alternatives and picture transcripts · reference / check after trying</w:t>
+      </w:r>
+    </w:p>
+    <w:p>
+      <w:pPr>
+        <w:pStyle w:val="Heading3"/>
+      </w:pPr>
+      <w:r>
+        <w:t>01. Documenting a network experiment: the case</w:t>
+      </w:r>
+    </w:p>
+    <w:p>
+      <w:pPr>
+        <w:pStyle w:val="Heading3"/>
+      </w:pPr>
+      <w:r>
+        <w:t>02. Follow the deciding steps</w:t>
+      </w:r>
+    </w:p>
+    <w:p>
+      <w:pPr>
+        <w:pStyle w:val="Heading3"/>
+      </w:pPr>
+      <w:r>
+        <w:t>03. Validation squared loss by checkpoint</w:t>
+      </w:r>
+    </w:p>
+    <w:p>
+      <w:pPr>
+        <w:pStyle w:val="Heading3"/>
+      </w:pPr>
+      <w:r>
+        <w:t>04. Change one thing. Trace what follows.</w:t>
+      </w:r>
+    </w:p>
+    <w:p>
+      <w:pPr>
+        <w:pStyle w:val="Heading3"/>
+      </w:pPr>
+      <w:r>
+        <w:t>05. Connect the explanation to its limit</w:t>
+      </w:r>
+    </w:p>
+    <w:p>
+      <w:pPr>
+        <w:pStyle w:val="Heading3"/>
+      </w:pPr>
+      <w:r>
+        <w:t>06. Make the idea visible in your project</w:t>
       </w:r>
     </w:p>
     <w:sectPr>
